--- a/Resources/REACT_Architecture.docx
+++ b/Resources/REACT_Architecture.docx
@@ -6243,7 +6243,55 @@
     </w:p>
     <w:p>
       <w:r>
-        <w:t>Path 3: EMA pipeline (push-based, participant-initiated via prompt). When evaluate_jitai_triggers determines a participant is eligible (MSSD exceeds their within-person 80th-percentile threshold), it builds a pool of eligible prompts from backend/app/data/REACTprompts.csv (Survey-flagged prompts only; telemetry prompts excluded until Celia's HRV/sleep spec is approved). One prompt_id is drawn at random from the pool. The eligible pool and drawn prompt are both recorded on jitai_log. A silent Expo push carries only prompt_id — no message text is transmitted or stored (IRB). The mobile app looks up message text locally by prompt_id and presents the EMA prompt. The participant's response is POST'd to /ema/ and updates the EMA row.</w:t>
+        <w:t>Path 3: EMA pipeline (push-based, participant-initiated via prompt). When evaluate_jitai_triggers determines a participant is eligible (MSSD exceeds their within-person 80th-percentile threshold), it builds a pool of eligible prompts from backend/app/data/REACTprompts.csv (Survey-flagged prompts only; telemetry prompts excluded until Celia's HRV/sleep spec is approved). One prompt_id is drawn at random from the pool. The eligible pool and drawn prompt are both recorded on jitai_log. A silent Expo push carries only prompt_id — no message text is transmitted or stored (IRB). The mobile app looks up message text locally by prompt_id and presents the EMA prompt. The participant's response is POST'd to /ema/ and updates the EMA row. See the end-to-end walkthrough below for the current two-stage randomization and post-prompt feedback step, added 2026-08-25.</w:t>
+      </w:r>
+    </w:p>
+    <w:p>
+      <w:pPr>
+        <w:pStyle w:val="Heading2"/>
+      </w:pPr>
+      <w:r>
+        <w:t>JITAI Decision Point — End-to-End Walkthrough (updated 2026-08-27)</w:t>
+      </w:r>
+    </w:p>
+    <w:p>
+      <w:r>
+        <w:t>Step 1 — Eligibility. evaluate_jitai_triggers runs every 2-3 minutes per enrolled participant. Celia's decision engine (calculate_mssd / apply_decision_rules) computes MSSD volatility against the participant's own expanding within-person threshold, enforcing a 60-minute cooldown and a 4/day cap. If ineligible, jitai_log is written with send_prompt=False and nothing downstream runs.</w:t>
+      </w:r>
+    </w:p>
+    <w:p>
+      <w:r>
+        <w:t>Step 2 — Send decision (first draw). If eligible, draw ~ Uniform(0,1); send_prompt = (draw &lt; p), p = JITAI_RANDOMIZATION_PROBABILITY (0.5, confirmed for the full pilot). The coping-pool eligible_prompt_ids is computed and logged regardless of this draw's outcome — it is an MRT analysis field, not just delivery bookkeeping, so it is recorded even on decision points that don't send.</w:t>
+      </w:r>
+    </w:p>
+    <w:p>
+      <w:r>
+        <w:t>Step 3 — Arm decision (second draw, added 2026-08-25). Only when the first draw sends, a second Uniform(0,1) draw (JITAI_ARM_RANDOMIZATION_PROBABILITY, default 0.5) assigns message_arm = 'coping' or 'control'. Both arms deliver a real notification — the point of the active-control arm is to isolate the effect of message content from the effect of simply being interrupted. Both draws (and both probabilities) are logged on jitai_log separately so the two effects can be analyzed independently.</w:t>
+      </w:r>
+    </w:p>
+    <w:p>
+      <w:r>
+        <w:t>Step 4 — Prompt selection (full routing path implemented 2026-09-08). Coping arm: the check-in's B-item answers are matched against ROUTING_TRIGGER_RULES (cutoffs confirmed 2026-09-07). A matched category is drawn uniformly, then a message uniformly within it, excluding the last 5 delivered prompts. If the drawn category is exhausted, routing redraws among the remaining matched categories (the exclusion is never skipped, per Dr. Chang 2026-09-08); if none have anything eligible, or nothing matched at all, it falls through to a general pool. A separate alcohol severity override takes priority over all of this: if B6_drink_count crosses the gender-specific NIAAA daily limit, routing sends P020 directly, logged as 'closest fit'. Cyber-specific messages stay out of the reachable pool, parked pending Celia's telemetry work. Control arm: draws from the real C001-C004 catalog.</w:t>
+      </w:r>
+    </w:p>
+    <w:p>
+      <w:r>
+        <w:t>Step 5 — Delivery. The jitai_log row is written via get_or_create on decision_point_id (idempotency gate) before any push attempt, so the MRT record exists even if delivery fails. If send_prompt is True, send_jitai_prompt fires a silent Expo push carrying only prompt_id and jitai_log_id — never message text, per the IRB silent-push constraint.</w:t>
+      </w:r>
+    </w:p>
+    <w:p>
+      <w:r>
+        <w:t>Step 6 — Post-prompt feedback (C0, added 2026-08-25). Right after any delivered prompt, coping or control, GET /ema/next/ offers a 'prompt_feedback' EMA (item C0 — was it helpful, did it change what you did) ahead of the usual outcome-window survey. Reuses EMA/EMAItemResponse (no new table); dismissing without answering is recorded as status='dismissed', not a negative answer. This is the study's pre-registered prompt-response-rate benchmark.</w:t>
+      </w:r>
+    </w:p>
+    <w:p>
+      <w:r>
+        <w:t>Step 7 — Outcome-window survey. Once C0 is resolved, the first check-in within 2 hours of delivery becomes a time-locked 'post_prompt' EMA (B1, B2, B4-B7), capped at POST_PROMPT_CHECK_IN_DAILY_CAP per day.</w:t>
+      </w:r>
+    </w:p>
+    <w:p>
+      <w:r>
+        <w:t>Not yet built: the real general fallback pool — the current one is 4 obviously-fake placeholder IDs (notification_service._GENERAL_FALLBACK_IDS), a hard gate that must be deleted and replaced with Eliana's curated list before enrollment (Papers/REACT_Routing_Rules_v1.1_2026-09-08.docx §7, due 2026-09-10). Also not yet built: the Section 11 distress override for momentary B-item check-ins (baseline-item version — self-harm screen, Hunger Vital Sign, and four others — is separately scoped and also not yet built).</w:t>
       </w:r>
     </w:p>
     <w:p>
@@ -9592,7 +9640,7 @@
         <w:jc w:val="center"/>
       </w:pPr>
       <w:r>
-        <w:t>Last updated: 2026-08-24 · Author: Dustin Nguyen · SMASH Research Lab, UF</w:t>
+        <w:t>Last updated: 2026-09-08 · Author: Dustin Nguyen · SMASH Research Lab, UF</w:t>
       </w:r>
     </w:p>
     <w:sectPr>

--- a/Resources/REACT_Architecture.docx
+++ b/Resources/REACT_Architecture.docx
@@ -723,6 +723,76 @@
         <w:tc>
           <w:tcPr>
             <w:tcW w:type="dxa" w:w="3249"/>
+            <w:shd w:val="clear" w:color="auto" w:fill="EEF2FA"/>
+          </w:tcPr>
+          <w:p>
+            <w:r>
+              <w:t>POST</w:t>
+            </w:r>
+          </w:p>
+        </w:tc>
+        <w:tc>
+          <w:tcPr>
+            <w:tcW w:type="dxa" w:w="3249"/>
+            <w:shd w:val="clear" w:color="auto" w:fill="EEF2FA"/>
+          </w:tcPr>
+          <w:p>
+            <w:r>
+              <w:t>/auth/token/refresh/</w:t>
+            </w:r>
+          </w:p>
+        </w:tc>
+        <w:tc>
+          <w:tcPr>
+            <w:tcW w:type="dxa" w:w="3249"/>
+            <w:shd w:val="clear" w:color="auto" w:fill="EEF2FA"/>
+          </w:tcPr>
+          <w:p>
+            <w:r>
+              <w:t>Refresh an expired JWT access token</w:t>
+            </w:r>
+          </w:p>
+        </w:tc>
+      </w:tr>
+      <w:tr>
+        <w:tc>
+          <w:tcPr>
+            <w:tcW w:type="dxa" w:w="3249"/>
+            <w:shd w:val="clear" w:color="auto" w:fill="EEF2FA"/>
+          </w:tcPr>
+          <w:p>
+            <w:r>
+              <w:t>GET</w:t>
+            </w:r>
+          </w:p>
+        </w:tc>
+        <w:tc>
+          <w:tcPr>
+            <w:tcW w:type="dxa" w:w="3249"/>
+            <w:shd w:val="clear" w:color="auto" w:fill="EEF2FA"/>
+          </w:tcPr>
+          <w:p>
+            <w:r>
+              <w:t>/auth/me/</w:t>
+            </w:r>
+          </w:p>
+        </w:tc>
+        <w:tc>
+          <w:tcPr>
+            <w:tcW w:type="dxa" w:w="3249"/>
+            <w:shd w:val="clear" w:color="auto" w:fill="EEF2FA"/>
+          </w:tcPr>
+          <w:p>
+            <w:r>
+              <w:t>Fetch the authenticated user's own profile</w:t>
+            </w:r>
+          </w:p>
+        </w:tc>
+      </w:tr>
+      <w:tr>
+        <w:tc>
+          <w:tcPr>
+            <w:tcW w:type="dxa" w:w="3249"/>
           </w:tcPr>
           <w:p>
             <w:r>
@@ -5229,6 +5299,251 @@
                 <w:sz w:val="17"/>
               </w:rPr>
               <w:t>blank by default — app foreground/background state reported with the delivery receipt</w:t>
+            </w:r>
+          </w:p>
+        </w:tc>
+      </w:tr>
+      <w:tr>
+        <w:tc>
+          <w:tcPr>
+            <w:tcW w:type="dxa" w:w="3249"/>
+            <w:shd w:val="clear" w:color="auto" w:fill="EEF2FA"/>
+          </w:tcPr>
+          <w:p>
+            <w:r>
+              <w:t>message_arm</w:t>
+            </w:r>
+          </w:p>
+        </w:tc>
+        <w:tc>
+          <w:tcPr>
+            <w:tcW w:type="dxa" w:w="3249"/>
+            <w:shd w:val="clear" w:color="auto" w:fill="EEF2FA"/>
+          </w:tcPr>
+          <w:p>
+            <w:r>
+              <w:t>VARCHAR(16)</w:t>
+            </w:r>
+          </w:p>
+        </w:tc>
+        <w:tc>
+          <w:tcPr>
+            <w:tcW w:type="dxa" w:w="3249"/>
+            <w:shd w:val="clear" w:color="auto" w:fill="EEF2FA"/>
+          </w:tcPr>
+          <w:p>
+            <w:r>
+              <w:t>'coping' or 'control'; null when send_prompt=False (only drawn after a send decision) — added 2026-08-25</w:t>
+            </w:r>
+          </w:p>
+        </w:tc>
+      </w:tr>
+      <w:tr>
+        <w:tc>
+          <w:tcPr>
+            <w:tcW w:type="dxa" w:w="3249"/>
+            <w:shd w:val="clear" w:color="auto" w:fill="EEF2FA"/>
+          </w:tcPr>
+          <w:p>
+            <w:r>
+              <w:t>arm_randomization_probability</w:t>
+            </w:r>
+          </w:p>
+        </w:tc>
+        <w:tc>
+          <w:tcPr>
+            <w:tcW w:type="dxa" w:w="3249"/>
+            <w:shd w:val="clear" w:color="auto" w:fill="EEF2FA"/>
+          </w:tcPr>
+          <w:p>
+            <w:r>
+              <w:t>FLOAT</w:t>
+            </w:r>
+          </w:p>
+        </w:tc>
+        <w:tc>
+          <w:tcPr>
+            <w:tcW w:type="dxa" w:w="3249"/>
+            <w:shd w:val="clear" w:color="auto" w:fill="EEF2FA"/>
+          </w:tcPr>
+          <w:p>
+            <w:r>
+              <w:t>Coping-vs-control arm split, from JITAI_ARM_RANDOMIZATION_PROBABILITY (default 0.5); null when arm not drawn</w:t>
+            </w:r>
+          </w:p>
+        </w:tc>
+      </w:tr>
+      <w:tr>
+        <w:tc>
+          <w:tcPr>
+            <w:tcW w:type="dxa" w:w="3249"/>
+            <w:shd w:val="clear" w:color="auto" w:fill="EEF2FA"/>
+          </w:tcPr>
+          <w:p>
+            <w:r>
+              <w:t>arm_randomization_draw</w:t>
+            </w:r>
+          </w:p>
+        </w:tc>
+        <w:tc>
+          <w:tcPr>
+            <w:tcW w:type="dxa" w:w="3249"/>
+            <w:shd w:val="clear" w:color="auto" w:fill="EEF2FA"/>
+          </w:tcPr>
+          <w:p>
+            <w:r>
+              <w:t>FLOAT</w:t>
+            </w:r>
+          </w:p>
+        </w:tc>
+        <w:tc>
+          <w:tcPr>
+            <w:tcW w:type="dxa" w:w="3249"/>
+            <w:shd w:val="clear" w:color="auto" w:fill="EEF2FA"/>
+          </w:tcPr>
+          <w:p>
+            <w:r>
+              <w:t>Second-stage Uniform(0,1) draw, logged separately from randomization_draw so the send-decision and arm-content effects can be analyzed independently; null when arm not drawn</w:t>
+            </w:r>
+          </w:p>
+        </w:tc>
+      </w:tr>
+      <w:tr>
+        <w:tc>
+          <w:tcPr>
+            <w:tcW w:type="dxa" w:w="3249"/>
+            <w:shd w:val="clear" w:color="auto" w:fill="EEF2FA"/>
+          </w:tcPr>
+          <w:p>
+            <w:r>
+              <w:t>evaluated_items</w:t>
+            </w:r>
+          </w:p>
+        </w:tc>
+        <w:tc>
+          <w:tcPr>
+            <w:tcW w:type="dxa" w:w="3249"/>
+            <w:shd w:val="clear" w:color="auto" w:fill="EEF2FA"/>
+          </w:tcPr>
+          <w:p>
+            <w:r>
+              <w:t>JSONB</w:t>
+            </w:r>
+          </w:p>
+        </w:tc>
+        <w:tc>
+          <w:tcPr>
+            <w:tcW w:type="dxa" w:w="3249"/>
+            <w:shd w:val="clear" w:color="auto" w:fill="EEF2FA"/>
+          </w:tcPr>
+          <w:p>
+            <w:r>
+              <w:t>Every routing sub-item's value at this check-in; null where the item wasn't part of that check-in's rotation (not "checked and low") — added 2026-09-07</w:t>
+            </w:r>
+          </w:p>
+        </w:tc>
+      </w:tr>
+      <w:tr>
+        <w:tc>
+          <w:tcPr>
+            <w:tcW w:type="dxa" w:w="3249"/>
+            <w:shd w:val="clear" w:color="auto" w:fill="EEF2FA"/>
+          </w:tcPr>
+          <w:p>
+            <w:r>
+              <w:t>matched_categories</w:t>
+            </w:r>
+          </w:p>
+        </w:tc>
+        <w:tc>
+          <w:tcPr>
+            <w:tcW w:type="dxa" w:w="3249"/>
+            <w:shd w:val="clear" w:color="auto" w:fill="EEF2FA"/>
+          </w:tcPr>
+          <w:p>
+            <w:r>
+              <w:t>JSONB</w:t>
+            </w:r>
+          </w:p>
+        </w:tc>
+        <w:tc>
+          <w:tcPr>
+            <w:tcW w:type="dxa" w:w="3249"/>
+            <w:shd w:val="clear" w:color="auto" w:fill="EEF2FA"/>
+          </w:tcPr>
+          <w:p>
+            <w:r>
+              <w:t>List of trigger categories whose ROUTING_TRIGGER_RULES condition was satisfied; empty list means no match — added 2026-09-07</w:t>
+            </w:r>
+          </w:p>
+        </w:tc>
+      </w:tr>
+      <w:tr>
+        <w:tc>
+          <w:tcPr>
+            <w:tcW w:type="dxa" w:w="3249"/>
+            <w:shd w:val="clear" w:color="auto" w:fill="EEF2FA"/>
+          </w:tcPr>
+          <w:p>
+            <w:r>
+              <w:t>category_drawn</w:t>
+            </w:r>
+          </w:p>
+        </w:tc>
+        <w:tc>
+          <w:tcPr>
+            <w:tcW w:type="dxa" w:w="3249"/>
+            <w:shd w:val="clear" w:color="auto" w:fill="EEF2FA"/>
+          </w:tcPr>
+          <w:p>
+            <w:r>
+              <w:t>VARCHAR(64)</w:t>
+            </w:r>
+          </w:p>
+        </w:tc>
+        <w:tc>
+          <w:tcPr>
+            <w:tcW w:type="dxa" w:w="3249"/>
+            <w:shd w:val="clear" w:color="auto" w:fill="EEF2FA"/>
+          </w:tcPr>
+          <w:p>
+            <w:r>
+              <w:t>Category the delivered message was drawn from; null when arm=control or when routing fell through to the general pool — added 2026-09-07</w:t>
+            </w:r>
+          </w:p>
+        </w:tc>
+      </w:tr>
+      <w:tr>
+        <w:tc>
+          <w:tcPr>
+            <w:tcW w:type="dxa" w:w="3249"/>
+            <w:shd w:val="clear" w:color="auto" w:fill="EEF2FA"/>
+          </w:tcPr>
+          <w:p>
+            <w:r>
+              <w:t>fallback_reason</w:t>
+            </w:r>
+          </w:p>
+        </w:tc>
+        <w:tc>
+          <w:tcPr>
+            <w:tcW w:type="dxa" w:w="3249"/>
+            <w:shd w:val="clear" w:color="auto" w:fill="EEF2FA"/>
+          </w:tcPr>
+          <w:p>
+            <w:r>
+              <w:t>VARCHAR(128)</w:t>
+            </w:r>
+          </w:p>
+        </w:tc>
+        <w:tc>
+          <w:tcPr>
+            <w:tcW w:type="dxa" w:w="3249"/>
+            <w:shd w:val="clear" w:color="auto" w:fill="EEF2FA"/>
+          </w:tcPr>
+          <w:p>
+            <w:r>
+              <w:t>'category_exhausted' / 'no_category_matched' / 'closest_fit' (alcohol override); blank when a matched category had an eligible message. Resolved 2026-09-08 — falls through to the general pool rather than failing closed.</w:t>
             </w:r>
           </w:p>
         </w:tc>
@@ -9081,6 +9396,230 @@
           <w:p>
             <w:r>
               <w:t>Data provenance — app foreground/background state reported with the delivery receipt</w:t>
+            </w:r>
+          </w:p>
+        </w:tc>
+      </w:tr>
+      <w:tr>
+        <w:tc>
+          <w:tcPr>
+            <w:tcW w:type="dxa" w:w="3249"/>
+          </w:tcPr>
+          <w:p>
+            <w:r>
+              <w:t>jitai_log</w:t>
+            </w:r>
+          </w:p>
+        </w:tc>
+        <w:tc>
+          <w:tcPr>
+            <w:tcW w:type="dxa" w:w="3249"/>
+          </w:tcPr>
+          <w:p>
+            <w:r>
+              <w:t>message_arm</w:t>
+            </w:r>
+          </w:p>
+        </w:tc>
+        <w:tc>
+          <w:tcPr>
+            <w:tcW w:type="dxa" w:w="3249"/>
+          </w:tcPr>
+          <w:p>
+            <w:r>
+              <w:t>MRT — message-content arm assignment ('coping'/'control'); isolates content effect from send-decision effect (added 2026-08-25)</w:t>
+            </w:r>
+          </w:p>
+        </w:tc>
+      </w:tr>
+      <w:tr>
+        <w:tc>
+          <w:tcPr>
+            <w:tcW w:type="dxa" w:w="3249"/>
+          </w:tcPr>
+          <w:p>
+            <w:r>
+              <w:t>jitai_log</w:t>
+            </w:r>
+          </w:p>
+        </w:tc>
+        <w:tc>
+          <w:tcPr>
+            <w:tcW w:type="dxa" w:w="3249"/>
+          </w:tcPr>
+          <w:p>
+            <w:r>
+              <w:t>arm_randomization_probability</w:t>
+            </w:r>
+          </w:p>
+        </w:tc>
+        <w:tc>
+          <w:tcPr>
+            <w:tcW w:type="dxa" w:w="3249"/>
+          </w:tcPr>
+          <w:p>
+            <w:r>
+              <w:t>MRT — arm-draw p value (added 2026-08-25)</w:t>
+            </w:r>
+          </w:p>
+        </w:tc>
+      </w:tr>
+      <w:tr>
+        <w:tc>
+          <w:tcPr>
+            <w:tcW w:type="dxa" w:w="3249"/>
+          </w:tcPr>
+          <w:p>
+            <w:r>
+              <w:t>jitai_log</w:t>
+            </w:r>
+          </w:p>
+        </w:tc>
+        <w:tc>
+          <w:tcPr>
+            <w:tcW w:type="dxa" w:w="3249"/>
+          </w:tcPr>
+          <w:p>
+            <w:r>
+              <w:t>arm_randomization_draw</w:t>
+            </w:r>
+          </w:p>
+        </w:tc>
+        <w:tc>
+          <w:tcPr>
+            <w:tcW w:type="dxa" w:w="3249"/>
+          </w:tcPr>
+          <w:p>
+            <w:r>
+              <w:t>MRT — arm-stage Uniform(0,1) draw, logged separately from randomization_draw (added 2026-08-25)</w:t>
+            </w:r>
+          </w:p>
+        </w:tc>
+      </w:tr>
+      <w:tr>
+        <w:tc>
+          <w:tcPr>
+            <w:tcW w:type="dxa" w:w="3249"/>
+          </w:tcPr>
+          <w:p>
+            <w:r>
+              <w:t>jitai_log</w:t>
+            </w:r>
+          </w:p>
+        </w:tc>
+        <w:tc>
+          <w:tcPr>
+            <w:tcW w:type="dxa" w:w="3249"/>
+          </w:tcPr>
+          <w:p>
+            <w:r>
+              <w:t>evaluated_items</w:t>
+            </w:r>
+          </w:p>
+        </w:tc>
+        <w:tc>
+          <w:tcPr>
+            <w:tcW w:type="dxa" w:w="3249"/>
+          </w:tcPr>
+          <w:p>
+            <w:r>
+              <w:t>JITAI decision — routing item snapshot at decision point (added 2026-09-07)</w:t>
+            </w:r>
+          </w:p>
+        </w:tc>
+      </w:tr>
+      <w:tr>
+        <w:tc>
+          <w:tcPr>
+            <w:tcW w:type="dxa" w:w="3249"/>
+          </w:tcPr>
+          <w:p>
+            <w:r>
+              <w:t>jitai_log</w:t>
+            </w:r>
+          </w:p>
+        </w:tc>
+        <w:tc>
+          <w:tcPr>
+            <w:tcW w:type="dxa" w:w="3249"/>
+          </w:tcPr>
+          <w:p>
+            <w:r>
+              <w:t>matched_categories</w:t>
+            </w:r>
+          </w:p>
+        </w:tc>
+        <w:tc>
+          <w:tcPr>
+            <w:tcW w:type="dxa" w:w="3249"/>
+          </w:tcPr>
+          <w:p>
+            <w:r>
+              <w:t>JITAI decision — trigger categories matched at decision point (added 2026-09-07)</w:t>
+            </w:r>
+          </w:p>
+        </w:tc>
+      </w:tr>
+      <w:tr>
+        <w:tc>
+          <w:tcPr>
+            <w:tcW w:type="dxa" w:w="3249"/>
+          </w:tcPr>
+          <w:p>
+            <w:r>
+              <w:t>jitai_log</w:t>
+            </w:r>
+          </w:p>
+        </w:tc>
+        <w:tc>
+          <w:tcPr>
+            <w:tcW w:type="dxa" w:w="3249"/>
+          </w:tcPr>
+          <w:p>
+            <w:r>
+              <w:t>category_drawn</w:t>
+            </w:r>
+          </w:p>
+        </w:tc>
+        <w:tc>
+          <w:tcPr>
+            <w:tcW w:type="dxa" w:w="3249"/>
+          </w:tcPr>
+          <w:p>
+            <w:r>
+              <w:t>JITAI delivery — category the delivered message was drawn from (added 2026-09-07)</w:t>
+            </w:r>
+          </w:p>
+        </w:tc>
+      </w:tr>
+      <w:tr>
+        <w:tc>
+          <w:tcPr>
+            <w:tcW w:type="dxa" w:w="3249"/>
+          </w:tcPr>
+          <w:p>
+            <w:r>
+              <w:t>jitai_log</w:t>
+            </w:r>
+          </w:p>
+        </w:tc>
+        <w:tc>
+          <w:tcPr>
+            <w:tcW w:type="dxa" w:w="3249"/>
+          </w:tcPr>
+          <w:p>
+            <w:r>
+              <w:t>fallback_reason</w:t>
+            </w:r>
+          </w:p>
+        </w:tc>
+        <w:tc>
+          <w:tcPr>
+            <w:tcW w:type="dxa" w:w="3249"/>
+          </w:tcPr>
+          <w:p>
+            <w:r>
+              <w:t>JITAI decision — why routing fell through to the general pool or override (added 2026-09-07, resolved 2026-09-08)</w:t>
             </w:r>
           </w:p>
         </w:tc>

--- a/Resources/REACT_Architecture.docx
+++ b/Resources/REACT_Architecture.docx
@@ -6586,7 +6586,7 @@
     </w:p>
     <w:p>
       <w:r>
-        <w:t>Step 4 — Prompt selection (full routing path implemented 2026-09-08). Coping arm: the check-in's B-item answers are matched against ROUTING_TRIGGER_RULES (cutoffs confirmed 2026-09-07). A matched category is drawn uniformly, then a message uniformly within it, excluding the last 5 delivered prompts. If the drawn category is exhausted, routing redraws among the remaining matched categories (the exclusion is never skipped, per Dr. Chang 2026-09-08); if none have anything eligible, or nothing matched at all, it falls through to a general pool. A separate alcohol severity override takes priority over all of this: if B6_drink_count crosses the gender-specific NIAAA daily limit, routing sends P020 directly, logged as 'closest fit'. Cyber-specific messages stay out of the reachable pool, parked pending Celia's telemetry work. Control arm: draws from the real C001-C004 catalog.</w:t>
+        <w:t>Step 4 — Prompt selection (full routing path implemented 2026-09-08, gate closed 2026-09-09). Coping arm: the check-in's B-item answers are matched against ROUTING_TRIGGER_RULES (cutoffs confirmed 2026-09-07). A matched category is drawn uniformly, then a message uniformly within it, excluding the last 5 delivered prompts. If the drawn category is exhausted, routing redraws among the remaining matched categories (the exclusion is never skipped); if none have anything eligible, or nothing matched at all, it falls through to the real general pool — P014, P016, P019, P021, P024, curated by Eliana Bacal and delivered 2026-09-09. A separate alcohol severity override takes priority over all of this: if B6_drink_count crosses the gender-specific NIAAA daily limit, routing sends P020 directly, logged as 'closest fit'. Cyber-specific messages stay out of the reachable pool, parked pending Celia's telemetry work. Control arm: draws from the real C001-C004 catalog. Celebration is a defined eligibility state with no approved content in the current bank — documented as a message-bank finding, not routed around; a celebratory check-in with nothing else matched routes to the general pool like any other no-match case.</w:t>
       </w:r>
     </w:p>
     <w:p>
@@ -6606,7 +6606,7 @@
     </w:p>
     <w:p>
       <w:r>
-        <w:t>Not yet built: the real general fallback pool — the current one is 4 obviously-fake placeholder IDs (notification_service._GENERAL_FALLBACK_IDS), a hard gate that must be deleted and replaced with Eliana's curated list before enrollment (Papers/REACT_Routing_Rules_v1.1_2026-09-08.docx §7, due 2026-09-10). Also not yet built: the Section 11 distress override for momentary B-item check-ins (baseline-item version — self-harm screen, Hunger Vital Sign, and four others — is separately scoped and also not yet built).</w:t>
+        <w:t>Not yet built: the Section 11 distress override for momentary B-item check-ins (baseline-item version — self-harm screen, Hunger Vital Sign, and four others — is separately scoped and also not yet built). Open, unconfirmed: the alcohol override's 'other' gender default (lower threshold) is an interim choice, not yet sent to Dr. Chang for sign-off.</w:t>
       </w:r>
     </w:p>
     <w:p>
@@ -10179,7 +10179,7 @@
         <w:jc w:val="center"/>
       </w:pPr>
       <w:r>
-        <w:t>Last updated: 2026-09-08 · Author: Dustin Nguyen · SMASH Research Lab, UF</w:t>
+        <w:t>Last updated: 2026-09-09 · Author: Dustin Nguyen · SMASH Research Lab, UF</w:t>
       </w:r>
     </w:p>
     <w:sectPr>

--- a/Resources/REACT_Architecture.docx
+++ b/Resources/REACT_Architecture.docx
@@ -309,7 +309,7 @@
           </w:tcPr>
           <w:p>
             <w:r>
-              <w:t>Reads recent EMA rows per enrolled participant. Computes MSSD (Mean Square Successive Difference) volatility. If MSSD exceeds the within-person 80th-percentile threshold: builds eligible prompt pool from REACTprompts.csv (Survey-flagged prompts), draws randomly, logs decision to jitai_log, and fires Expo silent push if randomization arm = send.</w:t>
+              <w:t>Reads recent EMA rows per enrolled participant. Computes MSSD (Mean Square Successive Difference) volatility. If MSSD exceeds the within-person 80th-percentile threshold: builds eligible prompt pool from REACTprompts.csv (Survey-flagged prompts), draws randomly, logs decision to jitai_log, and fires Expo silent push if randomization arm = send. Decisions during the week-1 run-in (study day &lt; 7) are logged as not eligible and never sent (added 2026-09-21).</w:t>
             </w:r>
           </w:p>
         </w:tc>
@@ -6571,7 +6571,7 @@
     </w:p>
     <w:p>
       <w:r>
-        <w:t>Step 1 — Eligibility. evaluate_jitai_triggers runs every 2-3 minutes per enrolled participant. Celia's decision engine (calculate_mssd / apply_decision_rules) computes MSSD volatility against the participant's own expanding within-person threshold, enforcing a 60-minute cooldown and a 4/day cap. If ineligible, jitai_log is written with send_prompt=False and nothing downstream runs.</w:t>
+        <w:t>Step 1 — Eligibility. evaluate_jitai_triggers runs every 2-3 minutes per enrolled participant. Celia's decision engine (calculate_mssd / apply_decision_rules) computes MSSD volatility against the participant's own expanding within-person threshold, enforcing a 60-minute cooldown and a 4/day cap. If ineligible, jitai_log is written with send_prompt=False and nothing downstream runs. Run-in gate (added 2026-09-21, protocol 9.3): an eligible decision whose EMA falls on study day &lt; RUN_IN_DAYS (7) is forced ineligible (study day is Eastern, anchored to User.enrolled_at; fails closed if enrolled_at is null). The jitai_log row is still written with send_prompt=False, status/delivery_status 'not_sent', trigger_reason 'run-in period', and no randomization draw. Study Day 8 (study_day 7) is the first day a prompt can be sent. Check-ins and check-in reminders are unaffected. Known defect: the daily cap in apply_decision_rules is counted over UTC days, while every other day boundary is Eastern.</w:t>
       </w:r>
     </w:p>
     <w:p>
@@ -10179,7 +10179,7 @@
         <w:jc w:val="center"/>
       </w:pPr>
       <w:r>
-        <w:t>Last updated: 2026-09-09 · Author: Dustin Nguyen · SMASH Research Lab, UF</w:t>
+        <w:t>Last updated: 2026-09-21 · Author: Dustin Nguyen · SMASH Research Lab, UF</w:t>
       </w:r>
     </w:p>
     <w:sectPr>

--- a/Resources/REACT_Architecture.docx
+++ b/Resources/REACT_Architecture.docx
@@ -309,7 +309,7 @@
           </w:tcPr>
           <w:p>
             <w:r>
-              <w:t>Reads recent EMA rows per enrolled participant. Computes MSSD (Mean Square Successive Difference) volatility. If MSSD exceeds the within-person 80th-percentile threshold: builds eligible prompt pool from REACTprompts.csv (Survey-flagged prompts), draws randomly, logs decision to jitai_log, and fires Expo silent push if randomization arm = send. Decisions during the week-1 run-in (study day &lt; 7) are logged as not eligible and never sent (added 2026-09-21).</w:t>
+              <w:t>Reads recent EMA rows per enrolled participant. Computes MSSD (Mean Square Successive Difference) volatility. If MSSD exceeds the within-person 80th-percentile threshold: builds eligible prompt pool from REACTprompts.csv (Survey-flagged prompts), draws randomly, logs decision to jitai_log, and fires Expo silent push if randomization arm = send. Decisions suppressed by the week-1 run-in (study day &lt; 7) or by an active distress override are logged with send_prompt=False and a suppression_reason, and never sent (added 2026-09-21).</w:t>
             </w:r>
           </w:p>
         </w:tc>
@@ -1100,7 +1100,7 @@
           </w:tcPr>
           <w:p>
             <w:r>
-              <w:t>Submit answers to the item(s) served by /ema/next/ (mobile app)</w:t>
+              <w:t>Submit answers to the item(s) served by /ema/next/ (mobile app). Response also carries resource_card ({title, message, resources[]}), null unless a distress override is active (added 2026-09-21)</w:t>
             </w:r>
           </w:p>
         </w:tc>
@@ -4366,7 +4366,7 @@
               <w:rPr>
                 <w:sz w:val="17"/>
               </w:rPr>
-              <w:t>e.g. hr_elevated+stress_high</w:t>
+              <w:t>e.g. hr_elevated+stress_high. Suppressed decisions (added 2026-09-21): 'run-in period', 'distress override (baseline)', 'distress override (momentary)'</w:t>
             </w:r>
           </w:p>
         </w:tc>
@@ -4580,7 +4580,7 @@
               <w:rPr>
                 <w:sz w:val="17"/>
               </w:rPr>
-              <w:t>False when cooldown / daily cap blocked delivery</w:t>
+              <w:t>False when cooldown / daily cap blocked delivery, or when the decision was suppressed by the run-in / distress override (see suppression_reason)</w:t>
             </w:r>
           </w:p>
         </w:tc>
@@ -4703,7 +4703,7 @@
               <w:rPr>
                 <w:sz w:val="17"/>
               </w:rPr>
-              <w:t>p value used for coin flip at this decision point</w:t>
+              <w:t>p value used for coin flip at this decision point; NULL when suppressed (suppression_reason set)</w:t>
             </w:r>
           </w:p>
         </w:tc>
@@ -4744,7 +4744,7 @@
               <w:rPr>
                 <w:sz w:val="17"/>
               </w:rPr>
-              <w:t>Uniform(0,1) draw; NULL when control / ineligible</w:t>
+              <w:t>Uniform(0,1) draw; NULL when control / ineligible / suppressed</w:t>
             </w:r>
           </w:p>
         </w:tc>
@@ -5544,6 +5544,41 @@
           <w:p>
             <w:r>
               <w:t>'category_exhausted' / 'no_category_matched' / 'closest_fit' (alcohol override); blank when a matched category had an eligible message. Resolved 2026-09-08 — falls through to the general pool rather than failing closed.</w:t>
+            </w:r>
+          </w:p>
+        </w:tc>
+      </w:tr>
+      <w:tr>
+        <w:tc>
+          <w:tcPr>
+            <w:tcW w:type="dxa" w:w="3249"/>
+            <w:shd w:val="clear" w:color="auto" w:fill="EEF2FA"/>
+          </w:tcPr>
+          <w:p>
+            <w:r>
+              <w:t>suppression_reason</w:t>
+            </w:r>
+          </w:p>
+        </w:tc>
+        <w:tc>
+          <w:tcPr>
+            <w:tcW w:type="dxa" w:w="3249"/>
+            <w:shd w:val="clear" w:color="auto" w:fill="EEF2FA"/>
+          </w:tcPr>
+          <w:p>
+            <w:r>
+              <w:t>VARCHAR(32)</w:t>
+            </w:r>
+          </w:p>
+        </w:tc>
+        <w:tc>
+          <w:tcPr>
+            <w:tcW w:type="dxa" w:w="3249"/>
+            <w:shd w:val="clear" w:color="auto" w:fill="EEF2FA"/>
+          </w:tcPr>
+          <w:p>
+            <w:r>
+              <w:t>blank by default; 'run_in' / 'distress_baseline' / 'distress_momentary' when an engine-eligible decision was withheld before the randomization draw. Blank on every other row, including ones the engine itself judged ineligible. Indexed — added 2026-09-21 (migration 0048)</w:t>
             </w:r>
           </w:p>
         </w:tc>
@@ -6503,6 +6538,425 @@
                 <w:sz w:val="17"/>
               </w:rPr>
               <w:t>Server receipt timestamp</w:t>
+            </w:r>
+          </w:p>
+        </w:tc>
+      </w:tr>
+    </w:tbl>
+    <w:p>
+      <w:pPr>
+        <w:pStyle w:val="Heading2"/>
+      </w:pPr>
+      <w:r>
+        <w:t>distress_flag</w:t>
+      </w:r>
+    </w:p>
+    <w:p>
+      <w:pPr/>
+      <w:r>
+        <w:t>Section 11 distress override state (added 2026-09-21, migration 0048). While a flag is active, evaluate_jitai_triggers suppresses randomization for that participant and logs the decision point with suppression_reason 'distress_baseline' or 'distress_momentary'. Baseline flags come from the Qualtrics baseline screens and pause prompts until staff document same-day contact; staff can create them by hand in Django Admin or, since 2026-09-21, by running `manage.py import_baseline_distress_flags --file &lt;path&gt; [--dry-run]` against a scored Qualtrics export (analytics/baseline_survey_scoring/section11.py) — --id-column defaults to participant_id and --id-field to user_id (the export's participant_id is the numeric User.user_id), both overridable. Momentary flags are raised by POST /ema/responses/ when a submitted check-in has ANY of B1_valence == 1, B2_stress == 7, B1_affect_sad == 5 or B1_affect_anxious == 5 (exact values confirmed by Dr. Chang 2026-09-22; constants in dashboard/data/config.py). Only signal codes are stored — never a score or free text (IRB).</w:t>
+      </w:r>
+    </w:p>
+    <w:tbl>
+      <w:tblPr>
+        <w:tblStyle w:val="TableGrid"/>
+        <w:tblW w:type="auto" w:w="0"/>
+        <w:tblLook w:firstColumn="1" w:firstRow="1" w:lastColumn="0" w:lastRow="0" w:noHBand="0" w:noVBand="1" w:val="04A0"/>
+      </w:tblPr>
+      <w:tblGrid>
+        <w:gridCol w:w="3249"/>
+        <w:gridCol w:w="3249"/>
+        <w:gridCol w:w="3249"/>
+      </w:tblGrid>
+      <w:tr>
+        <w:tc>
+          <w:tcPr>
+            <w:tcW w:type="dxa" w:w="3249"/>
+            <w:shd w:val="clear" w:color="auto" w:fill="003387"/>
+          </w:tcPr>
+          <w:p>
+            <w:r>
+              <w:rPr>
+                <w:b/>
+                <w:color w:val="FFFFFF"/>
+                <w:sz w:val="17"/>
+              </w:rPr>
+              <w:t>Column</w:t>
+            </w:r>
+          </w:p>
+        </w:tc>
+        <w:tc>
+          <w:tcPr>
+            <w:tcW w:type="dxa" w:w="3249"/>
+            <w:shd w:val="clear" w:color="auto" w:fill="003387"/>
+          </w:tcPr>
+          <w:p>
+            <w:r>
+              <w:rPr>
+                <w:b/>
+                <w:color w:val="FFFFFF"/>
+                <w:sz w:val="17"/>
+              </w:rPr>
+              <w:t>Type</w:t>
+            </w:r>
+          </w:p>
+        </w:tc>
+        <w:tc>
+          <w:tcPr>
+            <w:tcW w:type="dxa" w:w="3249"/>
+            <w:shd w:val="clear" w:color="auto" w:fill="003387"/>
+          </w:tcPr>
+          <w:p>
+            <w:r>
+              <w:rPr>
+                <w:b/>
+                <w:color w:val="FFFFFF"/>
+                <w:sz w:val="17"/>
+              </w:rPr>
+              <w:t>Notes / Constraint</w:t>
+            </w:r>
+          </w:p>
+        </w:tc>
+      </w:tr>
+      <w:tr>
+        <w:tc>
+          <w:tcPr>
+            <w:tcW w:type="dxa" w:w="3249"/>
+          </w:tcPr>
+          <w:p>
+            <w:r>
+              <w:rPr>
+                <w:sz w:val="17"/>
+              </w:rPr>
+              <w:t>id</w:t>
+            </w:r>
+          </w:p>
+        </w:tc>
+        <w:tc>
+          <w:tcPr>
+            <w:tcW w:type="dxa" w:w="3249"/>
+          </w:tcPr>
+          <w:p>
+            <w:r>
+              <w:rPr>
+                <w:sz w:val="17"/>
+              </w:rPr>
+              <w:t>INT</w:t>
+            </w:r>
+          </w:p>
+        </w:tc>
+        <w:tc>
+          <w:tcPr>
+            <w:tcW w:type="dxa" w:w="3249"/>
+          </w:tcPr>
+          <w:p>
+            <w:r>
+              <w:rPr>
+                <w:sz w:val="17"/>
+              </w:rPr>
+              <w:t>PRIMARY KEY</w:t>
+            </w:r>
+          </w:p>
+        </w:tc>
+      </w:tr>
+      <w:tr>
+        <w:tc>
+          <w:tcPr>
+            <w:tcW w:type="dxa" w:w="3249"/>
+            <w:shd w:val="clear" w:color="auto" w:fill="EEF2FA"/>
+          </w:tcPr>
+          <w:p>
+            <w:r>
+              <w:rPr>
+                <w:sz w:val="17"/>
+              </w:rPr>
+              <w:t>user_id</w:t>
+            </w:r>
+          </w:p>
+        </w:tc>
+        <w:tc>
+          <w:tcPr>
+            <w:tcW w:type="dxa" w:w="3249"/>
+            <w:shd w:val="clear" w:color="auto" w:fill="EEF2FA"/>
+          </w:tcPr>
+          <w:p>
+            <w:r>
+              <w:rPr>
+                <w:sz w:val="17"/>
+              </w:rPr>
+              <w:t>INT</w:t>
+            </w:r>
+          </w:p>
+        </w:tc>
+        <w:tc>
+          <w:tcPr>
+            <w:tcW w:type="dxa" w:w="3249"/>
+            <w:shd w:val="clear" w:color="auto" w:fill="EEF2FA"/>
+          </w:tcPr>
+          <w:p>
+            <w:r>
+              <w:rPr>
+                <w:sz w:val="17"/>
+              </w:rPr>
+              <w:t>FK → user</w:t>
+            </w:r>
+          </w:p>
+        </w:tc>
+      </w:tr>
+      <w:tr>
+        <w:tc>
+          <w:tcPr>
+            <w:tcW w:type="dxa" w:w="3249"/>
+          </w:tcPr>
+          <w:p>
+            <w:r>
+              <w:rPr>
+                <w:sz w:val="17"/>
+              </w:rPr>
+              <w:t>source</w:t>
+            </w:r>
+          </w:p>
+        </w:tc>
+        <w:tc>
+          <w:tcPr>
+            <w:tcW w:type="dxa" w:w="3249"/>
+          </w:tcPr>
+          <w:p>
+            <w:r>
+              <w:rPr>
+                <w:sz w:val="17"/>
+              </w:rPr>
+              <w:t>VARCHAR(16)</w:t>
+            </w:r>
+          </w:p>
+        </w:tc>
+        <w:tc>
+          <w:tcPr>
+            <w:tcW w:type="dxa" w:w="3249"/>
+          </w:tcPr>
+          <w:p>
+            <w:r>
+              <w:rPr>
+                <w:sz w:val="17"/>
+              </w:rPr>
+              <w:t>baseline / momentary</w:t>
+            </w:r>
+          </w:p>
+        </w:tc>
+      </w:tr>
+      <w:tr>
+        <w:tc>
+          <w:tcPr>
+            <w:tcW w:type="dxa" w:w="3249"/>
+            <w:shd w:val="clear" w:color="auto" w:fill="EEF2FA"/>
+          </w:tcPr>
+          <w:p>
+            <w:r>
+              <w:rPr>
+                <w:sz w:val="17"/>
+              </w:rPr>
+              <w:t>signals</w:t>
+            </w:r>
+          </w:p>
+        </w:tc>
+        <w:tc>
+          <w:tcPr>
+            <w:tcW w:type="dxa" w:w="3249"/>
+            <w:shd w:val="clear" w:color="auto" w:fill="EEF2FA"/>
+          </w:tcPr>
+          <w:p>
+            <w:r>
+              <w:rPr>
+                <w:sz w:val="17"/>
+              </w:rPr>
+              <w:t>JSONB</w:t>
+            </w:r>
+          </w:p>
+        </w:tc>
+        <w:tc>
+          <w:tcPr>
+            <w:tcW w:type="dxa" w:w="3249"/>
+            <w:shd w:val="clear" w:color="auto" w:fill="EEF2FA"/>
+          </w:tcPr>
+          <w:p>
+            <w:r>
+              <w:rPr>
+                <w:sz w:val="17"/>
+              </w:rPr>
+              <w:t>List of signal codes only. Baseline: phq9_self_harm, phq9_severity, scoff, audit_c, problem_gambling, food_insecurity, free_text_risk. Momentary: b1_low_valence, b2_high_stress, b1_affect_sad, b1_affect_anxious. Never a score or free text</w:t>
+            </w:r>
+          </w:p>
+        </w:tc>
+      </w:tr>
+      <w:tr>
+        <w:tc>
+          <w:tcPr>
+            <w:tcW w:type="dxa" w:w="3249"/>
+          </w:tcPr>
+          <w:p>
+            <w:r>
+              <w:rPr>
+                <w:sz w:val="17"/>
+              </w:rPr>
+              <w:t>raised_at</w:t>
+            </w:r>
+          </w:p>
+        </w:tc>
+        <w:tc>
+          <w:tcPr>
+            <w:tcW w:type="dxa" w:w="3249"/>
+          </w:tcPr>
+          <w:p>
+            <w:r>
+              <w:rPr>
+                <w:sz w:val="17"/>
+              </w:rPr>
+              <w:t>DATETIME</w:t>
+            </w:r>
+          </w:p>
+        </w:tc>
+        <w:tc>
+          <w:tcPr>
+            <w:tcW w:type="dxa" w:w="3249"/>
+          </w:tcPr>
+          <w:p>
+            <w:r>
+              <w:rPr>
+                <w:sz w:val="17"/>
+              </w:rPr>
+              <w:t>defaults to now(); indexed</w:t>
+            </w:r>
+          </w:p>
+        </w:tc>
+      </w:tr>
+      <w:tr>
+        <w:tc>
+          <w:tcPr>
+            <w:tcW w:type="dxa" w:w="3249"/>
+            <w:shd w:val="clear" w:color="auto" w:fill="EEF2FA"/>
+          </w:tcPr>
+          <w:p>
+            <w:r>
+              <w:rPr>
+                <w:sz w:val="17"/>
+              </w:rPr>
+              <w:t>ema_id</w:t>
+            </w:r>
+          </w:p>
+        </w:tc>
+        <w:tc>
+          <w:tcPr>
+            <w:tcW w:type="dxa" w:w="3249"/>
+            <w:shd w:val="clear" w:color="auto" w:fill="EEF2FA"/>
+          </w:tcPr>
+          <w:p>
+            <w:r>
+              <w:rPr>
+                <w:sz w:val="17"/>
+              </w:rPr>
+              <w:t>INT</w:t>
+            </w:r>
+          </w:p>
+        </w:tc>
+        <w:tc>
+          <w:tcPr>
+            <w:tcW w:type="dxa" w:w="3249"/>
+            <w:shd w:val="clear" w:color="auto" w:fill="EEF2FA"/>
+          </w:tcPr>
+          <w:p>
+            <w:r>
+              <w:rPr>
+                <w:sz w:val="17"/>
+              </w:rPr>
+              <w:t>FK → ema; nullable — the check-in that raised a momentary flag</w:t>
+            </w:r>
+          </w:p>
+        </w:tc>
+      </w:tr>
+      <w:tr>
+        <w:tc>
+          <w:tcPr>
+            <w:tcW w:type="dxa" w:w="3249"/>
+            <w:shd w:val="clear" w:color="auto" w:fill="EEF2FA"/>
+          </w:tcPr>
+          <w:p>
+            <w:r>
+              <w:rPr>
+                <w:sz w:val="17"/>
+              </w:rPr>
+              <w:t>expires_at</w:t>
+            </w:r>
+          </w:p>
+        </w:tc>
+        <w:tc>
+          <w:tcPr>
+            <w:tcW w:type="dxa" w:w="3249"/>
+            <w:shd w:val="clear" w:color="auto" w:fill="EEF2FA"/>
+          </w:tcPr>
+          <w:p>
+            <w:r>
+              <w:rPr>
+                <w:sz w:val="17"/>
+              </w:rPr>
+              <w:t>DATETIME</w:t>
+            </w:r>
+          </w:p>
+        </w:tc>
+        <w:tc>
+          <w:tcPr>
+            <w:tcW w:type="dxa" w:w="3249"/>
+            <w:shd w:val="clear" w:color="auto" w:fill="EEF2FA"/>
+          </w:tcPr>
+          <w:p>
+            <w:r>
+              <w:rPr>
+                <w:sz w:val="17"/>
+              </w:rPr>
+              <w:t>nullable — momentary flags: raised_at + DISTRESS_MOMENTARY_PAUSE_HOURS (24); unused for baseline</w:t>
+            </w:r>
+          </w:p>
+        </w:tc>
+      </w:tr>
+      <w:tr>
+        <w:tc>
+          <w:tcPr>
+            <w:tcW w:type="dxa" w:w="3249"/>
+            <w:shd w:val="clear" w:color="auto" w:fill="EEF2FA"/>
+          </w:tcPr>
+          <w:p>
+            <w:r>
+              <w:rPr>
+                <w:sz w:val="17"/>
+              </w:rPr>
+              <w:t>contact_documented_at</w:t>
+            </w:r>
+          </w:p>
+        </w:tc>
+        <w:tc>
+          <w:tcPr>
+            <w:tcW w:type="dxa" w:w="3249"/>
+            <w:shd w:val="clear" w:color="auto" w:fill="EEF2FA"/>
+          </w:tcPr>
+          <w:p>
+            <w:r>
+              <w:rPr>
+                <w:sz w:val="17"/>
+              </w:rPr>
+              <w:t>DATETIME</w:t>
+            </w:r>
+          </w:p>
+        </w:tc>
+        <w:tc>
+          <w:tcPr>
+            <w:tcW w:type="dxa" w:w="3249"/>
+            <w:shd w:val="clear" w:color="auto" w:fill="EEF2FA"/>
+          </w:tcPr>
+          <w:p>
+            <w:r>
+              <w:rPr>
+                <w:sz w:val="17"/>
+              </w:rPr>
+              <w:t>nullable — baseline flags: set by the Django Admin action 'Mark same-day contact documented'; a baseline flag stops pausing prompts once set</w:t>
             </w:r>
           </w:p>
         </w:tc>
@@ -6566,12 +7020,12 @@
         <w:pStyle w:val="Heading2"/>
       </w:pPr>
       <w:r>
-        <w:t>JITAI Decision Point — End-to-End Walkthrough (updated 2026-08-27)</w:t>
+        <w:t>JITAI Decision Point — End-to-End Walkthrough (updated 2026-09-21)</w:t>
       </w:r>
     </w:p>
     <w:p>
       <w:r>
-        <w:t>Step 1 — Eligibility. evaluate_jitai_triggers runs every 2-3 minutes per enrolled participant. Celia's decision engine (calculate_mssd / apply_decision_rules) computes MSSD volatility against the participant's own expanding within-person threshold, enforcing a 60-minute cooldown and a 4/day cap. If ineligible, jitai_log is written with send_prompt=False and nothing downstream runs. Run-in gate (added 2026-09-21, protocol 9.3): an eligible decision whose EMA falls on study day &lt; RUN_IN_DAYS (7) is forced ineligible (study day is Eastern, anchored to User.enrolled_at; fails closed if enrolled_at is null). The jitai_log row is still written with send_prompt=False, status/delivery_status 'not_sent', trigger_reason 'run-in period', and no randomization draw. Study Day 8 (study_day 7) is the first day a prompt can be sent. Check-ins and check-in reminders are unaffected. Known defect: the daily cap in apply_decision_rules is counted over UTC days, while every other day boundary is Eastern.</w:t>
+        <w:t>Step 1 — Eligibility. evaluate_jitai_triggers runs every 2-3 minutes per enrolled participant. Celia's decision engine (calculate_mssd / apply_decision_rules) computes MSSD volatility against the participant's own expanding within-person threshold, enforcing a 60-minute cooldown and a 4/day cap. If ineligible, jitai_log is written with send_prompt=False and nothing downstream runs. Suppression gates (added 2026-09-21): an engine-eligible decision is then checked, in this order, against (a) the run-in gate (protocol 9.3) — the EMA falls on study day &lt; RUN_IN_DAYS (7); study day is Eastern, anchored to User.enrolled_at, and fails closed if enrolled_at is null — and (b) the distress override (protocol Section 11) — the participant has an active DistressFlag, baseline named ahead of momentary. Either forces the decision ineligible before the randomization draw; run-in wins when both apply. Suppression only applies to decisions the engine judged eligible; ineligible decisions keep the engine's own reason. The jitai_log row is still written with send_prompt=False, status/delivery_status 'not_sent', randomization_draw, randomization_probability and message_arm all null, suppression_reason 'run_in' / 'distress_baseline' / 'distress_momentary', and trigger_reason 'run-in period' / 'distress override (baseline)' / 'distress override (momentary)'. Study Day 8 (study_day 7) is the first day a prompt can be sent. Check-ins and check-in reminders are unaffected. The dashboard randomization audit ignores rows with a suppression_reason. Known defect: the daily cap in apply_decision_rules is counted over UTC days, while every other day boundary is Eastern.</w:t>
       </w:r>
     </w:p>
     <w:p>
@@ -6606,7 +7060,7 @@
     </w:p>
     <w:p>
       <w:r>
-        <w:t>Not yet built: the Section 11 distress override for momentary B-item check-ins (baseline-item version — self-harm screen, Hunger Vital Sign, and four others — is separately scoped and also not yet built). Open, unconfirmed: the alcohol override's 'other' gender default (lower threshold) is an interim choice, not yet sent to Dr. Chang for sign-off.</w:t>
+        <w:t>Section 11 distress override (added 2026-09-21): built in code (backend/app/distress.py, DistressFlag model, migration 0048), checked in _evaluate_user after the run-in gate and before the randomization draw. Baseline path: Qualtrics baseline screens raise a flag with signal codes phq9_self_harm, phq9_severity, scoff, audit_c, problem_gambling, food_insecurity or free_text_risk (codes only — never a score or free text); prompts stay paused until staff document same-day contact via the Django Admin action 'Mark same-day contact documented', after which randomization resumes. Momentary path: a submitted check-in with ANY of B1_valence == 1, B2_stress == 7, B1_affect_sad == 5 or B1_affect_anxious == 5 — exact values, not thresholds, confirmed by Dr. Chang 2026-09-22 (DISTRESS_B1_VALENCE_FLOOR=1, DISTRESS_B2_STRESS_CEILING=7, DISTRESS_B1_AFFECT_CEILING=5 in dashboard/data/config.py) — pauses prompts for DISTRESS_MOMENTARY_PAUSE_HOURS (24). Signal codes are b1_low_valence, b2_high_stress, b1_affect_sad and b1_affect_anxious; several can fire on one check-in and all are recorded. Skipped items never fire, and out-of-range values are rejected by the serializer before storage. This is separate from the ROUTING_TRIGGER_RULES inequality cutoffs used for coping-message topic selection. POST /ema/responses/ returns a resource_card after any check-in submitted under an active override, and the mobile EMA modal shows it in a 'resources' phase (Done button, tap-to-call). The card message opens with the 911 instruction, and RESOURCE_CARD_RESOURCES holds the seven resources from the study's resource document (Campus Counseling Center, 988 Suicide and Crisis Lifeline, Hitchcock Field &amp; Fork Pantry, National Alliance for Eating Disorders Helpline, SAMHSA National Helpline, National Problem Gambling Helpline, Florida's Gambling Helpline) with digits-only contacts for tap-to-call. Decisions by Dr. Chang 2026-09-23: staff alerts come from Qualtrics (it emails the PI and staff when a flagged baseline is submitted), not the backend, and the import only suppresses; contact_documented_at is a timestamp only, with who called and what was given kept in the staff contact log outside Django; staff mark a baseline flag documented in Django Admin (same day for the two PHQ-9 flags, at the next visit for alcohol/eating/gambling/food), and an unmarked flag suppresses that participant for the rest of the study by design; in-app (momentary) flags are resource-card-only with no staff notice; free_text_risk stays a manual Admin flag. Still open: (1) the import has not been run on a real export (it waits for the RS01-RS04 accounts); (2) the mobile resource screen must be tested on iPhone and Android and shipped to all participants before Day 8 (2026-09-28); (3) the backend and migration 0048 must be deployed first; (4) the backend cannot see the app version, so old builds are suppressed but show no card. Open, unconfirmed: the alcohol override's 'other' gender default (lower threshold) is an interim choice, not yet sent to Dr. Chang for sign-off.</w:t>
       </w:r>
     </w:p>
     <w:p>
@@ -8467,7 +8921,7 @@
           </w:tcPr>
           <w:p>
             <w:r>
-              <w:t>MRT — p value used at this decision point (fixed 0.5 for pilot)</w:t>
+              <w:t>MRT — p value used at this decision point (fixed 0.5 for pilot); null on suppressed rows</w:t>
             </w:r>
           </w:p>
         </w:tc>
@@ -10164,6 +10618,166 @@
           <w:p>
             <w:r>
               <w:t>JITAI delivery audit — which of the day's check-in slots this reminder targeted</w:t>
+            </w:r>
+          </w:p>
+        </w:tc>
+      </w:tr>
+      <w:tr>
+        <w:tc>
+          <w:tcPr>
+            <w:tcW w:type="dxa" w:w="3249"/>
+          </w:tcPr>
+          <w:p>
+            <w:r>
+              <w:t>jitai_log</w:t>
+            </w:r>
+          </w:p>
+        </w:tc>
+        <w:tc>
+          <w:tcPr>
+            <w:tcW w:type="dxa" w:w="3249"/>
+          </w:tcPr>
+          <w:p>
+            <w:r>
+              <w:t>suppression_reason</w:t>
+            </w:r>
+          </w:p>
+        </w:tc>
+        <w:tc>
+          <w:tcPr>
+            <w:tcW w:type="dxa" w:w="3249"/>
+          </w:tcPr>
+          <w:p>
+            <w:r>
+              <w:t>MRT — why an engine-eligible decision point was not randomized: run_in / distress_baseline / distress_momentary; blank otherwise (added 2026-09-21)</w:t>
+            </w:r>
+          </w:p>
+        </w:tc>
+      </w:tr>
+      <w:tr>
+        <w:tc>
+          <w:tcPr>
+            <w:tcW w:type="dxa" w:w="3249"/>
+          </w:tcPr>
+          <w:p>
+            <w:r>
+              <w:t>distress_flag</w:t>
+            </w:r>
+          </w:p>
+        </w:tc>
+        <w:tc>
+          <w:tcPr>
+            <w:tcW w:type="dxa" w:w="3249"/>
+          </w:tcPr>
+          <w:p>
+            <w:r>
+              <w:t>id, user_id, ema_id</w:t>
+            </w:r>
+          </w:p>
+        </w:tc>
+        <w:tc>
+          <w:tcPr>
+            <w:tcW w:type="dxa" w:w="3249"/>
+          </w:tcPr>
+          <w:p>
+            <w:r>
+              <w:t>Infrastructure — primary key / FK → user / FK → ema (check-in that raised a momentary flag)</w:t>
+            </w:r>
+          </w:p>
+        </w:tc>
+      </w:tr>
+      <w:tr>
+        <w:tc>
+          <w:tcPr>
+            <w:tcW w:type="dxa" w:w="3249"/>
+          </w:tcPr>
+          <w:p>
+            <w:r>
+              <w:t>distress_flag</w:t>
+            </w:r>
+          </w:p>
+        </w:tc>
+        <w:tc>
+          <w:tcPr>
+            <w:tcW w:type="dxa" w:w="3249"/>
+          </w:tcPr>
+          <w:p>
+            <w:r>
+              <w:t>source, signals</w:t>
+            </w:r>
+          </w:p>
+        </w:tc>
+        <w:tc>
+          <w:tcPr>
+            <w:tcW w:type="dxa" w:w="3249"/>
+          </w:tcPr>
+          <w:p>
+            <w:r>
+              <w:t>Safety — Section 11 distress override: which screen raised the flag and its signal codes (codes only; no scores or free text) (added 2026-09-21)</w:t>
+            </w:r>
+          </w:p>
+        </w:tc>
+      </w:tr>
+      <w:tr>
+        <w:tc>
+          <w:tcPr>
+            <w:tcW w:type="dxa" w:w="3249"/>
+          </w:tcPr>
+          <w:p>
+            <w:r>
+              <w:t>distress_flag</w:t>
+            </w:r>
+          </w:p>
+        </w:tc>
+        <w:tc>
+          <w:tcPr>
+            <w:tcW w:type="dxa" w:w="3249"/>
+          </w:tcPr>
+          <w:p>
+            <w:r>
+              <w:t>raised_at, expires_at</w:t>
+            </w:r>
+          </w:p>
+        </w:tc>
+        <w:tc>
+          <w:tcPr>
+            <w:tcW w:type="dxa" w:w="3249"/>
+          </w:tcPr>
+          <w:p>
+            <w:r>
+              <w:t>Safety — when the flag was raised and, for momentary flags, when the 24 h pause ends</w:t>
+            </w:r>
+          </w:p>
+        </w:tc>
+      </w:tr>
+      <w:tr>
+        <w:tc>
+          <w:tcPr>
+            <w:tcW w:type="dxa" w:w="3249"/>
+          </w:tcPr>
+          <w:p>
+            <w:r>
+              <w:t>distress_flag</w:t>
+            </w:r>
+          </w:p>
+        </w:tc>
+        <w:tc>
+          <w:tcPr>
+            <w:tcW w:type="dxa" w:w="3249"/>
+          </w:tcPr>
+          <w:p>
+            <w:r>
+              <w:t>contact_documented_at</w:t>
+            </w:r>
+          </w:p>
+        </w:tc>
+        <w:tc>
+          <w:tcPr>
+            <w:tcW w:type="dxa" w:w="3249"/>
+          </w:tcPr>
+          <w:p>
+            <w:r>
+              <w:t>Safety — staff-documented same-day contact; ends a baseline pause</w:t>
             </w:r>
           </w:p>
         </w:tc>
@@ -10179,7 +10793,7 @@
         <w:jc w:val="center"/>
       </w:pPr>
       <w:r>
-        <w:t>Last updated: 2026-09-21 · Author: Dustin Nguyen · SMASH Research Lab, UF</w:t>
+        <w:t>Last updated: 2026-09-23 · Author: Dustin Nguyen · SMASH Research Lab, UF</w:t>
       </w:r>
     </w:p>
     <w:sectPr>

--- a/Resources/REACT_Architecture.docx
+++ b/Resources/REACT_Architecture.docx
@@ -309,7 +309,7 @@
           </w:tcPr>
           <w:p>
             <w:r>
-              <w:t>Reads recent EMA rows per enrolled participant. Computes MSSD (Mean Square Successive Difference) volatility. If MSSD exceeds the within-person 80th-percentile threshold: builds eligible prompt pool from REACTprompts.csv (Survey-flagged prompts), draws randomly, logs decision to jitai_log, and fires Expo silent push if randomization arm = send. Decisions suppressed by the week-1 run-in (study day &lt; 7) or by an active distress override are logged with send_prompt=False and a suppression_reason, and never sent (added 2026-09-21).</w:t>
+              <w:t>Reads recent EMA rows per enrolled participant. Computes MSSD (Mean Square Successive Difference) volatility. If MSSD exceeds the within-person 80th-percentile threshold: builds eligible prompt pool from REACTprompts.csv (Survey-flagged prompts), draws randomly, logs decision to jitai_log, and fires Expo silent push if randomization arm = send. Decisions suppressed by the week-1 run-in (study day &lt; 7) or by an active distress override are logged with send_prompt=False and a suppression_reason, and never sent (added 2026-09-21); such rows carry status and delivery_status 'suppressed' (2026-09-24).</w:t>
             </w:r>
           </w:p>
         </w:tc>
@@ -4621,7 +4621,7 @@
               <w:rPr>
                 <w:sz w:val="17"/>
               </w:rPr>
-              <w:t>pending → delivered / not_sent / failed / opened / interacted</w:t>
+              <w:t>pending → delivered / not_sent / suppressed / failed / opened / interacted ('suppressed' = held back by run-in / distress override, added 2026-09-24, migration 0049)</w:t>
             </w:r>
           </w:p>
         </w:tc>
@@ -5166,7 +5166,7 @@
               <w:rPr>
                 <w:sz w:val="17"/>
               </w:rPr>
-              <w:t>pending / not_sent / accepted_by_expo / received_on_device / failed; indexed</w:t>
+              <w:t>pending / not_sent / suppressed / accepted_by_expo / received_on_device / failed; indexed</w:t>
             </w:r>
           </w:p>
         </w:tc>
@@ -5578,7 +5578,7 @@
           </w:tcPr>
           <w:p>
             <w:r>
-              <w:t>blank by default; 'run_in' / 'distress_baseline' / 'distress_momentary' when an engine-eligible decision was withheld before the randomization draw. Blank on every other row, including ones the engine itself judged ineligible. Indexed — added 2026-09-21 (migration 0048)</w:t>
+              <w:t>blank by default; 'run_in' / 'distress_baseline' / 'distress_momentary' when an engine-eligible decision was withheld before the randomization draw. Blank on every other row, including ones the engine itself judged ineligible. Such rows carry status and delivery_status 'suppressed' (2026-09-24, migration 0049); exposed read-only by the JITAI API serializer; counted per day in MetricsDaily.suppressed_n. Indexed — added 2026-09-21 (migration 0048)</w:t>
             </w:r>
           </w:p>
         </w:tc>
@@ -7025,7 +7025,7 @@
     </w:p>
     <w:p>
       <w:r>
-        <w:t>Step 1 — Eligibility. evaluate_jitai_triggers runs every 2-3 minutes per enrolled participant. Celia's decision engine (calculate_mssd / apply_decision_rules) computes MSSD volatility against the participant's own expanding within-person threshold, enforcing a 60-minute cooldown and a 4/day cap. If ineligible, jitai_log is written with send_prompt=False and nothing downstream runs. Suppression gates (added 2026-09-21): an engine-eligible decision is then checked, in this order, against (a) the run-in gate (protocol 9.3) — the EMA falls on study day &lt; RUN_IN_DAYS (7); study day is Eastern, anchored to User.enrolled_at, and fails closed if enrolled_at is null — and (b) the distress override (protocol Section 11) — the participant has an active DistressFlag, baseline named ahead of momentary. Either forces the decision ineligible before the randomization draw; run-in wins when both apply. Suppression only applies to decisions the engine judged eligible; ineligible decisions keep the engine's own reason. The jitai_log row is still written with send_prompt=False, status/delivery_status 'not_sent', randomization_draw, randomization_probability and message_arm all null, suppression_reason 'run_in' / 'distress_baseline' / 'distress_momentary', and trigger_reason 'run-in period' / 'distress override (baseline)' / 'distress override (momentary)'. Study Day 8 (study_day 7) is the first day a prompt can be sent. Check-ins and check-in reminders are unaffected. The dashboard randomization audit ignores rows with a suppression_reason. Known defect: the daily cap in apply_decision_rules is counted over UTC days, while every other day boundary is Eastern.</w:t>
+        <w:t>Step 1 — Eligibility. evaluate_jitai_triggers runs every 2-3 minutes per enrolled participant. Celia's decision engine (calculate_mssd / apply_decision_rules) computes MSSD volatility against the participant's own expanding within-person threshold, enforcing a 60-minute cooldown and a 4/day cap. If ineligible, jitai_log is written with send_prompt=False and nothing downstream runs. Suppression gates (added 2026-09-21): an engine-eligible decision is then checked, in this order, against (a) the run-in gate (protocol 9.3) — the EMA falls on study day &lt; RUN_IN_DAYS (7); study day is Eastern, anchored to User.enrolled_at, and fails closed if enrolled_at is null — and (b) the distress override (protocol Section 11) — the participant has an active DistressFlag, baseline named ahead of momentary. Either forces the decision ineligible before the randomization draw; run-in wins when both apply. Suppression only applies to decisions the engine judged eligible; ineligible decisions keep the engine's own reason. The jitai_log row is still written with send_prompt=False, status and delivery_status both 'suppressed' (added 2026-09-24, migration 0049; 'not_sent' now remains only for ordinary ineligible decisions and eligible decisions the randomization did not send), randomization_draw, randomization_probability and message_arm all null, suppression_reason 'run_in' / 'distress_baseline' / 'distress_momentary', and trigger_reason 'run-in period' / 'distress override (baseline)' / 'distress override (momentary)'. Study Day 8 (study_day 7) is the first day a prompt can be sent. Check-ins and check-in reminders are unaffected. The dashboard randomization audit ignores rows with a suppression_reason. The monitoring layer counts them in MetricsDaily.suppressed_n (added 2026-09-24, dashboard migration 0005); they stay in decision_points_n and outside eligible_n, and the participant timeline labels them 'suppressed (run-in)' / 'suppressed (distress)'. Known defect: the daily cap in apply_decision_rules is counted over UTC days, while every other day boundary is Eastern.</w:t>
       </w:r>
     </w:p>
     <w:p>
@@ -8857,7 +8857,7 @@
           </w:tcPr>
           <w:p>
             <w:r>
-              <w:t>JITAI delivery audit — delivered / opened / interacted / failed</w:t>
+              <w:t>JITAI delivery audit — delivered / opened / interacted / failed / suppressed (suppressed added 2026-09-24)</w:t>
             </w:r>
           </w:p>
         </w:tc>
@@ -9753,7 +9753,7 @@
           </w:tcPr>
           <w:p>
             <w:r>
-              <w:t>JITAI delivery audit — pending / not_sent / accepted_by_expo / received_on_device / failed</w:t>
+              <w:t>JITAI delivery audit — pending / not_sent / suppressed / accepted_by_expo / received_on_device / failed</w:t>
             </w:r>
           </w:p>
         </w:tc>
@@ -10793,7 +10793,7 @@
         <w:jc w:val="center"/>
       </w:pPr>
       <w:r>
-        <w:t>Last updated: 2026-09-23 · Author: Dustin Nguyen · SMASH Research Lab, UF</w:t>
+        <w:t>Last updated: 2026-09-24 · Author: Dustin Nguyen · SMASH Research Lab, UF</w:t>
       </w:r>
     </w:p>
     <w:sectPr>

--- a/Resources/REACT_Architecture.docx
+++ b/Resources/REACT_Architecture.docx
@@ -6554,7 +6554,7 @@
     <w:p>
       <w:pPr/>
       <w:r>
-        <w:t>Section 11 distress override state (added 2026-09-21, migration 0048). While a flag is active, evaluate_jitai_triggers suppresses randomization for that participant and logs the decision point with suppression_reason 'distress_baseline' or 'distress_momentary'. Baseline flags come from the Qualtrics baseline screens and pause prompts until staff document same-day contact; staff can create them by hand in Django Admin or, since 2026-09-21, by running `manage.py import_baseline_distress_flags --file &lt;path&gt; [--dry-run]` against a scored Qualtrics export (analytics/baseline_survey_scoring/section11.py) — --id-column defaults to participant_id and --id-field to user_id (the export's participant_id is the numeric User.user_id), both overridable. Momentary flags are raised by POST /ema/responses/ when a submitted check-in has ANY of B1_valence == 1, B2_stress == 7, B1_affect_sad == 5 or B1_affect_anxious == 5 (exact values confirmed by Dr. Chang 2026-09-22; constants in dashboard/data/config.py). Only signal codes are stored — never a score or free text (IRB).</w:t>
+        <w:t>Section 11 distress override state (added 2026-09-21, migration 0048). While a flag is active, evaluate_jitai_triggers suppresses randomization for that participant and logs the decision point with suppression_reason 'distress_baseline' or 'distress_momentary'. Baseline flags come from the Qualtrics baseline screens and pause prompts until staff mark the contact documented; staff can create them by hand in Django Admin or, since 2026-09-21, by running `manage.py import_baseline_distress_flags --file &lt;path&gt; [--dry-run]` against a scored Qualtrics export (analytics/baseline_survey_scoring/section11.py) — --id-column defaults to participant_id and --id-field to user_id (the export's participant_id is the numeric User.user_id), both overridable. Momentary flags are raised by POST /ema/responses/ when a submitted check-in has ANY of B1_valence == 1, B2_stress == 7, B1_affect_sad == 5 or B1_affect_anxious == 5 (exact values confirmed by Dr. Chang 2026-09-22; constants in dashboard/data/config.py). Only signal codes are stored — never a score or free text (IRB).</w:t>
       </w:r>
     </w:p>
     <w:tbl>
@@ -6956,7 +6956,7 @@
               <w:rPr>
                 <w:sz w:val="17"/>
               </w:rPr>
-              <w:t>nullable — baseline flags: set by the Django Admin action 'Mark same-day contact documented'; a baseline flag stops pausing prompts once set</w:t>
+              <w:t>nullable — baseline flags: set by the Django Admin action 'Mark contact documented'; a baseline flag stops pausing prompts once set</w:t>
             </w:r>
           </w:p>
         </w:tc>
@@ -7060,7 +7060,7 @@
     </w:p>
     <w:p>
       <w:r>
-        <w:t>Section 11 distress override (added 2026-09-21): built in code (backend/app/distress.py, DistressFlag model, migration 0048), checked in _evaluate_user after the run-in gate and before the randomization draw. Baseline path: Qualtrics baseline screens raise a flag with signal codes phq9_self_harm, phq9_severity, scoff, audit_c, problem_gambling, food_insecurity or free_text_risk (codes only — never a score or free text); prompts stay paused until staff document same-day contact via the Django Admin action 'Mark same-day contact documented', after which randomization resumes. Momentary path: a submitted check-in with ANY of B1_valence == 1, B2_stress == 7, B1_affect_sad == 5 or B1_affect_anxious == 5 — exact values, not thresholds, confirmed by Dr. Chang 2026-09-22 (DISTRESS_B1_VALENCE_FLOOR=1, DISTRESS_B2_STRESS_CEILING=7, DISTRESS_B1_AFFECT_CEILING=5 in dashboard/data/config.py) — pauses prompts for DISTRESS_MOMENTARY_PAUSE_HOURS (24). Signal codes are b1_low_valence, b2_high_stress, b1_affect_sad and b1_affect_anxious; several can fire on one check-in and all are recorded. Skipped items never fire, and out-of-range values are rejected by the serializer before storage. This is separate from the ROUTING_TRIGGER_RULES inequality cutoffs used for coping-message topic selection. POST /ema/responses/ returns a resource_card after any check-in submitted under an active override, and the mobile EMA modal shows it in a 'resources' phase (Done button, tap-to-call). The card message opens with the 911 instruction, and RESOURCE_CARD_RESOURCES holds the seven resources from the study's resource document (Campus Counseling Center, 988 Suicide and Crisis Lifeline, Hitchcock Field &amp; Fork Pantry, National Alliance for Eating Disorders Helpline, SAMHSA National Helpline, National Problem Gambling Helpline, Florida's Gambling Helpline) with digits-only contacts for tap-to-call. Decisions by Dr. Chang 2026-09-23: staff alerts come from Qualtrics (it emails the PI and staff when a flagged baseline is submitted), not the backend, and the import only suppresses; contact_documented_at is a timestamp only, with who called and what was given kept in the staff contact log outside Django; staff mark a baseline flag documented in Django Admin (same day for the two PHQ-9 flags, at the next visit for alcohol/eating/gambling/food), and an unmarked flag suppresses that participant for the rest of the study by design; in-app (momentary) flags are resource-card-only with no staff notice; free_text_risk stays a manual Admin flag. Still open: (1) the import has not been run on a real export (it waits for the RS01-RS04 accounts); (2) the mobile resource screen must be tested on iPhone and Android and shipped to all participants before Day 8 (2026-09-28); (3) the backend and migration 0048 must be deployed first; (4) the backend cannot see the app version, so old builds are suppressed but show no card. Open, unconfirmed: the alcohol override's 'other' gender default (lower threshold) is an interim choice, not yet sent to Dr. Chang for sign-off.</w:t>
+        <w:t>Section 11 distress override (added 2026-09-21): built in code (backend/app/distress.py, DistressFlag model, migration 0048), checked in _evaluate_user after the run-in gate and before the randomization draw. Baseline path: Qualtrics baseline screens raise a flag with signal codes phq9_self_harm, phq9_severity, scoff, audit_c, problem_gambling, food_insecurity or free_text_risk (codes only — never a score or free text); prompts stay paused until staff mark the contact documented via the Django Admin action 'Mark contact documented', after which randomization resumes. Momentary path: a submitted check-in with ANY of B1_valence == 1, B2_stress == 7, B1_affect_sad == 5 or B1_affect_anxious == 5 — exact values, not thresholds, confirmed by Dr. Chang 2026-09-22 (DISTRESS_B1_VALENCE_FLOOR=1, DISTRESS_B2_STRESS_CEILING=7, DISTRESS_B1_AFFECT_CEILING=5 in dashboard/data/config.py) — pauses prompts for DISTRESS_MOMENTARY_PAUSE_HOURS (24). Signal codes are b1_low_valence, b2_high_stress, b1_affect_sad and b1_affect_anxious; several can fire on one check-in and all are recorded. Skipped items never fire, and out-of-range values are rejected by the serializer before storage. This is separate from the ROUTING_TRIGGER_RULES inequality cutoffs used for coping-message topic selection. POST /ema/responses/ returns a resource_card after any check-in submitted under an active override, and the mobile EMA modal shows it in a 'resources' phase (Done button, tap-to-call). The card message opens with the 911 instruction, and RESOURCE_CARD_RESOURCES holds the seven resources from the study's resource document (Campus Counseling Center, 988 Suicide and Crisis Lifeline, Hitchcock Field &amp; Fork Pantry, National Alliance for Eating Disorders Helpline, SAMHSA National Helpline, National Problem Gambling Helpline, Florida's Gambling Helpline) with digits-only contacts for tap-to-call. Decisions by Dr. Chang 2026-09-23: staff alerts come from Qualtrics (it emails the PI and staff when a flagged baseline is submitted), not the backend, and the import only suppresses; contact_documented_at is a timestamp only, with who called and what was given kept in the staff contact log outside Django; staff mark a baseline flag documented in Django Admin (same day for the two PHQ-9 flags, at the next visit for alcohol/eating/gambling/food), and an unmarked flag suppresses that participant for the rest of the study by design; in-app (momentary) flags are resource-card-only with no staff notice; free_text_risk stays a manual Admin flag. Still open: (1) the import has not been run on a real export (it waits for the RS01-RS04 accounts); (2) the mobile resource screen must be tested on iPhone and Android and shipped to all participants before Day 8 (2026-09-28); (3) the backend and migration 0048 must be deployed first; (4) the backend cannot see the app version, so old builds are suppressed but show no card. Open, unconfirmed: the alcohol override's 'other' gender default (lower threshold) is an interim choice, not yet sent to Dr. Chang for sign-off.</w:t>
       </w:r>
     </w:p>
     <w:p>
@@ -10777,7 +10777,7 @@
           </w:tcPr>
           <w:p>
             <w:r>
-              <w:t>Safety — staff-documented same-day contact; ends a baseline pause</w:t>
+              <w:t>Safety — staff-documented contact; ends a baseline pause</w:t>
             </w:r>
           </w:p>
         </w:tc>

--- a/Resources/REACT_Architecture.docx
+++ b/Resources/REACT_Architecture.docx
@@ -6554,7 +6554,7 @@
     <w:p>
       <w:pPr/>
       <w:r>
-        <w:t>Section 11 distress override state (added 2026-09-21, migration 0048). While a flag is active, evaluate_jitai_triggers suppresses randomization for that participant and logs the decision point with suppression_reason 'distress_baseline' or 'distress_momentary'. Baseline flags come from the Qualtrics baseline screens and pause prompts until staff mark the contact documented; staff can create them by hand in Django Admin or, since 2026-09-21, by running `manage.py import_baseline_distress_flags --file &lt;path&gt; [--dry-run]` against a scored Qualtrics export (analytics/baseline_survey_scoring/section11.py) — --id-column defaults to participant_id and --id-field to user_id (the export's participant_id is the numeric User.user_id), both overridable. Momentary flags are raised by POST /ema/responses/ when a submitted check-in has ANY of B1_valence == 1, B2_stress == 7, B1_affect_sad == 5 or B1_affect_anxious == 5 (exact values confirmed by Dr. Chang 2026-09-22; constants in dashboard/data/config.py). Only signal codes are stored — never a score or free text (IRB).</w:t>
+        <w:t>Section 11 distress override state (added 2026-09-21, migration 0048). While a flag is active, evaluate_jitai_triggers suppresses randomization for that participant and logs the decision point with suppression_reason 'distress_baseline' or 'distress_momentary'. Baseline flags come from the Qualtrics baseline screens and pause prompts until staff mark the contact documented; staff can create them by hand in Django Admin or, since 2026-09-21, by importing a scored Qualtrics export — manually, there is no schedule — through either the command `manage.py import_baseline_distress_flags --file &lt;path&gt; [--dry-run]` or the 'Import baseline export' button on Django Admin &gt; Distress flags (DistressFlagAdmin.import_baseline_view), which lets staff run it without a shell or database access; both share import_baseline_flags in backend/app/baseline_import.py. The command scores the export via analytics/baseline_survey_scoring/section11.py; its --id-column defaults to participant_id and --id-field to user_id (the export's participant_id is the numeric User.user_id), both overridable. The button takes a CSV upload from staff with the add-flag permission (5 MB cap; .xlsx not supported), reads it in memory without saving it, previews by default (nothing written; it lists what would be created, rows already on record, rows with a blank screening item, unrecognized columns and unmatched participant IDs), and writes only when staff choose the file again, uncheck 'Preview only' and submit. The write is refused if any screening instrument's items (PHQ-9, SCOFF, AUDIT-C, PGSI, Hunger Vital Sign) are missing from the export; creation is all-or-nothing, and each flag created gets a Django Admin log entry showing who imported it. The loader is qualtrics.read_export (path or file-like; returns frame plus diagnostics), wrapped by load_export. Momentary flags are raised by POST /ema/responses/ when a submitted check-in has ANY of B1_valence == 1, B2_stress == 7, B1_affect_sad == 5 or B1_affect_anxious == 5 (exact values confirmed by Dr. Chang 2026-09-22; constants in dashboard/data/config.py). Only signal codes are stored — never a score or free text (IRB).</w:t>
       </w:r>
     </w:p>
     <w:tbl>
@@ -7060,7 +7060,7 @@
     </w:p>
     <w:p>
       <w:r>
-        <w:t>Section 11 distress override (added 2026-09-21): built in code (backend/app/distress.py, DistressFlag model, migration 0048), checked in _evaluate_user after the run-in gate and before the randomization draw. Baseline path: Qualtrics baseline screens raise a flag with signal codes phq9_self_harm, phq9_severity, scoff, audit_c, problem_gambling, food_insecurity or free_text_risk (codes only — never a score or free text); prompts stay paused until staff mark the contact documented via the Django Admin action 'Mark contact documented', after which randomization resumes. Momentary path: a submitted check-in with ANY of B1_valence == 1, B2_stress == 7, B1_affect_sad == 5 or B1_affect_anxious == 5 — exact values, not thresholds, confirmed by Dr. Chang 2026-09-22 (DISTRESS_B1_VALENCE_FLOOR=1, DISTRESS_B2_STRESS_CEILING=7, DISTRESS_B1_AFFECT_CEILING=5 in dashboard/data/config.py) — pauses prompts for DISTRESS_MOMENTARY_PAUSE_HOURS (24). Signal codes are b1_low_valence, b2_high_stress, b1_affect_sad and b1_affect_anxious; several can fire on one check-in and all are recorded. Skipped items never fire, and out-of-range values are rejected by the serializer before storage. This is separate from the ROUTING_TRIGGER_RULES inequality cutoffs used for coping-message topic selection. POST /ema/responses/ returns a resource_card after any check-in submitted under an active override, and the mobile EMA modal shows it in a 'resources' phase (Done button, tap-to-call). The card message opens with the 911 instruction, and RESOURCE_CARD_RESOURCES holds the seven resources from the study's resource document (Campus Counseling Center, 988 Suicide and Crisis Lifeline, Hitchcock Field &amp; Fork Pantry, National Alliance for Eating Disorders Helpline, SAMHSA National Helpline, National Problem Gambling Helpline, Florida's Gambling Helpline) with digits-only contacts for tap-to-call. Decisions by Dr. Chang 2026-09-23: staff alerts come from Qualtrics (it emails the PI and staff when a flagged baseline is submitted), not the backend, and the import only suppresses; contact_documented_at is a timestamp only, with who called and what was given kept in the staff contact log outside Django; staff mark a baseline flag documented in Django Admin (same day for the two PHQ-9 flags, at the next visit for alcohol/eating/gambling/food), and an unmarked flag suppresses that participant for the rest of the study by design; in-app (momentary) flags are resource-card-only with no staff notice; free_text_risk stays a manual Admin flag. Still open: (1) the import has not been run on a real export (it waits for the RS01-RS04 accounts); (2) the mobile resource screen must be tested on iPhone and Android and shipped to all participants before Day 8 (2026-09-28); (3) the backend and migration 0048 must be deployed first; (4) the backend cannot see the app version, so old builds are suppressed but show no card. Open, unconfirmed: the alcohol override's 'other' gender default (lower threshold) is an interim choice, not yet sent to Dr. Chang for sign-off.</w:t>
+        <w:t>Section 11 distress override (added 2026-09-21): built in code (backend/app/distress.py, DistressFlag model, migration 0048), checked in _evaluate_user after the run-in gate and before the randomization draw. Baseline path: Qualtrics baseline screens raise a flag with signal codes phq9_self_harm, phq9_severity, scoff, audit_c, problem_gambling, food_insecurity or free_text_risk (codes only — never a score or free text); prompts stay paused until staff mark the contact documented via the Django Admin action 'Mark contact documented', after which randomization resumes. Momentary path: a submitted check-in with ANY of B1_valence == 1, B2_stress == 7, B1_affect_sad == 5 or B1_affect_anxious == 5 — exact values, not thresholds, confirmed by Dr. Chang 2026-09-22 (DISTRESS_B1_VALENCE_FLOOR=1, DISTRESS_B2_STRESS_CEILING=7, DISTRESS_B1_AFFECT_CEILING=5 in dashboard/data/config.py) — pauses prompts for DISTRESS_MOMENTARY_PAUSE_HOURS (24). Signal codes are b1_low_valence, b2_high_stress, b1_affect_sad and b1_affect_anxious; several can fire on one check-in and all are recorded. Skipped items never fire, and out-of-range values are rejected by the serializer before storage. This is separate from the ROUTING_TRIGGER_RULES inequality cutoffs used for coping-message topic selection. POST /ema/responses/ returns a resource_card after any check-in submitted under an active override, and the mobile EMA modal shows it in a 'resources' phase (Done button, tap-to-call). The card message opens with the 911 instruction, and RESOURCE_CARD_RESOURCES holds the seven resources from the study's resource document (Campus Counseling Center, 988 Suicide and Crisis Lifeline, Hitchcock Field &amp; Fork Pantry, National Alliance for Eating Disorders Helpline, SAMHSA National Helpline, National Problem Gambling Helpline, Florida's Gambling Helpline) with digits-only contacts for tap-to-call. Decisions by Dr. Chang 2026-09-23: staff alerts come from Qualtrics (it emails the PI and staff when a flagged baseline is submitted), not the backend, and the import only suppresses; contact_documented_at is a timestamp only, with who called and what was given kept in the staff contact log outside Django; staff mark a baseline flag documented in Django Admin (same day for the two PHQ-9 flags, at the next visit for alcohol/eating/gambling/food), and an unmarked flag suppresses that participant for the rest of the study by design; in-app (momentary) flags are resource-card-only with no staff notice; free_text_risk stays a manual Admin flag. Still open: (1) the import has not been run on a real export (it waits for the RS01-RS04 accounts); (2) the mobile resource screen must be tested on iPhone and Android and shipped to all participants before Day 8 (2026-09-28); (3) the backend and migrations 0049 (app) and 0005 (dashboard) must be deployed first; (4) the backend cannot see the app version, so old builds are suppressed but show no card. Open, unconfirmed: the alcohol override's 'other' gender default (lower threshold) is an interim choice, not yet sent to Dr. Chang for sign-off.</w:t>
       </w:r>
     </w:p>
     <w:p>

--- a/Resources/REACT_Architecture.docx
+++ b/Resources/REACT_Architecture.docx
@@ -1144,7 +1144,7 @@
               <w:rPr>
                 <w:sz w:val="17"/>
               </w:rPr>
-              <w:t>Internal — Celery logs a triggered intervention</w:t>
+              <w:t>Admin-only (IsAdminUser) as of 2026-09-30 — previously just IsAuthenticated, so any logged-in participant could write a JITAILog row and bypass the run-in gate, distress override, cooldown, and daily cap that evaluate_jitai_triggers enforces. evaluate_jitai_triggers writes its own decision rows directly via the ORM and never calls this endpoint itself; before this change the mobile client's dev-only 'Simulate JITAI push' button (ComposeScreen, __DEV__ only) used it to test local notifications — that call now 403s under the new restriction. Before saving, the view rechecks run-in / distress override / cooldown / daily cap via _decision_point_safeguards and, if any apply, overwrites the submitted row to send_prompt=False, status and delivery_status='suppressed', with the failing guard as suppression_reason.</w:t>
             </w:r>
           </w:p>
         </w:tc>
@@ -2326,6 +2326,322 @@
         <w:pStyle w:val="Heading2"/>
       </w:pPr>
       <w:r>
+        <w:t>wearable_sync</w:t>
+      </w:r>
+    </w:p>
+    <w:p>
+      <w:pPr/>
+      <w:r>
+        <w:t>Append-only log of a device's sync clock advancing (added 2026-09-10, migration 0037). WearableDevice.last_synced_at is a single mutable column, so without this table a sync outage cannot be told apart from genuine non-wear. record_sync() (app/models.py) writes a row only when last_synced_at moves forward, called from POST /telemetry/ingest/ (source='ingest') and PATCH /wearable/{user_id}/ (source='client'). Nothing reaches either call site in production today — ingest_wearable_data is still a stub and the mobile app has no wearable code — so the monitoring layer reports this as unmeasurable (one cohort alert, no per-participant alerts, no risk_score contribution) rather than flagging every participant critical 72 hours after enrollment.</w:t>
+      </w:r>
+    </w:p>
+    <w:tbl>
+      <w:tblPr>
+        <w:tblStyle w:val="TableGrid"/>
+        <w:tblW w:type="auto" w:w="0"/>
+        <w:tblLook w:firstColumn="1" w:firstRow="1" w:lastColumn="0" w:lastRow="0" w:noHBand="0" w:noVBand="1" w:val="04A0"/>
+      </w:tblPr>
+      <w:tblGrid>
+        <w:gridCol w:w="3249"/>
+        <w:gridCol w:w="3249"/>
+        <w:gridCol w:w="3249"/>
+      </w:tblGrid>
+      <w:tr>
+        <w:tc>
+          <w:tcPr>
+            <w:tcW w:type="dxa" w:w="3249"/>
+          </w:tcPr>
+          <w:p>
+            <w:r>
+              <w:rPr>
+                <w:b/>
+                <w:sz w:val="18"/>
+              </w:rPr>
+              <w:t>Column</w:t>
+            </w:r>
+          </w:p>
+        </w:tc>
+        <w:tc>
+          <w:tcPr>
+            <w:tcW w:type="dxa" w:w="3249"/>
+          </w:tcPr>
+          <w:p>
+            <w:r>
+              <w:rPr>
+                <w:b/>
+                <w:sz w:val="18"/>
+              </w:rPr>
+              <w:t>Type</w:t>
+            </w:r>
+          </w:p>
+        </w:tc>
+        <w:tc>
+          <w:tcPr>
+            <w:tcW w:type="dxa" w:w="3249"/>
+          </w:tcPr>
+          <w:p>
+            <w:r>
+              <w:rPr>
+                <w:b/>
+                <w:sz w:val="18"/>
+              </w:rPr>
+              <w:t>Notes / Constraint</w:t>
+            </w:r>
+          </w:p>
+        </w:tc>
+      </w:tr>
+      <w:tr>
+        <w:tc>
+          <w:tcPr>
+            <w:tcW w:type="dxa" w:w="3249"/>
+          </w:tcPr>
+          <w:p>
+            <w:r>
+              <w:rPr>
+                <w:sz w:val="17"/>
+              </w:rPr>
+              <w:t>id</w:t>
+            </w:r>
+          </w:p>
+        </w:tc>
+        <w:tc>
+          <w:tcPr>
+            <w:tcW w:type="dxa" w:w="3249"/>
+          </w:tcPr>
+          <w:p>
+            <w:r>
+              <w:rPr>
+                <w:sz w:val="17"/>
+              </w:rPr>
+              <w:t>INT</w:t>
+            </w:r>
+          </w:p>
+        </w:tc>
+        <w:tc>
+          <w:tcPr>
+            <w:tcW w:type="dxa" w:w="3249"/>
+          </w:tcPr>
+          <w:p>
+            <w:r>
+              <w:rPr>
+                <w:sz w:val="17"/>
+              </w:rPr>
+              <w:t>PRIMARY KEY</w:t>
+            </w:r>
+          </w:p>
+        </w:tc>
+      </w:tr>
+      <w:tr>
+        <w:tc>
+          <w:tcPr>
+            <w:tcW w:type="dxa" w:w="3249"/>
+          </w:tcPr>
+          <w:p>
+            <w:r>
+              <w:rPr>
+                <w:sz w:val="17"/>
+              </w:rPr>
+              <w:t>user_id</w:t>
+            </w:r>
+          </w:p>
+        </w:tc>
+        <w:tc>
+          <w:tcPr>
+            <w:tcW w:type="dxa" w:w="3249"/>
+          </w:tcPr>
+          <w:p>
+            <w:r>
+              <w:rPr>
+                <w:sz w:val="17"/>
+              </w:rPr>
+              <w:t>INT</w:t>
+            </w:r>
+          </w:p>
+        </w:tc>
+        <w:tc>
+          <w:tcPr>
+            <w:tcW w:type="dxa" w:w="3249"/>
+          </w:tcPr>
+          <w:p>
+            <w:r>
+              <w:rPr>
+                <w:sz w:val="17"/>
+              </w:rPr>
+              <w:t>FK → user (related_name wearable_syncs)</w:t>
+            </w:r>
+          </w:p>
+        </w:tc>
+      </w:tr>
+      <w:tr>
+        <w:tc>
+          <w:tcPr>
+            <w:tcW w:type="dxa" w:w="3249"/>
+          </w:tcPr>
+          <w:p>
+            <w:r>
+              <w:rPr>
+                <w:sz w:val="17"/>
+              </w:rPr>
+              <w:t>observed_at</w:t>
+            </w:r>
+          </w:p>
+        </w:tc>
+        <w:tc>
+          <w:tcPr>
+            <w:tcW w:type="dxa" w:w="3249"/>
+          </w:tcPr>
+          <w:p>
+            <w:r>
+              <w:rPr>
+                <w:sz w:val="17"/>
+              </w:rPr>
+              <w:t>DATETIME</w:t>
+            </w:r>
+          </w:p>
+        </w:tc>
+        <w:tc>
+          <w:tcPr>
+            <w:tcW w:type="dxa" w:w="3249"/>
+          </w:tcPr>
+          <w:p>
+            <w:r>
+              <w:rPr>
+                <w:sz w:val="17"/>
+              </w:rPr>
+              <w:t>indexed; server time this sync observation was recorded</w:t>
+            </w:r>
+          </w:p>
+        </w:tc>
+      </w:tr>
+      <w:tr>
+        <w:tc>
+          <w:tcPr>
+            <w:tcW w:type="dxa" w:w="3249"/>
+          </w:tcPr>
+          <w:p>
+            <w:r>
+              <w:rPr>
+                <w:sz w:val="17"/>
+              </w:rPr>
+              <w:t>source</w:t>
+            </w:r>
+          </w:p>
+        </w:tc>
+        <w:tc>
+          <w:tcPr>
+            <w:tcW w:type="dxa" w:w="3249"/>
+          </w:tcPr>
+          <w:p>
+            <w:r>
+              <w:rPr>
+                <w:sz w:val="17"/>
+              </w:rPr>
+              <w:t>VARCHAR(16)</w:t>
+            </w:r>
+          </w:p>
+        </w:tc>
+        <w:tc>
+          <w:tcPr>
+            <w:tcW w:type="dxa" w:w="3249"/>
+          </w:tcPr>
+          <w:p>
+            <w:r>
+              <w:rPr>
+                <w:sz w:val="17"/>
+              </w:rPr>
+              <w:t>'ingest' (Labfront ingestion, /telemetry/ingest/) or 'client' (mobile PATCH /wearable/{user_id}/)</w:t>
+            </w:r>
+          </w:p>
+        </w:tc>
+      </w:tr>
+      <w:tr>
+        <w:tc>
+          <w:tcPr>
+            <w:tcW w:type="dxa" w:w="3249"/>
+          </w:tcPr>
+          <w:p>
+            <w:r>
+              <w:rPr>
+                <w:sz w:val="17"/>
+              </w:rPr>
+              <w:t>last_synced_at</w:t>
+            </w:r>
+          </w:p>
+        </w:tc>
+        <w:tc>
+          <w:tcPr>
+            <w:tcW w:type="dxa" w:w="3249"/>
+          </w:tcPr>
+          <w:p>
+            <w:r>
+              <w:rPr>
+                <w:sz w:val="17"/>
+              </w:rPr>
+              <w:t>DATETIME</w:t>
+            </w:r>
+          </w:p>
+        </w:tc>
+        <w:tc>
+          <w:tcPr>
+            <w:tcW w:type="dxa" w:w="3249"/>
+          </w:tcPr>
+          <w:p>
+            <w:r>
+              <w:rPr>
+                <w:sz w:val="17"/>
+              </w:rPr>
+              <w:t>nullable — device sync timestamp as of this observation</w:t>
+            </w:r>
+          </w:p>
+        </w:tc>
+      </w:tr>
+      <w:tr>
+        <w:tc>
+          <w:tcPr>
+            <w:tcW w:type="dxa" w:w="3249"/>
+          </w:tcPr>
+          <w:p>
+            <w:r>
+              <w:rPr>
+                <w:sz w:val="17"/>
+              </w:rPr>
+              <w:t>samples_written</w:t>
+            </w:r>
+          </w:p>
+        </w:tc>
+        <w:tc>
+          <w:tcPr>
+            <w:tcW w:type="dxa" w:w="3249"/>
+          </w:tcPr>
+          <w:p>
+            <w:r>
+              <w:rPr>
+                <w:sz w:val="17"/>
+              </w:rPr>
+              <w:t>INT</w:t>
+            </w:r>
+          </w:p>
+        </w:tc>
+        <w:tc>
+          <w:tcPr>
+            <w:tcW w:type="dxa" w:w="3249"/>
+          </w:tcPr>
+          <w:p>
+            <w:r>
+              <w:rPr>
+                <w:sz w:val="17"/>
+              </w:rPr>
+              <w:t>nullable — count of samples written in this sync batch, if known</w:t>
+            </w:r>
+          </w:p>
+        </w:tc>
+      </w:tr>
+    </w:tbl>
+    <w:p>
+      <w:pPr>
+        <w:pStyle w:val="Heading2"/>
+      </w:pPr>
+      <w:r>
         <w:rPr>
           <w:color w:val="003387"/>
         </w:rPr>
@@ -5578,7 +5894,7 @@
           </w:tcPr>
           <w:p>
             <w:r>
-              <w:t>blank by default; 'run_in' / 'distress_baseline' / 'distress_momentary' when an engine-eligible decision was withheld before the randomization draw. Blank on every other row, including ones the engine itself judged ineligible. Such rows carry status and delivery_status 'suppressed' (2026-09-24, migration 0049); exposed read-only by the JITAI API serializer; counted per day in MetricsDaily.suppressed_n. Indexed — added 2026-09-21 (migration 0048)</w:t>
+              <w:t>blank by default; 'run_in' / 'distress_baseline' / 'distress_momentary' when an engine-eligible decision was withheld before the randomization draw. Blank on every other row, including ones the engine itself judged ineligible. Such rows carry status and delivery_status 'suppressed' (2026-09-24, migration 0049); exposed read-only by the JITAI API serializer; counted per day in MetricsDaily.suppressed_n. Indexed — added 2026-09-21 (migration 0048). Also 'cooldown' / 'daily_cap' (added 2026-09-30, migration 0050) when POST /jitai/'s own _decision_point_safeguards recheck withholds a manual/admin write for those reasons — evaluate_jitai_triggers never produces these two, since it already enforces cooldown/daily-cap upstream via apply_decision_rules.</w:t>
             </w:r>
           </w:p>
         </w:tc>
@@ -7430,9 +7746,7 @@
       </w:r>
     </w:p>
     <w:p>
-      <w:r>
-        <w:t/>
-      </w:r>
+      <w:r/>
     </w:p>
     <w:tbl>
       <w:tblPr>
@@ -7909,7 +8223,7 @@
           </w:tcPr>
           <w:p>
             <w:r>
-              <w:t>heart_rate_sample</w:t>
+              <w:t>wearable_sync</w:t>
             </w:r>
           </w:p>
         </w:tc>
@@ -7941,7 +8255,7 @@
           </w:tcPr>
           <w:p>
             <w:r>
-              <w:t>heart_rate_sample</w:t>
+              <w:t>wearable_sync</w:t>
             </w:r>
           </w:p>
         </w:tc>
@@ -7973,27 +8287,27 @@
           </w:tcPr>
           <w:p>
             <w:r>
-              <w:t>heart_rate_sample</w:t>
-            </w:r>
-          </w:p>
-        </w:tc>
-        <w:tc>
-          <w:tcPr>
-            <w:tcW w:type="dxa" w:w="3249"/>
-          </w:tcPr>
-          <w:p>
-            <w:r>
-              <w:t>timestamp</w:t>
-            </w:r>
-          </w:p>
-        </w:tc>
-        <w:tc>
-          <w:tcPr>
-            <w:tcW w:type="dxa" w:w="3249"/>
-          </w:tcPr>
-          <w:p>
-            <w:r>
-              <w:t>Data provenance — when the sample was recorded</w:t>
+              <w:t>wearable_sync</w:t>
+            </w:r>
+          </w:p>
+        </w:tc>
+        <w:tc>
+          <w:tcPr>
+            <w:tcW w:type="dxa" w:w="3249"/>
+          </w:tcPr>
+          <w:p>
+            <w:r>
+              <w:t>observed_at</w:t>
+            </w:r>
+          </w:p>
+        </w:tc>
+        <w:tc>
+          <w:tcPr>
+            <w:tcW w:type="dxa" w:w="3249"/>
+          </w:tcPr>
+          <w:p>
+            <w:r>
+              <w:t>Data provenance — when this sync observation was recorded</w:t>
             </w:r>
           </w:p>
         </w:tc>
@@ -8005,27 +8319,27 @@
           </w:tcPr>
           <w:p>
             <w:r>
-              <w:t>heart_rate_sample</w:t>
-            </w:r>
-          </w:p>
-        </w:tc>
-        <w:tc>
-          <w:tcPr>
-            <w:tcW w:type="dxa" w:w="3249"/>
-          </w:tcPr>
-          <w:p>
-            <w:r>
-              <w:t>bpm</w:t>
-            </w:r>
-          </w:p>
-        </w:tc>
-        <w:tc>
-          <w:tcPr>
-            <w:tcW w:type="dxa" w:w="3249"/>
-          </w:tcPr>
-          <w:p>
-            <w:r>
-              <w:t>JITAI decision — HR trigger signal</w:t>
+              <w:t>wearable_sync</w:t>
+            </w:r>
+          </w:p>
+        </w:tc>
+        <w:tc>
+          <w:tcPr>
+            <w:tcW w:type="dxa" w:w="3249"/>
+          </w:tcPr>
+          <w:p>
+            <w:r>
+              <w:t>source</w:t>
+            </w:r>
+          </w:p>
+        </w:tc>
+        <w:tc>
+          <w:tcPr>
+            <w:tcW w:type="dxa" w:w="3249"/>
+          </w:tcPr>
+          <w:p>
+            <w:r>
+              <w:t>Data provenance — 'ingest' (Labfront) vs. 'client' (mobile PATCH)</w:t>
             </w:r>
           </w:p>
         </w:tc>
@@ -8037,27 +8351,27 @@
           </w:tcPr>
           <w:p>
             <w:r>
-              <w:t>heart_rate_sample</w:t>
-            </w:r>
-          </w:p>
-        </w:tc>
-        <w:tc>
-          <w:tcPr>
-            <w:tcW w:type="dxa" w:w="3249"/>
-          </w:tcPr>
-          <w:p>
-            <w:r>
-              <w:t>source</w:t>
-            </w:r>
-          </w:p>
-        </w:tc>
-        <w:tc>
-          <w:tcPr>
-            <w:tcW w:type="dxa" w:w="3249"/>
-          </w:tcPr>
-          <w:p>
-            <w:r>
-              <w:t>Data provenance — default: garmin_labfront</w:t>
+              <w:t>wearable_sync</w:t>
+            </w:r>
+          </w:p>
+        </w:tc>
+        <w:tc>
+          <w:tcPr>
+            <w:tcW w:type="dxa" w:w="3249"/>
+          </w:tcPr>
+          <w:p>
+            <w:r>
+              <w:t>last_synced_at</w:t>
+            </w:r>
+          </w:p>
+        </w:tc>
+        <w:tc>
+          <w:tcPr>
+            <w:tcW w:type="dxa" w:w="3249"/>
+          </w:tcPr>
+          <w:p>
+            <w:r>
+              <w:t>Device compliance monitoring — sync-outage vs. non-wear distinction</w:t>
             </w:r>
           </w:p>
         </w:tc>
@@ -8069,27 +8383,27 @@
           </w:tcPr>
           <w:p>
             <w:r>
-              <w:t>stress_sample</w:t>
-            </w:r>
-          </w:p>
-        </w:tc>
-        <w:tc>
-          <w:tcPr>
-            <w:tcW w:type="dxa" w:w="3249"/>
-          </w:tcPr>
-          <w:p>
-            <w:r>
-              <w:t>id</w:t>
-            </w:r>
-          </w:p>
-        </w:tc>
-        <w:tc>
-          <w:tcPr>
-            <w:tcW w:type="dxa" w:w="3249"/>
-          </w:tcPr>
-          <w:p>
-            <w:r>
-              <w:t>Infrastructure — primary key</w:t>
+              <w:t>wearable_sync</w:t>
+            </w:r>
+          </w:p>
+        </w:tc>
+        <w:tc>
+          <w:tcPr>
+            <w:tcW w:type="dxa" w:w="3249"/>
+          </w:tcPr>
+          <w:p>
+            <w:r>
+              <w:t>samples_written</w:t>
+            </w:r>
+          </w:p>
+        </w:tc>
+        <w:tc>
+          <w:tcPr>
+            <w:tcW w:type="dxa" w:w="3249"/>
+          </w:tcPr>
+          <w:p>
+            <w:r>
+              <w:t>Device compliance monitoring — batch size, if known</w:t>
             </w:r>
           </w:p>
         </w:tc>
@@ -8101,27 +8415,27 @@
           </w:tcPr>
           <w:p>
             <w:r>
-              <w:t>stress_sample</w:t>
-            </w:r>
-          </w:p>
-        </w:tc>
-        <w:tc>
-          <w:tcPr>
-            <w:tcW w:type="dxa" w:w="3249"/>
-          </w:tcPr>
-          <w:p>
-            <w:r>
-              <w:t>user_id</w:t>
-            </w:r>
-          </w:p>
-        </w:tc>
-        <w:tc>
-          <w:tcPr>
-            <w:tcW w:type="dxa" w:w="3249"/>
-          </w:tcPr>
-          <w:p>
-            <w:r>
-              <w:t>Infrastructure — FK → user</w:t>
+              <w:t>heart_rate_sample</w:t>
+            </w:r>
+          </w:p>
+        </w:tc>
+        <w:tc>
+          <w:tcPr>
+            <w:tcW w:type="dxa" w:w="3249"/>
+          </w:tcPr>
+          <w:p>
+            <w:r>
+              <w:t>id</w:t>
+            </w:r>
+          </w:p>
+        </w:tc>
+        <w:tc>
+          <w:tcPr>
+            <w:tcW w:type="dxa" w:w="3249"/>
+          </w:tcPr>
+          <w:p>
+            <w:r>
+              <w:t>Infrastructure — primary key</w:t>
             </w:r>
           </w:p>
         </w:tc>
@@ -8133,27 +8447,27 @@
           </w:tcPr>
           <w:p>
             <w:r>
-              <w:t>stress_sample</w:t>
-            </w:r>
-          </w:p>
-        </w:tc>
-        <w:tc>
-          <w:tcPr>
-            <w:tcW w:type="dxa" w:w="3249"/>
-          </w:tcPr>
-          <w:p>
-            <w:r>
-              <w:t>timestamp</w:t>
-            </w:r>
-          </w:p>
-        </w:tc>
-        <w:tc>
-          <w:tcPr>
-            <w:tcW w:type="dxa" w:w="3249"/>
-          </w:tcPr>
-          <w:p>
-            <w:r>
-              <w:t>Data provenance</w:t>
+              <w:t>heart_rate_sample</w:t>
+            </w:r>
+          </w:p>
+        </w:tc>
+        <w:tc>
+          <w:tcPr>
+            <w:tcW w:type="dxa" w:w="3249"/>
+          </w:tcPr>
+          <w:p>
+            <w:r>
+              <w:t>user_id</w:t>
+            </w:r>
+          </w:p>
+        </w:tc>
+        <w:tc>
+          <w:tcPr>
+            <w:tcW w:type="dxa" w:w="3249"/>
+          </w:tcPr>
+          <w:p>
+            <w:r>
+              <w:t>Infrastructure — FK → user</w:t>
             </w:r>
           </w:p>
         </w:tc>
@@ -8165,27 +8479,27 @@
           </w:tcPr>
           <w:p>
             <w:r>
-              <w:t>stress_sample</w:t>
-            </w:r>
-          </w:p>
-        </w:tc>
-        <w:tc>
-          <w:tcPr>
-            <w:tcW w:type="dxa" w:w="3249"/>
-          </w:tcPr>
-          <w:p>
-            <w:r>
-              <w:t>stress_score</w:t>
-            </w:r>
-          </w:p>
-        </w:tc>
-        <w:tc>
-          <w:tcPr>
-            <w:tcW w:type="dxa" w:w="3249"/>
-          </w:tcPr>
-          <w:p>
-            <w:r>
-              <w:t>JITAI decision — Garmin stress trigger signal (0–100)</w:t>
+              <w:t>heart_rate_sample</w:t>
+            </w:r>
+          </w:p>
+        </w:tc>
+        <w:tc>
+          <w:tcPr>
+            <w:tcW w:type="dxa" w:w="3249"/>
+          </w:tcPr>
+          <w:p>
+            <w:r>
+              <w:t>timestamp</w:t>
+            </w:r>
+          </w:p>
+        </w:tc>
+        <w:tc>
+          <w:tcPr>
+            <w:tcW w:type="dxa" w:w="3249"/>
+          </w:tcPr>
+          <w:p>
+            <w:r>
+              <w:t>Data provenance — when the sample was recorded</w:t>
             </w:r>
           </w:p>
         </w:tc>
@@ -8197,27 +8511,27 @@
           </w:tcPr>
           <w:p>
             <w:r>
-              <w:t>stress_sample</w:t>
-            </w:r>
-          </w:p>
-        </w:tc>
-        <w:tc>
-          <w:tcPr>
-            <w:tcW w:type="dxa" w:w="3249"/>
-          </w:tcPr>
-          <w:p>
-            <w:r>
-              <w:t>source</w:t>
-            </w:r>
-          </w:p>
-        </w:tc>
-        <w:tc>
-          <w:tcPr>
-            <w:tcW w:type="dxa" w:w="3249"/>
-          </w:tcPr>
-          <w:p>
-            <w:r>
-              <w:t>Data provenance</w:t>
+              <w:t>heart_rate_sample</w:t>
+            </w:r>
+          </w:p>
+        </w:tc>
+        <w:tc>
+          <w:tcPr>
+            <w:tcW w:type="dxa" w:w="3249"/>
+          </w:tcPr>
+          <w:p>
+            <w:r>
+              <w:t>bpm</w:t>
+            </w:r>
+          </w:p>
+        </w:tc>
+        <w:tc>
+          <w:tcPr>
+            <w:tcW w:type="dxa" w:w="3249"/>
+          </w:tcPr>
+          <w:p>
+            <w:r>
+              <w:t>JITAI decision — HR trigger signal</w:t>
             </w:r>
           </w:p>
         </w:tc>
@@ -8229,27 +8543,27 @@
           </w:tcPr>
           <w:p>
             <w:r>
-              <w:t>ema</w:t>
-            </w:r>
-          </w:p>
-        </w:tc>
-        <w:tc>
-          <w:tcPr>
-            <w:tcW w:type="dxa" w:w="3249"/>
-          </w:tcPr>
-          <w:p>
-            <w:r>
-              <w:t>id</w:t>
-            </w:r>
-          </w:p>
-        </w:tc>
-        <w:tc>
-          <w:tcPr>
-            <w:tcW w:type="dxa" w:w="3249"/>
-          </w:tcPr>
-          <w:p>
-            <w:r>
-              <w:t>Infrastructure — primary key</w:t>
+              <w:t>heart_rate_sample</w:t>
+            </w:r>
+          </w:p>
+        </w:tc>
+        <w:tc>
+          <w:tcPr>
+            <w:tcW w:type="dxa" w:w="3249"/>
+          </w:tcPr>
+          <w:p>
+            <w:r>
+              <w:t>source</w:t>
+            </w:r>
+          </w:p>
+        </w:tc>
+        <w:tc>
+          <w:tcPr>
+            <w:tcW w:type="dxa" w:w="3249"/>
+          </w:tcPr>
+          <w:p>
+            <w:r>
+              <w:t>Data provenance — default: garmin_labfront</w:t>
             </w:r>
           </w:p>
         </w:tc>
@@ -8261,27 +8575,27 @@
           </w:tcPr>
           <w:p>
             <w:r>
-              <w:t>ema</w:t>
-            </w:r>
-          </w:p>
-        </w:tc>
-        <w:tc>
-          <w:tcPr>
-            <w:tcW w:type="dxa" w:w="3249"/>
-          </w:tcPr>
-          <w:p>
-            <w:r>
-              <w:t>user_id</w:t>
-            </w:r>
-          </w:p>
-        </w:tc>
-        <w:tc>
-          <w:tcPr>
-            <w:tcW w:type="dxa" w:w="3249"/>
-          </w:tcPr>
-          <w:p>
-            <w:r>
-              <w:t>Infrastructure — FK → user</w:t>
+              <w:t>stress_sample</w:t>
+            </w:r>
+          </w:p>
+        </w:tc>
+        <w:tc>
+          <w:tcPr>
+            <w:tcW w:type="dxa" w:w="3249"/>
+          </w:tcPr>
+          <w:p>
+            <w:r>
+              <w:t>id</w:t>
+            </w:r>
+          </w:p>
+        </w:tc>
+        <w:tc>
+          <w:tcPr>
+            <w:tcW w:type="dxa" w:w="3249"/>
+          </w:tcPr>
+          <w:p>
+            <w:r>
+              <w:t>Infrastructure — primary key</w:t>
             </w:r>
           </w:p>
         </w:tc>
@@ -8293,27 +8607,27 @@
           </w:tcPr>
           <w:p>
             <w:r>
-              <w:t>ema</w:t>
-            </w:r>
-          </w:p>
-        </w:tc>
-        <w:tc>
-          <w:tcPr>
-            <w:tcW w:type="dxa" w:w="3249"/>
-          </w:tcPr>
-          <w:p>
-            <w:r>
-              <w:t>prompt_id</w:t>
-            </w:r>
-          </w:p>
-        </w:tc>
-        <w:tc>
-          <w:tcPr>
-            <w:tcW w:type="dxa" w:w="3249"/>
-          </w:tcPr>
-          <w:p>
-            <w:r>
-              <w:t>JITAI delivery — template reference (never message text)</w:t>
+              <w:t>stress_sample</w:t>
+            </w:r>
+          </w:p>
+        </w:tc>
+        <w:tc>
+          <w:tcPr>
+            <w:tcW w:type="dxa" w:w="3249"/>
+          </w:tcPr>
+          <w:p>
+            <w:r>
+              <w:t>user_id</w:t>
+            </w:r>
+          </w:p>
+        </w:tc>
+        <w:tc>
+          <w:tcPr>
+            <w:tcW w:type="dxa" w:w="3249"/>
+          </w:tcPr>
+          <w:p>
+            <w:r>
+              <w:t>Infrastructure — FK → user</w:t>
             </w:r>
           </w:p>
         </w:tc>
@@ -8325,27 +8639,27 @@
           </w:tcPr>
           <w:p>
             <w:r>
-              <w:t>ema</w:t>
-            </w:r>
-          </w:p>
-        </w:tc>
-        <w:tc>
-          <w:tcPr>
-            <w:tcW w:type="dxa" w:w="3249"/>
-          </w:tcPr>
-          <w:p>
-            <w:r>
-              <w:t>sent_at</w:t>
-            </w:r>
-          </w:p>
-        </w:tc>
-        <w:tc>
-          <w:tcPr>
-            <w:tcW w:type="dxa" w:w="3249"/>
-          </w:tcPr>
-          <w:p>
-            <w:r>
-              <w:t>JITAI delivery audit — when prompt was dispatched</w:t>
+              <w:t>stress_sample</w:t>
+            </w:r>
+          </w:p>
+        </w:tc>
+        <w:tc>
+          <w:tcPr>
+            <w:tcW w:type="dxa" w:w="3249"/>
+          </w:tcPr>
+          <w:p>
+            <w:r>
+              <w:t>timestamp</w:t>
+            </w:r>
+          </w:p>
+        </w:tc>
+        <w:tc>
+          <w:tcPr>
+            <w:tcW w:type="dxa" w:w="3249"/>
+          </w:tcPr>
+          <w:p>
+            <w:r>
+              <w:t>Data provenance</w:t>
             </w:r>
           </w:p>
         </w:tc>
@@ -8357,27 +8671,27 @@
           </w:tcPr>
           <w:p>
             <w:r>
-              <w:t>ema</w:t>
-            </w:r>
-          </w:p>
-        </w:tc>
-        <w:tc>
-          <w:tcPr>
-            <w:tcW w:type="dxa" w:w="3249"/>
-          </w:tcPr>
-          <w:p>
-            <w:r>
-              <w:t>responded_at</w:t>
-            </w:r>
-          </w:p>
-        </w:tc>
-        <w:tc>
-          <w:tcPr>
-            <w:tcW w:type="dxa" w:w="3249"/>
-          </w:tcPr>
-          <w:p>
-            <w:r>
-              <w:t>JITAI delivery audit — response latency input</w:t>
+              <w:t>stress_sample</w:t>
+            </w:r>
+          </w:p>
+        </w:tc>
+        <w:tc>
+          <w:tcPr>
+            <w:tcW w:type="dxa" w:w="3249"/>
+          </w:tcPr>
+          <w:p>
+            <w:r>
+              <w:t>stress_score</w:t>
+            </w:r>
+          </w:p>
+        </w:tc>
+        <w:tc>
+          <w:tcPr>
+            <w:tcW w:type="dxa" w:w="3249"/>
+          </w:tcPr>
+          <w:p>
+            <w:r>
+              <w:t>JITAI decision — Garmin stress trigger signal (0–100)</w:t>
             </w:r>
           </w:p>
         </w:tc>
@@ -8389,27 +8703,27 @@
           </w:tcPr>
           <w:p>
             <w:r>
-              <w:t>ema</w:t>
-            </w:r>
-          </w:p>
-        </w:tc>
-        <w:tc>
-          <w:tcPr>
-            <w:tcW w:type="dxa" w:w="3249"/>
-          </w:tcPr>
-          <w:p>
-            <w:r>
-              <w:t>status</w:t>
-            </w:r>
-          </w:p>
-        </w:tc>
-        <w:tc>
-          <w:tcPr>
-            <w:tcW w:type="dxa" w:w="3249"/>
-          </w:tcPr>
-          <w:p>
-            <w:r>
-              <w:t>JITAI delivery audit — pending / completed / expired</w:t>
+              <w:t>stress_sample</w:t>
+            </w:r>
+          </w:p>
+        </w:tc>
+        <w:tc>
+          <w:tcPr>
+            <w:tcW w:type="dxa" w:w="3249"/>
+          </w:tcPr>
+          <w:p>
+            <w:r>
+              <w:t>source</w:t>
+            </w:r>
+          </w:p>
+        </w:tc>
+        <w:tc>
+          <w:tcPr>
+            <w:tcW w:type="dxa" w:w="3249"/>
+          </w:tcPr>
+          <w:p>
+            <w:r>
+              <w:t>Data provenance</w:t>
             </w:r>
           </w:p>
         </w:tc>
@@ -8431,17 +8745,17 @@
           </w:tcPr>
           <w:p>
             <w:r>
-              <w:t>mood</w:t>
-            </w:r>
-          </w:p>
-        </w:tc>
-        <w:tc>
-          <w:tcPr>
-            <w:tcW w:type="dxa" w:w="3249"/>
-          </w:tcPr>
-          <w:p>
-            <w:r>
-              <w:t>EMA volatility — MSSD input (1–7 Likert)</w:t>
+              <w:t>id</w:t>
+            </w:r>
+          </w:p>
+        </w:tc>
+        <w:tc>
+          <w:tcPr>
+            <w:tcW w:type="dxa" w:w="3249"/>
+          </w:tcPr>
+          <w:p>
+            <w:r>
+              <w:t>Infrastructure — primary key</w:t>
             </w:r>
           </w:p>
         </w:tc>
@@ -8463,17 +8777,17 @@
           </w:tcPr>
           <w:p>
             <w:r>
-              <w:t>stress</w:t>
-            </w:r>
-          </w:p>
-        </w:tc>
-        <w:tc>
-          <w:tcPr>
-            <w:tcW w:type="dxa" w:w="3249"/>
-          </w:tcPr>
-          <w:p>
-            <w:r>
-              <w:t>EMA volatility — MSSD input (1–7 Likert)</w:t>
+              <w:t>user_id</w:t>
+            </w:r>
+          </w:p>
+        </w:tc>
+        <w:tc>
+          <w:tcPr>
+            <w:tcW w:type="dxa" w:w="3249"/>
+          </w:tcPr>
+          <w:p>
+            <w:r>
+              <w:t>Infrastructure — FK → user</w:t>
             </w:r>
           </w:p>
         </w:tc>
@@ -8495,17 +8809,17 @@
           </w:tcPr>
           <w:p>
             <w:r>
-              <w:t>energy</w:t>
-            </w:r>
-          </w:p>
-        </w:tc>
-        <w:tc>
-          <w:tcPr>
-            <w:tcW w:type="dxa" w:w="3249"/>
-          </w:tcPr>
-          <w:p>
-            <w:r>
-              <w:t>EMA volatility — MSSD input (1–7 Likert)</w:t>
+              <w:t>prompt_id</w:t>
+            </w:r>
+          </w:p>
+        </w:tc>
+        <w:tc>
+          <w:tcPr>
+            <w:tcW w:type="dxa" w:w="3249"/>
+          </w:tcPr>
+          <w:p>
+            <w:r>
+              <w:t>JITAI delivery — template reference (never message text)</w:t>
             </w:r>
           </w:p>
         </w:tc>
@@ -8517,27 +8831,27 @@
           </w:tcPr>
           <w:p>
             <w:r>
-              <w:t>jitai_log</w:t>
-            </w:r>
-          </w:p>
-        </w:tc>
-        <w:tc>
-          <w:tcPr>
-            <w:tcW w:type="dxa" w:w="3249"/>
-          </w:tcPr>
-          <w:p>
-            <w:r>
-              <w:t>id</w:t>
-            </w:r>
-          </w:p>
-        </w:tc>
-        <w:tc>
-          <w:tcPr>
-            <w:tcW w:type="dxa" w:w="3249"/>
-          </w:tcPr>
-          <w:p>
-            <w:r>
-              <w:t>Infrastructure — primary key</w:t>
+              <w:t>ema</w:t>
+            </w:r>
+          </w:p>
+        </w:tc>
+        <w:tc>
+          <w:tcPr>
+            <w:tcW w:type="dxa" w:w="3249"/>
+          </w:tcPr>
+          <w:p>
+            <w:r>
+              <w:t>sent_at</w:t>
+            </w:r>
+          </w:p>
+        </w:tc>
+        <w:tc>
+          <w:tcPr>
+            <w:tcW w:type="dxa" w:w="3249"/>
+          </w:tcPr>
+          <w:p>
+            <w:r>
+              <w:t>JITAI delivery audit — when prompt was dispatched</w:t>
             </w:r>
           </w:p>
         </w:tc>
@@ -8549,27 +8863,27 @@
           </w:tcPr>
           <w:p>
             <w:r>
-              <w:t>jitai_log</w:t>
-            </w:r>
-          </w:p>
-        </w:tc>
-        <w:tc>
-          <w:tcPr>
-            <w:tcW w:type="dxa" w:w="3249"/>
-          </w:tcPr>
-          <w:p>
-            <w:r>
-              <w:t>user_id</w:t>
-            </w:r>
-          </w:p>
-        </w:tc>
-        <w:tc>
-          <w:tcPr>
-            <w:tcW w:type="dxa" w:w="3249"/>
-          </w:tcPr>
-          <w:p>
-            <w:r>
-              <w:t>Infrastructure — FK → user</w:t>
+              <w:t>ema</w:t>
+            </w:r>
+          </w:p>
+        </w:tc>
+        <w:tc>
+          <w:tcPr>
+            <w:tcW w:type="dxa" w:w="3249"/>
+          </w:tcPr>
+          <w:p>
+            <w:r>
+              <w:t>responded_at</w:t>
+            </w:r>
+          </w:p>
+        </w:tc>
+        <w:tc>
+          <w:tcPr>
+            <w:tcW w:type="dxa" w:w="3249"/>
+          </w:tcPr>
+          <w:p>
+            <w:r>
+              <w:t>JITAI delivery audit — response latency input</w:t>
             </w:r>
           </w:p>
         </w:tc>
@@ -8581,27 +8895,27 @@
           </w:tcPr>
           <w:p>
             <w:r>
-              <w:t>jitai_log</w:t>
-            </w:r>
-          </w:p>
-        </w:tc>
-        <w:tc>
-          <w:tcPr>
-            <w:tcW w:type="dxa" w:w="3249"/>
-          </w:tcPr>
-          <w:p>
-            <w:r>
-              <w:t>prompt_id</w:t>
-            </w:r>
-          </w:p>
-        </w:tc>
-        <w:tc>
-          <w:tcPr>
-            <w:tcW w:type="dxa" w:w="3249"/>
-          </w:tcPr>
-          <w:p>
-            <w:r>
-              <w:t>JITAI delivery — template reference (IRB: no message text stored)</w:t>
+              <w:t>ema</w:t>
+            </w:r>
+          </w:p>
+        </w:tc>
+        <w:tc>
+          <w:tcPr>
+            <w:tcW w:type="dxa" w:w="3249"/>
+          </w:tcPr>
+          <w:p>
+            <w:r>
+              <w:t>status</w:t>
+            </w:r>
+          </w:p>
+        </w:tc>
+        <w:tc>
+          <w:tcPr>
+            <w:tcW w:type="dxa" w:w="3249"/>
+          </w:tcPr>
+          <w:p>
+            <w:r>
+              <w:t>JITAI delivery audit — pending / completed / expired</w:t>
             </w:r>
           </w:p>
         </w:tc>
@@ -8613,27 +8927,27 @@
           </w:tcPr>
           <w:p>
             <w:r>
-              <w:t>jitai_log</w:t>
-            </w:r>
-          </w:p>
-        </w:tc>
-        <w:tc>
-          <w:tcPr>
-            <w:tcW w:type="dxa" w:w="3249"/>
-          </w:tcPr>
-          <w:p>
-            <w:r>
-              <w:t>triggered_at</w:t>
-            </w:r>
-          </w:p>
-        </w:tc>
-        <w:tc>
-          <w:tcPr>
-            <w:tcW w:type="dxa" w:w="3249"/>
-          </w:tcPr>
-          <w:p>
-            <w:r>
-              <w:t>MRT — decision point timestamp</w:t>
+              <w:t>ema</w:t>
+            </w:r>
+          </w:p>
+        </w:tc>
+        <w:tc>
+          <w:tcPr>
+            <w:tcW w:type="dxa" w:w="3249"/>
+          </w:tcPr>
+          <w:p>
+            <w:r>
+              <w:t>mood</w:t>
+            </w:r>
+          </w:p>
+        </w:tc>
+        <w:tc>
+          <w:tcPr>
+            <w:tcW w:type="dxa" w:w="3249"/>
+          </w:tcPr>
+          <w:p>
+            <w:r>
+              <w:t>EMA volatility — MSSD input (1–7 Likert)</w:t>
             </w:r>
           </w:p>
         </w:tc>
@@ -8645,27 +8959,27 @@
           </w:tcPr>
           <w:p>
             <w:r>
-              <w:t>jitai_log</w:t>
-            </w:r>
-          </w:p>
-        </w:tc>
-        <w:tc>
-          <w:tcPr>
-            <w:tcW w:type="dxa" w:w="3249"/>
-          </w:tcPr>
-          <w:p>
-            <w:r>
-              <w:t>trigger_reason</w:t>
-            </w:r>
-          </w:p>
-        </w:tc>
-        <w:tc>
-          <w:tcPr>
-            <w:tcW w:type="dxa" w:w="3249"/>
-          </w:tcPr>
-          <w:p>
-            <w:r>
-              <w:t>JITAI decision — signal audit string (e.g. hr_elevated+stress_high)</w:t>
+              <w:t>ema</w:t>
+            </w:r>
+          </w:p>
+        </w:tc>
+        <w:tc>
+          <w:tcPr>
+            <w:tcW w:type="dxa" w:w="3249"/>
+          </w:tcPr>
+          <w:p>
+            <w:r>
+              <w:t>stress</w:t>
+            </w:r>
+          </w:p>
+        </w:tc>
+        <w:tc>
+          <w:tcPr>
+            <w:tcW w:type="dxa" w:w="3249"/>
+          </w:tcPr>
+          <w:p>
+            <w:r>
+              <w:t>EMA volatility — MSSD input (1–7 Likert)</w:t>
             </w:r>
           </w:p>
         </w:tc>
@@ -8677,27 +8991,27 @@
           </w:tcPr>
           <w:p>
             <w:r>
-              <w:t>jitai_log</w:t>
-            </w:r>
-          </w:p>
-        </w:tc>
-        <w:tc>
-          <w:tcPr>
-            <w:tcW w:type="dxa" w:w="3249"/>
-          </w:tcPr>
-          <w:p>
-            <w:r>
-              <w:t>hr_at_trigger</w:t>
-            </w:r>
-          </w:p>
-        </w:tc>
-        <w:tc>
-          <w:tcPr>
-            <w:tcW w:type="dxa" w:w="3249"/>
-          </w:tcPr>
-          <w:p>
-            <w:r>
-              <w:t>JITAI decision — HR snapshot at decision point</w:t>
+              <w:t>ema</w:t>
+            </w:r>
+          </w:p>
+        </w:tc>
+        <w:tc>
+          <w:tcPr>
+            <w:tcW w:type="dxa" w:w="3249"/>
+          </w:tcPr>
+          <w:p>
+            <w:r>
+              <w:t>energy</w:t>
+            </w:r>
+          </w:p>
+        </w:tc>
+        <w:tc>
+          <w:tcPr>
+            <w:tcW w:type="dxa" w:w="3249"/>
+          </w:tcPr>
+          <w:p>
+            <w:r>
+              <w:t>EMA volatility — MSSD input (1–7 Likert)</w:t>
             </w:r>
           </w:p>
         </w:tc>
@@ -8719,17 +9033,17 @@
           </w:tcPr>
           <w:p>
             <w:r>
-              <w:t>stress_at_trigger</w:t>
-            </w:r>
-          </w:p>
-        </w:tc>
-        <w:tc>
-          <w:tcPr>
-            <w:tcW w:type="dxa" w:w="3249"/>
-          </w:tcPr>
-          <w:p>
-            <w:r>
-              <w:t>JITAI decision — Garmin stress snapshot at decision point</w:t>
+              <w:t>id</w:t>
+            </w:r>
+          </w:p>
+        </w:tc>
+        <w:tc>
+          <w:tcPr>
+            <w:tcW w:type="dxa" w:w="3249"/>
+          </w:tcPr>
+          <w:p>
+            <w:r>
+              <w:t>Infrastructure — primary key</w:t>
             </w:r>
           </w:p>
         </w:tc>
@@ -8751,17 +9065,17 @@
           </w:tcPr>
           <w:p>
             <w:r>
-              <w:t>ema_id</w:t>
-            </w:r>
-          </w:p>
-        </w:tc>
-        <w:tc>
-          <w:tcPr>
-            <w:tcW w:type="dxa" w:w="3249"/>
-          </w:tcPr>
-          <w:p>
-            <w:r>
-              <w:t>JITAI decision — FK → EMA that drove the decision (nullable)</w:t>
+              <w:t>user_id</w:t>
+            </w:r>
+          </w:p>
+        </w:tc>
+        <w:tc>
+          <w:tcPr>
+            <w:tcW w:type="dxa" w:w="3249"/>
+          </w:tcPr>
+          <w:p>
+            <w:r>
+              <w:t>Infrastructure — FK → user</w:t>
             </w:r>
           </w:p>
         </w:tc>
@@ -8783,17 +9097,17 @@
           </w:tcPr>
           <w:p>
             <w:r>
-              <w:t>observed_mssd</w:t>
-            </w:r>
-          </w:p>
-        </w:tc>
-        <w:tc>
-          <w:tcPr>
-            <w:tcW w:type="dxa" w:w="3249"/>
-          </w:tcPr>
-          <w:p>
-            <w:r>
-              <w:t>EMA volatility — MSSD score at decision point</w:t>
+              <w:t>prompt_id</w:t>
+            </w:r>
+          </w:p>
+        </w:tc>
+        <w:tc>
+          <w:tcPr>
+            <w:tcW w:type="dxa" w:w="3249"/>
+          </w:tcPr>
+          <w:p>
+            <w:r>
+              <w:t>JITAI delivery — template reference (IRB: no message text stored)</w:t>
             </w:r>
           </w:p>
         </w:tc>
@@ -8815,17 +9129,17 @@
           </w:tcPr>
           <w:p>
             <w:r>
-              <w:t>send_prompt</w:t>
-            </w:r>
-          </w:p>
-        </w:tc>
-        <w:tc>
-          <w:tcPr>
-            <w:tcW w:type="dxa" w:w="3249"/>
-          </w:tcPr>
-          <w:p>
-            <w:r>
-              <w:t>MRT — treatment assignment: True = intervention arm, False = control</w:t>
+              <w:t>triggered_at</w:t>
+            </w:r>
+          </w:p>
+        </w:tc>
+        <w:tc>
+          <w:tcPr>
+            <w:tcW w:type="dxa" w:w="3249"/>
+          </w:tcPr>
+          <w:p>
+            <w:r>
+              <w:t>MRT — decision point timestamp</w:t>
             </w:r>
           </w:p>
         </w:tc>
@@ -8847,17 +9161,17 @@
           </w:tcPr>
           <w:p>
             <w:r>
-              <w:t>status</w:t>
-            </w:r>
-          </w:p>
-        </w:tc>
-        <w:tc>
-          <w:tcPr>
-            <w:tcW w:type="dxa" w:w="3249"/>
-          </w:tcPr>
-          <w:p>
-            <w:r>
-              <w:t>JITAI delivery audit — delivered / opened / interacted / failed / suppressed (suppressed added 2026-09-24)</w:t>
+              <w:t>trigger_reason</w:t>
+            </w:r>
+          </w:p>
+        </w:tc>
+        <w:tc>
+          <w:tcPr>
+            <w:tcW w:type="dxa" w:w="3249"/>
+          </w:tcPr>
+          <w:p>
+            <w:r>
+              <w:t>JITAI decision — signal audit string (e.g. hr_elevated+stress_high)</w:t>
             </w:r>
           </w:p>
         </w:tc>
@@ -8879,17 +9193,17 @@
           </w:tcPr>
           <w:p>
             <w:r>
-              <w:t>randomization_draw</w:t>
-            </w:r>
-          </w:p>
-        </w:tc>
-        <w:tc>
-          <w:tcPr>
-            <w:tcW w:type="dxa" w:w="3249"/>
-          </w:tcPr>
-          <w:p>
-            <w:r>
-              <w:t>MRT — Uniform(0,1) draw; with p enables causal analysis</w:t>
+              <w:t>hr_at_trigger</w:t>
+            </w:r>
+          </w:p>
+        </w:tc>
+        <w:tc>
+          <w:tcPr>
+            <w:tcW w:type="dxa" w:w="3249"/>
+          </w:tcPr>
+          <w:p>
+            <w:r>
+              <w:t>JITAI decision — HR snapshot at decision point</w:t>
             </w:r>
           </w:p>
         </w:tc>
@@ -8911,17 +9225,17 @@
           </w:tcPr>
           <w:p>
             <w:r>
-              <w:t>randomization_probability</w:t>
-            </w:r>
-          </w:p>
-        </w:tc>
-        <w:tc>
-          <w:tcPr>
-            <w:tcW w:type="dxa" w:w="3249"/>
-          </w:tcPr>
-          <w:p>
-            <w:r>
-              <w:t>MRT — p value used at this decision point (fixed 0.5 for pilot); null on suppressed rows</w:t>
+              <w:t>stress_at_trigger</w:t>
+            </w:r>
+          </w:p>
+        </w:tc>
+        <w:tc>
+          <w:tcPr>
+            <w:tcW w:type="dxa" w:w="3249"/>
+          </w:tcPr>
+          <w:p>
+            <w:r>
+              <w:t>JITAI decision — Garmin stress snapshot at decision point</w:t>
             </w:r>
           </w:p>
         </w:tc>
@@ -8943,17 +9257,17 @@
           </w:tcPr>
           <w:p>
             <w:r>
-              <w:t>decision_point_id</w:t>
-            </w:r>
-          </w:p>
-        </w:tc>
-        <w:tc>
-          <w:tcPr>
-            <w:tcW w:type="dxa" w:w="3249"/>
-          </w:tcPr>
-          <w:p>
-            <w:r>
-              <w:t>MRT — idempotency key ensuring one log row per EMA decision point</w:t>
+              <w:t>ema_id</w:t>
+            </w:r>
+          </w:p>
+        </w:tc>
+        <w:tc>
+          <w:tcPr>
+            <w:tcW w:type="dxa" w:w="3249"/>
+          </w:tcPr>
+          <w:p>
+            <w:r>
+              <w:t>JITAI decision — FK → EMA that drove the decision (nullable)</w:t>
             </w:r>
           </w:p>
         </w:tc>
@@ -8965,27 +9279,27 @@
           </w:tcPr>
           <w:p>
             <w:r>
-              <w:t>phone_telemetry</w:t>
-            </w:r>
-          </w:p>
-        </w:tc>
-        <w:tc>
-          <w:tcPr>
-            <w:tcW w:type="dxa" w:w="3249"/>
-          </w:tcPr>
-          <w:p>
-            <w:r>
-              <w:t>id</w:t>
-            </w:r>
-          </w:p>
-        </w:tc>
-        <w:tc>
-          <w:tcPr>
-            <w:tcW w:type="dxa" w:w="3249"/>
-          </w:tcPr>
-          <w:p>
-            <w:r>
-              <w:t>Infrastructure — primary key</w:t>
+              <w:t>jitai_log</w:t>
+            </w:r>
+          </w:p>
+        </w:tc>
+        <w:tc>
+          <w:tcPr>
+            <w:tcW w:type="dxa" w:w="3249"/>
+          </w:tcPr>
+          <w:p>
+            <w:r>
+              <w:t>observed_mssd</w:t>
+            </w:r>
+          </w:p>
+        </w:tc>
+        <w:tc>
+          <w:tcPr>
+            <w:tcW w:type="dxa" w:w="3249"/>
+          </w:tcPr>
+          <w:p>
+            <w:r>
+              <w:t>EMA volatility — MSSD score at decision point</w:t>
             </w:r>
           </w:p>
         </w:tc>
@@ -8997,27 +9311,27 @@
           </w:tcPr>
           <w:p>
             <w:r>
-              <w:t>phone_telemetry</w:t>
-            </w:r>
-          </w:p>
-        </w:tc>
-        <w:tc>
-          <w:tcPr>
-            <w:tcW w:type="dxa" w:w="3249"/>
-          </w:tcPr>
-          <w:p>
-            <w:r>
-              <w:t>user_id</w:t>
-            </w:r>
-          </w:p>
-        </w:tc>
-        <w:tc>
-          <w:tcPr>
-            <w:tcW w:type="dxa" w:w="3249"/>
-          </w:tcPr>
-          <w:p>
-            <w:r>
-              <w:t>Infrastructure — FK → user</w:t>
+              <w:t>jitai_log</w:t>
+            </w:r>
+          </w:p>
+        </w:tc>
+        <w:tc>
+          <w:tcPr>
+            <w:tcW w:type="dxa" w:w="3249"/>
+          </w:tcPr>
+          <w:p>
+            <w:r>
+              <w:t>send_prompt</w:t>
+            </w:r>
+          </w:p>
+        </w:tc>
+        <w:tc>
+          <w:tcPr>
+            <w:tcW w:type="dxa" w:w="3249"/>
+          </w:tcPr>
+          <w:p>
+            <w:r>
+              <w:t>MRT — treatment assignment: True = intervention arm, False = control</w:t>
             </w:r>
           </w:p>
         </w:tc>
@@ -9029,27 +9343,27 @@
           </w:tcPr>
           <w:p>
             <w:r>
-              <w:t>phone_telemetry</w:t>
-            </w:r>
-          </w:p>
-        </w:tc>
-        <w:tc>
-          <w:tcPr>
-            <w:tcW w:type="dxa" w:w="3249"/>
-          </w:tcPr>
-          <w:p>
-            <w:r>
-              <w:t>session_id</w:t>
-            </w:r>
-          </w:p>
-        </w:tc>
-        <w:tc>
-          <w:tcPr>
-            <w:tcW w:type="dxa" w:w="3249"/>
-          </w:tcPr>
-          <w:p>
-            <w:r>
-              <w:t>Data provenance — groups events within one app session</w:t>
+              <w:t>jitai_log</w:t>
+            </w:r>
+          </w:p>
+        </w:tc>
+        <w:tc>
+          <w:tcPr>
+            <w:tcW w:type="dxa" w:w="3249"/>
+          </w:tcPr>
+          <w:p>
+            <w:r>
+              <w:t>status</w:t>
+            </w:r>
+          </w:p>
+        </w:tc>
+        <w:tc>
+          <w:tcPr>
+            <w:tcW w:type="dxa" w:w="3249"/>
+          </w:tcPr>
+          <w:p>
+            <w:r>
+              <w:t>JITAI delivery audit — delivered / opened / interacted / failed / suppressed (suppressed added 2026-09-24)</w:t>
             </w:r>
           </w:p>
         </w:tc>
@@ -9061,27 +9375,27 @@
           </w:tcPr>
           <w:p>
             <w:r>
-              <w:t>phone_telemetry</w:t>
-            </w:r>
-          </w:p>
-        </w:tc>
-        <w:tc>
-          <w:tcPr>
-            <w:tcW w:type="dxa" w:w="3249"/>
-          </w:tcPr>
-          <w:p>
-            <w:r>
-              <w:t>event_type</w:t>
-            </w:r>
-          </w:p>
-        </w:tc>
-        <w:tc>
-          <w:tcPr>
-            <w:tcW w:type="dxa" w:w="3249"/>
-          </w:tcPr>
-          <w:p>
-            <w:r>
-              <w:t>Cyber aggression telemetry — compose/navigation event type</w:t>
+              <w:t>jitai_log</w:t>
+            </w:r>
+          </w:p>
+        </w:tc>
+        <w:tc>
+          <w:tcPr>
+            <w:tcW w:type="dxa" w:w="3249"/>
+          </w:tcPr>
+          <w:p>
+            <w:r>
+              <w:t>randomization_draw</w:t>
+            </w:r>
+          </w:p>
+        </w:tc>
+        <w:tc>
+          <w:tcPr>
+            <w:tcW w:type="dxa" w:w="3249"/>
+          </w:tcPr>
+          <w:p>
+            <w:r>
+              <w:t>MRT — Uniform(0,1) draw; with p enables causal analysis</w:t>
             </w:r>
           </w:p>
         </w:tc>
@@ -9093,27 +9407,27 @@
           </w:tcPr>
           <w:p>
             <w:r>
-              <w:t>phone_telemetry</w:t>
-            </w:r>
-          </w:p>
-        </w:tc>
-        <w:tc>
-          <w:tcPr>
-            <w:tcW w:type="dxa" w:w="3249"/>
-          </w:tcPr>
-          <w:p>
-            <w:r>
-              <w:t>occurred_at</w:t>
-            </w:r>
-          </w:p>
-        </w:tc>
-        <w:tc>
-          <w:tcPr>
-            <w:tcW w:type="dxa" w:w="3249"/>
-          </w:tcPr>
-          <w:p>
-            <w:r>
-              <w:t>Data provenance — client-side event timestamp</w:t>
+              <w:t>jitai_log</w:t>
+            </w:r>
+          </w:p>
+        </w:tc>
+        <w:tc>
+          <w:tcPr>
+            <w:tcW w:type="dxa" w:w="3249"/>
+          </w:tcPr>
+          <w:p>
+            <w:r>
+              <w:t>randomization_probability</w:t>
+            </w:r>
+          </w:p>
+        </w:tc>
+        <w:tc>
+          <w:tcPr>
+            <w:tcW w:type="dxa" w:w="3249"/>
+          </w:tcPr>
+          <w:p>
+            <w:r>
+              <w:t>MRT — p value used at this decision point (fixed 0.5 for pilot); null on suppressed rows</w:t>
             </w:r>
           </w:p>
         </w:tc>
@@ -9125,27 +9439,27 @@
           </w:tcPr>
           <w:p>
             <w:r>
-              <w:t>phone_telemetry</w:t>
-            </w:r>
-          </w:p>
-        </w:tc>
-        <w:tc>
-          <w:tcPr>
-            <w:tcW w:type="dxa" w:w="3249"/>
-          </w:tcPr>
-          <w:p>
-            <w:r>
-              <w:t>recorded_at</w:t>
-            </w:r>
-          </w:p>
-        </w:tc>
-        <w:tc>
-          <w:tcPr>
-            <w:tcW w:type="dxa" w:w="3249"/>
-          </w:tcPr>
-          <w:p>
-            <w:r>
-              <w:t>Data provenance — server receipt timestamp</w:t>
+              <w:t>jitai_log</w:t>
+            </w:r>
+          </w:p>
+        </w:tc>
+        <w:tc>
+          <w:tcPr>
+            <w:tcW w:type="dxa" w:w="3249"/>
+          </w:tcPr>
+          <w:p>
+            <w:r>
+              <w:t>decision_point_id</w:t>
+            </w:r>
+          </w:p>
+        </w:tc>
+        <w:tc>
+          <w:tcPr>
+            <w:tcW w:type="dxa" w:w="3249"/>
+          </w:tcPr>
+          <w:p>
+            <w:r>
+              <w:t>MRT — idempotency key ensuring one log row per EMA decision point</w:t>
             </w:r>
           </w:p>
         </w:tc>
@@ -9167,17 +9481,17 @@
           </w:tcPr>
           <w:p>
             <w:r>
-              <w:t>screen_name</w:t>
-            </w:r>
-          </w:p>
-        </w:tc>
-        <w:tc>
-          <w:tcPr>
-            <w:tcW w:type="dxa" w:w="3249"/>
-          </w:tcPr>
-          <w:p>
-            <w:r>
-              <w:t>Cyber aggression telemetry — navigation context</w:t>
+              <w:t>id</w:t>
+            </w:r>
+          </w:p>
+        </w:tc>
+        <w:tc>
+          <w:tcPr>
+            <w:tcW w:type="dxa" w:w="3249"/>
+          </w:tcPr>
+          <w:p>
+            <w:r>
+              <w:t>Infrastructure — primary key</w:t>
             </w:r>
           </w:p>
         </w:tc>
@@ -9199,17 +9513,17 @@
           </w:tcPr>
           <w:p>
             <w:r>
-              <w:t>latency_ms</w:t>
-            </w:r>
-          </w:p>
-        </w:tc>
-        <w:tc>
-          <w:tcPr>
-            <w:tcW w:type="dxa" w:w="3249"/>
-          </w:tcPr>
-          <w:p>
-            <w:r>
-              <w:t>Cyber aggression telemetry — response hesitation signal</w:t>
+              <w:t>user_id</w:t>
+            </w:r>
+          </w:p>
+        </w:tc>
+        <w:tc>
+          <w:tcPr>
+            <w:tcW w:type="dxa" w:w="3249"/>
+          </w:tcPr>
+          <w:p>
+            <w:r>
+              <w:t>Infrastructure — FK → user</w:t>
             </w:r>
           </w:p>
         </w:tc>
@@ -9231,17 +9545,17 @@
           </w:tcPr>
           <w:p>
             <w:r>
-              <w:t>metadata (keystroke_count, delete_count)</w:t>
-            </w:r>
-          </w:p>
-        </w:tc>
-        <w:tc>
-          <w:tcPr>
-            <w:tcW w:type="dxa" w:w="3249"/>
-          </w:tcPr>
-          <w:p>
-            <w:r>
-              <w:t>Cyber aggression telemetry — compose churn signals (pending PI confirmation of construct assignment)</w:t>
+              <w:t>session_id</w:t>
+            </w:r>
+          </w:p>
+        </w:tc>
+        <w:tc>
+          <w:tcPr>
+            <w:tcW w:type="dxa" w:w="3249"/>
+          </w:tcPr>
+          <w:p>
+            <w:r>
+              <w:t>Data provenance — groups events within one app session</w:t>
             </w:r>
           </w:p>
         </w:tc>
@@ -9253,27 +9567,27 @@
           </w:tcPr>
           <w:p>
             <w:r>
-              <w:t>engagement_log</w:t>
-            </w:r>
-          </w:p>
-        </w:tc>
-        <w:tc>
-          <w:tcPr>
-            <w:tcW w:type="dxa" w:w="3249"/>
-          </w:tcPr>
-          <w:p>
-            <w:r>
-              <w:t>id</w:t>
-            </w:r>
-          </w:p>
-        </w:tc>
-        <w:tc>
-          <w:tcPr>
-            <w:tcW w:type="dxa" w:w="3249"/>
-          </w:tcPr>
-          <w:p>
-            <w:r>
-              <w:t>Infrastructure — primary key</w:t>
+              <w:t>phone_telemetry</w:t>
+            </w:r>
+          </w:p>
+        </w:tc>
+        <w:tc>
+          <w:tcPr>
+            <w:tcW w:type="dxa" w:w="3249"/>
+          </w:tcPr>
+          <w:p>
+            <w:r>
+              <w:t>event_type</w:t>
+            </w:r>
+          </w:p>
+        </w:tc>
+        <w:tc>
+          <w:tcPr>
+            <w:tcW w:type="dxa" w:w="3249"/>
+          </w:tcPr>
+          <w:p>
+            <w:r>
+              <w:t>Cyber aggression telemetry — compose/navigation event type</w:t>
             </w:r>
           </w:p>
         </w:tc>
@@ -9285,27 +9599,27 @@
           </w:tcPr>
           <w:p>
             <w:r>
-              <w:t>engagement_log</w:t>
-            </w:r>
-          </w:p>
-        </w:tc>
-        <w:tc>
-          <w:tcPr>
-            <w:tcW w:type="dxa" w:w="3249"/>
-          </w:tcPr>
-          <w:p>
-            <w:r>
-              <w:t>user_id</w:t>
-            </w:r>
-          </w:p>
-        </w:tc>
-        <w:tc>
-          <w:tcPr>
-            <w:tcW w:type="dxa" w:w="3249"/>
-          </w:tcPr>
-          <w:p>
-            <w:r>
-              <w:t>Infrastructure — FK → user</w:t>
+              <w:t>phone_telemetry</w:t>
+            </w:r>
+          </w:p>
+        </w:tc>
+        <w:tc>
+          <w:tcPr>
+            <w:tcW w:type="dxa" w:w="3249"/>
+          </w:tcPr>
+          <w:p>
+            <w:r>
+              <w:t>occurred_at</w:t>
+            </w:r>
+          </w:p>
+        </w:tc>
+        <w:tc>
+          <w:tcPr>
+            <w:tcW w:type="dxa" w:w="3249"/>
+          </w:tcPr>
+          <w:p>
+            <w:r>
+              <w:t>Data provenance — client-side event timestamp</w:t>
             </w:r>
           </w:p>
         </w:tc>
@@ -9317,27 +9631,27 @@
           </w:tcPr>
           <w:p>
             <w:r>
-              <w:t>engagement_log</w:t>
-            </w:r>
-          </w:p>
-        </w:tc>
-        <w:tc>
-          <w:tcPr>
-            <w:tcW w:type="dxa" w:w="3249"/>
-          </w:tcPr>
-          <w:p>
-            <w:r>
-              <w:t>jitai_log_id</w:t>
-            </w:r>
-          </w:p>
-        </w:tc>
-        <w:tc>
-          <w:tcPr>
-            <w:tcW w:type="dxa" w:w="3249"/>
-          </w:tcPr>
-          <w:p>
-            <w:r>
-              <w:t>MRT — FK → jitai_log; links engagement event to decision point</w:t>
+              <w:t>phone_telemetry</w:t>
+            </w:r>
+          </w:p>
+        </w:tc>
+        <w:tc>
+          <w:tcPr>
+            <w:tcW w:type="dxa" w:w="3249"/>
+          </w:tcPr>
+          <w:p>
+            <w:r>
+              <w:t>recorded_at</w:t>
+            </w:r>
+          </w:p>
+        </w:tc>
+        <w:tc>
+          <w:tcPr>
+            <w:tcW w:type="dxa" w:w="3249"/>
+          </w:tcPr>
+          <w:p>
+            <w:r>
+              <w:t>Data provenance — server receipt timestamp</w:t>
             </w:r>
           </w:p>
         </w:tc>
@@ -9349,27 +9663,27 @@
           </w:tcPr>
           <w:p>
             <w:r>
-              <w:t>engagement_log</w:t>
-            </w:r>
-          </w:p>
-        </w:tc>
-        <w:tc>
-          <w:tcPr>
-            <w:tcW w:type="dxa" w:w="3249"/>
-          </w:tcPr>
-          <w:p>
-            <w:r>
-              <w:t>event_type</w:t>
-            </w:r>
-          </w:p>
-        </w:tc>
-        <w:tc>
-          <w:tcPr>
-            <w:tcW w:type="dxa" w:w="3249"/>
-          </w:tcPr>
-          <w:p>
-            <w:r>
-              <w:t>JITAI delivery audit — notification/EMA engagement type</w:t>
+              <w:t>phone_telemetry</w:t>
+            </w:r>
+          </w:p>
+        </w:tc>
+        <w:tc>
+          <w:tcPr>
+            <w:tcW w:type="dxa" w:w="3249"/>
+          </w:tcPr>
+          <w:p>
+            <w:r>
+              <w:t>screen_name</w:t>
+            </w:r>
+          </w:p>
+        </w:tc>
+        <w:tc>
+          <w:tcPr>
+            <w:tcW w:type="dxa" w:w="3249"/>
+          </w:tcPr>
+          <w:p>
+            <w:r>
+              <w:t>Cyber aggression telemetry — navigation context</w:t>
             </w:r>
           </w:p>
         </w:tc>
@@ -9381,27 +9695,27 @@
           </w:tcPr>
           <w:p>
             <w:r>
-              <w:t>engagement_log</w:t>
-            </w:r>
-          </w:p>
-        </w:tc>
-        <w:tc>
-          <w:tcPr>
-            <w:tcW w:type="dxa" w:w="3249"/>
-          </w:tcPr>
-          <w:p>
-            <w:r>
-              <w:t>occurred_at</w:t>
-            </w:r>
-          </w:p>
-        </w:tc>
-        <w:tc>
-          <w:tcPr>
-            <w:tcW w:type="dxa" w:w="3249"/>
-          </w:tcPr>
-          <w:p>
-            <w:r>
-              <w:t>JITAI delivery audit — client-side timestamp</w:t>
+              <w:t>phone_telemetry</w:t>
+            </w:r>
+          </w:p>
+        </w:tc>
+        <w:tc>
+          <w:tcPr>
+            <w:tcW w:type="dxa" w:w="3249"/>
+          </w:tcPr>
+          <w:p>
+            <w:r>
+              <w:t>latency_ms</w:t>
+            </w:r>
+          </w:p>
+        </w:tc>
+        <w:tc>
+          <w:tcPr>
+            <w:tcW w:type="dxa" w:w="3249"/>
+          </w:tcPr>
+          <w:p>
+            <w:r>
+              <w:t>Cyber aggression telemetry — response hesitation signal</w:t>
             </w:r>
           </w:p>
         </w:tc>
@@ -9413,27 +9727,27 @@
           </w:tcPr>
           <w:p>
             <w:r>
-              <w:t>engagement_log</w:t>
-            </w:r>
-          </w:p>
-        </w:tc>
-        <w:tc>
-          <w:tcPr>
-            <w:tcW w:type="dxa" w:w="3249"/>
-          </w:tcPr>
-          <w:p>
-            <w:r>
-              <w:t>recorded_at</w:t>
-            </w:r>
-          </w:p>
-        </w:tc>
-        <w:tc>
-          <w:tcPr>
-            <w:tcW w:type="dxa" w:w="3249"/>
-          </w:tcPr>
-          <w:p>
-            <w:r>
-              <w:t>Data provenance — server receipt timestamp</w:t>
+              <w:t>phone_telemetry</w:t>
+            </w:r>
+          </w:p>
+        </w:tc>
+        <w:tc>
+          <w:tcPr>
+            <w:tcW w:type="dxa" w:w="3249"/>
+          </w:tcPr>
+          <w:p>
+            <w:r>
+              <w:t>metadata (keystroke_count, delete_count)</w:t>
+            </w:r>
+          </w:p>
+        </w:tc>
+        <w:tc>
+          <w:tcPr>
+            <w:tcW w:type="dxa" w:w="3249"/>
+          </w:tcPr>
+          <w:p>
+            <w:r>
+              <w:t>Cyber aggression telemetry — compose churn signals (pending PI confirmation of construct assignment)</w:t>
             </w:r>
           </w:p>
         </w:tc>
@@ -9445,27 +9759,27 @@
           </w:tcPr>
           <w:p>
             <w:r>
-              <w:t>jitai_log</w:t>
-            </w:r>
-          </w:p>
-        </w:tc>
-        <w:tc>
-          <w:tcPr>
-            <w:tcW w:type="dxa" w:w="3249"/>
-          </w:tcPr>
-          <w:p>
-            <w:r>
-              <w:t>eligible_prompt_ids</w:t>
-            </w:r>
-          </w:p>
-        </w:tc>
-        <w:tc>
-          <w:tcPr>
-            <w:tcW w:type="dxa" w:w="3249"/>
-          </w:tcPr>
-          <w:p>
-            <w:r>
-              <w:t>MRT — JSON array of P-codes eligible at this decision point; records which prompts were available vs. which was drawn</w:t>
+              <w:t>engagement_log</w:t>
+            </w:r>
+          </w:p>
+        </w:tc>
+        <w:tc>
+          <w:tcPr>
+            <w:tcW w:type="dxa" w:w="3249"/>
+          </w:tcPr>
+          <w:p>
+            <w:r>
+              <w:t>id</w:t>
+            </w:r>
+          </w:p>
+        </w:tc>
+        <w:tc>
+          <w:tcPr>
+            <w:tcW w:type="dxa" w:w="3249"/>
+          </w:tcPr>
+          <w:p>
+            <w:r>
+              <w:t>Infrastructure — primary key</w:t>
             </w:r>
           </w:p>
         </w:tc>
@@ -9477,27 +9791,27 @@
           </w:tcPr>
           <w:p>
             <w:r>
-              <w:t>jitai_log</w:t>
-            </w:r>
-          </w:p>
-        </w:tc>
-        <w:tc>
-          <w:tcPr>
-            <w:tcW w:type="dxa" w:w="3249"/>
-          </w:tcPr>
-          <w:p>
-            <w:r>
-              <w:t>ema_mood</w:t>
-            </w:r>
-          </w:p>
-        </w:tc>
-        <w:tc>
-          <w:tcPr>
-            <w:tcW w:type="dxa" w:w="3249"/>
-          </w:tcPr>
-          <w:p>
-            <w:r>
-              <w:t>MRT — EMA mood score at decision point (1–7 Likert); denormalized from EMA FK for flat-file analysis without joins</w:t>
+              <w:t>engagement_log</w:t>
+            </w:r>
+          </w:p>
+        </w:tc>
+        <w:tc>
+          <w:tcPr>
+            <w:tcW w:type="dxa" w:w="3249"/>
+          </w:tcPr>
+          <w:p>
+            <w:r>
+              <w:t>user_id</w:t>
+            </w:r>
+          </w:p>
+        </w:tc>
+        <w:tc>
+          <w:tcPr>
+            <w:tcW w:type="dxa" w:w="3249"/>
+          </w:tcPr>
+          <w:p>
+            <w:r>
+              <w:t>Infrastructure — FK → user</w:t>
             </w:r>
           </w:p>
         </w:tc>
@@ -9509,27 +9823,27 @@
           </w:tcPr>
           <w:p>
             <w:r>
-              <w:t>jitai_log</w:t>
-            </w:r>
-          </w:p>
-        </w:tc>
-        <w:tc>
-          <w:tcPr>
-            <w:tcW w:type="dxa" w:w="3249"/>
-          </w:tcPr>
-          <w:p>
-            <w:r>
-              <w:t>ema_stress</w:t>
-            </w:r>
-          </w:p>
-        </w:tc>
-        <w:tc>
-          <w:tcPr>
-            <w:tcW w:type="dxa" w:w="3249"/>
-          </w:tcPr>
-          <w:p>
-            <w:r>
-              <w:t>MRT — EMA stress score at decision point (1–7 Likert); denormalized</w:t>
+              <w:t>engagement_log</w:t>
+            </w:r>
+          </w:p>
+        </w:tc>
+        <w:tc>
+          <w:tcPr>
+            <w:tcW w:type="dxa" w:w="3249"/>
+          </w:tcPr>
+          <w:p>
+            <w:r>
+              <w:t>jitai_log_id</w:t>
+            </w:r>
+          </w:p>
+        </w:tc>
+        <w:tc>
+          <w:tcPr>
+            <w:tcW w:type="dxa" w:w="3249"/>
+          </w:tcPr>
+          <w:p>
+            <w:r>
+              <w:t>MRT — FK → jitai_log; links engagement event to decision point</w:t>
             </w:r>
           </w:p>
         </w:tc>
@@ -9541,27 +9855,27 @@
           </w:tcPr>
           <w:p>
             <w:r>
-              <w:t>jitai_log</w:t>
-            </w:r>
-          </w:p>
-        </w:tc>
-        <w:tc>
-          <w:tcPr>
-            <w:tcW w:type="dxa" w:w="3249"/>
-          </w:tcPr>
-          <w:p>
-            <w:r>
-              <w:t>ema_energy</w:t>
-            </w:r>
-          </w:p>
-        </w:tc>
-        <w:tc>
-          <w:tcPr>
-            <w:tcW w:type="dxa" w:w="3249"/>
-          </w:tcPr>
-          <w:p>
-            <w:r>
-              <w:t>MRT — EMA energy score at decision point (1–7 Likert); denormalized</w:t>
+              <w:t>engagement_log</w:t>
+            </w:r>
+          </w:p>
+        </w:tc>
+        <w:tc>
+          <w:tcPr>
+            <w:tcW w:type="dxa" w:w="3249"/>
+          </w:tcPr>
+          <w:p>
+            <w:r>
+              <w:t>event_type</w:t>
+            </w:r>
+          </w:p>
+        </w:tc>
+        <w:tc>
+          <w:tcPr>
+            <w:tcW w:type="dxa" w:w="3249"/>
+          </w:tcPr>
+          <w:p>
+            <w:r>
+              <w:t>JITAI delivery audit — notification/EMA engagement type</w:t>
             </w:r>
           </w:p>
         </w:tc>
@@ -9573,27 +9887,27 @@
           </w:tcPr>
           <w:p>
             <w:r>
-              <w:t>jitai_log</w:t>
-            </w:r>
-          </w:p>
-        </w:tc>
-        <w:tc>
-          <w:tcPr>
-            <w:tcW w:type="dxa" w:w="3249"/>
-          </w:tcPr>
-          <w:p>
-            <w:r>
-              <w:t>trigger_signal</w:t>
-            </w:r>
-          </w:p>
-        </w:tc>
-        <w:tc>
-          <w:tcPr>
-            <w:tcW w:type="dxa" w:w="3249"/>
-          </w:tcPr>
-          <w:p>
-            <w:r>
-              <w:t>JITAI decision — telemetry signal that contributed (reserved; null until HRV/sleep spec from Celia is wired in)</w:t>
+              <w:t>engagement_log</w:t>
+            </w:r>
+          </w:p>
+        </w:tc>
+        <w:tc>
+          <w:tcPr>
+            <w:tcW w:type="dxa" w:w="3249"/>
+          </w:tcPr>
+          <w:p>
+            <w:r>
+              <w:t>occurred_at</w:t>
+            </w:r>
+          </w:p>
+        </w:tc>
+        <w:tc>
+          <w:tcPr>
+            <w:tcW w:type="dxa" w:w="3249"/>
+          </w:tcPr>
+          <w:p>
+            <w:r>
+              <w:t>JITAI delivery audit — client-side timestamp</w:t>
             </w:r>
           </w:p>
         </w:tc>
@@ -9605,27 +9919,27 @@
           </w:tcPr>
           <w:p>
             <w:r>
-              <w:t>jitai_log</w:t>
-            </w:r>
-          </w:p>
-        </w:tc>
-        <w:tc>
-          <w:tcPr>
-            <w:tcW w:type="dxa" w:w="3249"/>
-          </w:tcPr>
-          <w:p>
-            <w:r>
-              <w:t>decision_made_at</w:t>
-            </w:r>
-          </w:p>
-        </w:tc>
-        <w:tc>
-          <w:tcPr>
-            <w:tcW w:type="dxa" w:w="3249"/>
-          </w:tcPr>
-          <w:p>
-            <w:r>
-              <w:t>JITAI delivery audit — decision-point timestamp, indexed for MRT time-series queries</w:t>
+              <w:t>engagement_log</w:t>
+            </w:r>
+          </w:p>
+        </w:tc>
+        <w:tc>
+          <w:tcPr>
+            <w:tcW w:type="dxa" w:w="3249"/>
+          </w:tcPr>
+          <w:p>
+            <w:r>
+              <w:t>recorded_at</w:t>
+            </w:r>
+          </w:p>
+        </w:tc>
+        <w:tc>
+          <w:tcPr>
+            <w:tcW w:type="dxa" w:w="3249"/>
+          </w:tcPr>
+          <w:p>
+            <w:r>
+              <w:t>Data provenance — server receipt timestamp</w:t>
             </w:r>
           </w:p>
         </w:tc>
@@ -9647,17 +9961,17 @@
           </w:tcPr>
           <w:p>
             <w:r>
-              <w:t>push_sent_at</w:t>
-            </w:r>
-          </w:p>
-        </w:tc>
-        <w:tc>
-          <w:tcPr>
-            <w:tcW w:type="dxa" w:w="3249"/>
-          </w:tcPr>
-          <w:p>
-            <w:r>
-              <w:t>JITAI delivery audit — when Expo accepted the push for delivery</w:t>
+              <w:t>eligible_prompt_ids</w:t>
+            </w:r>
+          </w:p>
+        </w:tc>
+        <w:tc>
+          <w:tcPr>
+            <w:tcW w:type="dxa" w:w="3249"/>
+          </w:tcPr>
+          <w:p>
+            <w:r>
+              <w:t>MRT — JSON array of P-codes eligible at this decision point; records which prompts were available vs. which was drawn</w:t>
             </w:r>
           </w:p>
         </w:tc>
@@ -9679,17 +9993,17 @@
           </w:tcPr>
           <w:p>
             <w:r>
-              <w:t>device_received_at</w:t>
-            </w:r>
-          </w:p>
-        </w:tc>
-        <w:tc>
-          <w:tcPr>
-            <w:tcW w:type="dxa" w:w="3249"/>
-          </w:tcPr>
-          <w:p>
-            <w:r>
-              <w:t>JITAI delivery audit — when the mobile app confirmed on-device receipt</w:t>
+              <w:t>ema_mood</w:t>
+            </w:r>
+          </w:p>
+        </w:tc>
+        <w:tc>
+          <w:tcPr>
+            <w:tcW w:type="dxa" w:w="3249"/>
+          </w:tcPr>
+          <w:p>
+            <w:r>
+              <w:t>MRT — EMA mood score at decision point (1–7 Likert); denormalized from EMA FK for flat-file analysis without joins</w:t>
             </w:r>
           </w:p>
         </w:tc>
@@ -9711,17 +10025,17 @@
           </w:tcPr>
           <w:p>
             <w:r>
-              <w:t>receipt_reported_at</w:t>
-            </w:r>
-          </w:p>
-        </w:tc>
-        <w:tc>
-          <w:tcPr>
-            <w:tcW w:type="dxa" w:w="3249"/>
-          </w:tcPr>
-          <w:p>
-            <w:r>
-              <w:t>Data provenance — server timestamp when the client-reported receipt arrived</w:t>
+              <w:t>ema_stress</w:t>
+            </w:r>
+          </w:p>
+        </w:tc>
+        <w:tc>
+          <w:tcPr>
+            <w:tcW w:type="dxa" w:w="3249"/>
+          </w:tcPr>
+          <w:p>
+            <w:r>
+              <w:t>MRT — EMA stress score at decision point (1–7 Likert); denormalized</w:t>
             </w:r>
           </w:p>
         </w:tc>
@@ -9743,17 +10057,17 @@
           </w:tcPr>
           <w:p>
             <w:r>
-              <w:t>delivery_status</w:t>
-            </w:r>
-          </w:p>
-        </w:tc>
-        <w:tc>
-          <w:tcPr>
-            <w:tcW w:type="dxa" w:w="3249"/>
-          </w:tcPr>
-          <w:p>
-            <w:r>
-              <w:t>JITAI delivery audit — pending / not_sent / suppressed / accepted_by_expo / received_on_device / failed</w:t>
+              <w:t>ema_energy</w:t>
+            </w:r>
+          </w:p>
+        </w:tc>
+        <w:tc>
+          <w:tcPr>
+            <w:tcW w:type="dxa" w:w="3249"/>
+          </w:tcPr>
+          <w:p>
+            <w:r>
+              <w:t>MRT — EMA energy score at decision point (1–7 Likert); denormalized</w:t>
             </w:r>
           </w:p>
         </w:tc>
@@ -9775,17 +10089,17 @@
           </w:tcPr>
           <w:p>
             <w:r>
-              <w:t>delivery_error</w:t>
-            </w:r>
-          </w:p>
-        </w:tc>
-        <w:tc>
-          <w:tcPr>
-            <w:tcW w:type="dxa" w:w="3249"/>
-          </w:tcPr>
-          <w:p>
-            <w:r>
-              <w:t>JITAI delivery audit — Expo/ticket error detail when delivery_status = failed</w:t>
+              <w:t>trigger_signal</w:t>
+            </w:r>
+          </w:p>
+        </w:tc>
+        <w:tc>
+          <w:tcPr>
+            <w:tcW w:type="dxa" w:w="3249"/>
+          </w:tcPr>
+          <w:p>
+            <w:r>
+              <w:t>JITAI decision — telemetry signal that contributed (reserved; null until HRV/sleep spec from Celia is wired in)</w:t>
             </w:r>
           </w:p>
         </w:tc>
@@ -9807,17 +10121,17 @@
           </w:tcPr>
           <w:p>
             <w:r>
-              <w:t>receipt_platform</w:t>
-            </w:r>
-          </w:p>
-        </w:tc>
-        <w:tc>
-          <w:tcPr>
-            <w:tcW w:type="dxa" w:w="3249"/>
-          </w:tcPr>
-          <w:p>
-            <w:r>
-              <w:t>Data provenance — client platform (ios / android) reported with the delivery receipt</w:t>
+              <w:t>decision_made_at</w:t>
+            </w:r>
+          </w:p>
+        </w:tc>
+        <w:tc>
+          <w:tcPr>
+            <w:tcW w:type="dxa" w:w="3249"/>
+          </w:tcPr>
+          <w:p>
+            <w:r>
+              <w:t>JITAI delivery audit — decision-point timestamp, indexed for MRT time-series queries</w:t>
             </w:r>
           </w:p>
         </w:tc>
@@ -9839,17 +10153,17 @@
           </w:tcPr>
           <w:p>
             <w:r>
-              <w:t>receipt_app_state</w:t>
-            </w:r>
-          </w:p>
-        </w:tc>
-        <w:tc>
-          <w:tcPr>
-            <w:tcW w:type="dxa" w:w="3249"/>
-          </w:tcPr>
-          <w:p>
-            <w:r>
-              <w:t>Data provenance — app foreground/background state reported with the delivery receipt</w:t>
+              <w:t>push_sent_at</w:t>
+            </w:r>
+          </w:p>
+        </w:tc>
+        <w:tc>
+          <w:tcPr>
+            <w:tcW w:type="dxa" w:w="3249"/>
+          </w:tcPr>
+          <w:p>
+            <w:r>
+              <w:t>JITAI delivery audit — when Expo accepted the push for delivery</w:t>
             </w:r>
           </w:p>
         </w:tc>
@@ -9871,17 +10185,17 @@
           </w:tcPr>
           <w:p>
             <w:r>
-              <w:t>message_arm</w:t>
-            </w:r>
-          </w:p>
-        </w:tc>
-        <w:tc>
-          <w:tcPr>
-            <w:tcW w:type="dxa" w:w="3249"/>
-          </w:tcPr>
-          <w:p>
-            <w:r>
-              <w:t>MRT — message-content arm assignment ('coping'/'control'); isolates content effect from send-decision effect (added 2026-08-25)</w:t>
+              <w:t>device_received_at</w:t>
+            </w:r>
+          </w:p>
+        </w:tc>
+        <w:tc>
+          <w:tcPr>
+            <w:tcW w:type="dxa" w:w="3249"/>
+          </w:tcPr>
+          <w:p>
+            <w:r>
+              <w:t>JITAI delivery audit — when the mobile app confirmed on-device receipt</w:t>
             </w:r>
           </w:p>
         </w:tc>
@@ -9903,17 +10217,17 @@
           </w:tcPr>
           <w:p>
             <w:r>
-              <w:t>arm_randomization_probability</w:t>
-            </w:r>
-          </w:p>
-        </w:tc>
-        <w:tc>
-          <w:tcPr>
-            <w:tcW w:type="dxa" w:w="3249"/>
-          </w:tcPr>
-          <w:p>
-            <w:r>
-              <w:t>MRT — arm-draw p value (added 2026-08-25)</w:t>
+              <w:t>receipt_reported_at</w:t>
+            </w:r>
+          </w:p>
+        </w:tc>
+        <w:tc>
+          <w:tcPr>
+            <w:tcW w:type="dxa" w:w="3249"/>
+          </w:tcPr>
+          <w:p>
+            <w:r>
+              <w:t>Data provenance — server timestamp when the client-reported receipt arrived</w:t>
             </w:r>
           </w:p>
         </w:tc>
@@ -9935,17 +10249,17 @@
           </w:tcPr>
           <w:p>
             <w:r>
-              <w:t>arm_randomization_draw</w:t>
-            </w:r>
-          </w:p>
-        </w:tc>
-        <w:tc>
-          <w:tcPr>
-            <w:tcW w:type="dxa" w:w="3249"/>
-          </w:tcPr>
-          <w:p>
-            <w:r>
-              <w:t>MRT — arm-stage Uniform(0,1) draw, logged separately from randomization_draw (added 2026-08-25)</w:t>
+              <w:t>delivery_status</w:t>
+            </w:r>
+          </w:p>
+        </w:tc>
+        <w:tc>
+          <w:tcPr>
+            <w:tcW w:type="dxa" w:w="3249"/>
+          </w:tcPr>
+          <w:p>
+            <w:r>
+              <w:t>JITAI delivery audit — pending / not_sent / suppressed / accepted_by_expo / received_on_device / failed</w:t>
             </w:r>
           </w:p>
         </w:tc>
@@ -9967,17 +10281,17 @@
           </w:tcPr>
           <w:p>
             <w:r>
-              <w:t>evaluated_items</w:t>
-            </w:r>
-          </w:p>
-        </w:tc>
-        <w:tc>
-          <w:tcPr>
-            <w:tcW w:type="dxa" w:w="3249"/>
-          </w:tcPr>
-          <w:p>
-            <w:r>
-              <w:t>JITAI decision — routing item snapshot at decision point (added 2026-09-07)</w:t>
+              <w:t>delivery_error</w:t>
+            </w:r>
+          </w:p>
+        </w:tc>
+        <w:tc>
+          <w:tcPr>
+            <w:tcW w:type="dxa" w:w="3249"/>
+          </w:tcPr>
+          <w:p>
+            <w:r>
+              <w:t>JITAI delivery audit — Expo/ticket error detail when delivery_status = failed</w:t>
             </w:r>
           </w:p>
         </w:tc>
@@ -9999,17 +10313,17 @@
           </w:tcPr>
           <w:p>
             <w:r>
-              <w:t>matched_categories</w:t>
-            </w:r>
-          </w:p>
-        </w:tc>
-        <w:tc>
-          <w:tcPr>
-            <w:tcW w:type="dxa" w:w="3249"/>
-          </w:tcPr>
-          <w:p>
-            <w:r>
-              <w:t>JITAI decision — trigger categories matched at decision point (added 2026-09-07)</w:t>
+              <w:t>receipt_platform</w:t>
+            </w:r>
+          </w:p>
+        </w:tc>
+        <w:tc>
+          <w:tcPr>
+            <w:tcW w:type="dxa" w:w="3249"/>
+          </w:tcPr>
+          <w:p>
+            <w:r>
+              <w:t>Data provenance — client platform (ios / android) reported with the delivery receipt</w:t>
             </w:r>
           </w:p>
         </w:tc>
@@ -10031,17 +10345,17 @@
           </w:tcPr>
           <w:p>
             <w:r>
-              <w:t>category_drawn</w:t>
-            </w:r>
-          </w:p>
-        </w:tc>
-        <w:tc>
-          <w:tcPr>
-            <w:tcW w:type="dxa" w:w="3249"/>
-          </w:tcPr>
-          <w:p>
-            <w:r>
-              <w:t>JITAI delivery — category the delivered message was drawn from (added 2026-09-07)</w:t>
+              <w:t>receipt_app_state</w:t>
+            </w:r>
+          </w:p>
+        </w:tc>
+        <w:tc>
+          <w:tcPr>
+            <w:tcW w:type="dxa" w:w="3249"/>
+          </w:tcPr>
+          <w:p>
+            <w:r>
+              <w:t>Data provenance — app foreground/background state reported with the delivery receipt</w:t>
             </w:r>
           </w:p>
         </w:tc>
@@ -10063,17 +10377,17 @@
           </w:tcPr>
           <w:p>
             <w:r>
-              <w:t>fallback_reason</w:t>
-            </w:r>
-          </w:p>
-        </w:tc>
-        <w:tc>
-          <w:tcPr>
-            <w:tcW w:type="dxa" w:w="3249"/>
-          </w:tcPr>
-          <w:p>
-            <w:r>
-              <w:t>JITAI decision — why routing fell through to the general pool or override (added 2026-09-07, resolved 2026-09-08)</w:t>
+              <w:t>message_arm</w:t>
+            </w:r>
+          </w:p>
+        </w:tc>
+        <w:tc>
+          <w:tcPr>
+            <w:tcW w:type="dxa" w:w="3249"/>
+          </w:tcPr>
+          <w:p>
+            <w:r>
+              <w:t>MRT — message-content arm assignment ('coping'/'control'); isolates content effect from send-decision effect (added 2026-08-25)</w:t>
             </w:r>
           </w:p>
         </w:tc>
@@ -10085,27 +10399,27 @@
           </w:tcPr>
           <w:p>
             <w:r>
-              <w:t>ema</w:t>
-            </w:r>
-          </w:p>
-        </w:tc>
-        <w:tc>
-          <w:tcPr>
-            <w:tcW w:type="dxa" w:w="3249"/>
-          </w:tcPr>
-          <w:p>
-            <w:r>
-              <w:t>ema_type</w:t>
-            </w:r>
-          </w:p>
-        </w:tc>
-        <w:tc>
-          <w:tcPr>
-            <w:tcW w:type="dxa" w:w="3249"/>
-          </w:tcPr>
-          <w:p>
-            <w:r>
-              <w:t>JITAI delivery audit — distinguishes scheduled check-ins from post-decision-point / extra check-ins</w:t>
+              <w:t>jitai_log</w:t>
+            </w:r>
+          </w:p>
+        </w:tc>
+        <w:tc>
+          <w:tcPr>
+            <w:tcW w:type="dxa" w:w="3249"/>
+          </w:tcPr>
+          <w:p>
+            <w:r>
+              <w:t>arm_randomization_probability</w:t>
+            </w:r>
+          </w:p>
+        </w:tc>
+        <w:tc>
+          <w:tcPr>
+            <w:tcW w:type="dxa" w:w="3249"/>
+          </w:tcPr>
+          <w:p>
+            <w:r>
+              <w:t>MRT — arm-draw p value (added 2026-08-25)</w:t>
             </w:r>
           </w:p>
         </w:tc>
@@ -10117,27 +10431,27 @@
           </w:tcPr>
           <w:p>
             <w:r>
-              <w:t>ema</w:t>
-            </w:r>
-          </w:p>
-        </w:tc>
-        <w:tc>
-          <w:tcPr>
-            <w:tcW w:type="dxa" w:w="3249"/>
-          </w:tcPr>
-          <w:p>
-            <w:r>
-              <w:t>source_jitai_log_id</w:t>
-            </w:r>
-          </w:p>
-        </w:tc>
-        <w:tc>
-          <w:tcPr>
-            <w:tcW w:type="dxa" w:w="3249"/>
-          </w:tcPr>
-          <w:p>
-            <w:r>
-              <w:t>MRT — FK → jitai_log; links a post-prompt check-in to the decision point that opened its outcome window</w:t>
+              <w:t>jitai_log</w:t>
+            </w:r>
+          </w:p>
+        </w:tc>
+        <w:tc>
+          <w:tcPr>
+            <w:tcW w:type="dxa" w:w="3249"/>
+          </w:tcPr>
+          <w:p>
+            <w:r>
+              <w:t>arm_randomization_draw</w:t>
+            </w:r>
+          </w:p>
+        </w:tc>
+        <w:tc>
+          <w:tcPr>
+            <w:tcW w:type="dxa" w:w="3249"/>
+          </w:tcPr>
+          <w:p>
+            <w:r>
+              <w:t>MRT — arm-stage Uniform(0,1) draw, logged separately from randomization_draw (added 2026-08-25)</w:t>
             </w:r>
           </w:p>
         </w:tc>
@@ -10149,27 +10463,27 @@
           </w:tcPr>
           <w:p>
             <w:r>
-              <w:t>ema</w:t>
-            </w:r>
-          </w:p>
-        </w:tc>
-        <w:tc>
-          <w:tcPr>
-            <w:tcW w:type="dxa" w:w="3249"/>
-          </w:tcPr>
-          <w:p>
-            <w:r>
-              <w:t>outcome_window_start, outcome_window_end</w:t>
-            </w:r>
-          </w:p>
-        </w:tc>
-        <w:tc>
-          <w:tcPr>
-            <w:tcW w:type="dxa" w:w="3249"/>
-          </w:tcPr>
-          <w:p>
-            <w:r>
-              <w:t>MRT — bounds of the 2-hour post-decision-point outcome window</w:t>
+              <w:t>jitai_log</w:t>
+            </w:r>
+          </w:p>
+        </w:tc>
+        <w:tc>
+          <w:tcPr>
+            <w:tcW w:type="dxa" w:w="3249"/>
+          </w:tcPr>
+          <w:p>
+            <w:r>
+              <w:t>evaluated_items</w:t>
+            </w:r>
+          </w:p>
+        </w:tc>
+        <w:tc>
+          <w:tcPr>
+            <w:tcW w:type="dxa" w:w="3249"/>
+          </w:tcPr>
+          <w:p>
+            <w:r>
+              <w:t>JITAI decision — routing item snapshot at decision point (added 2026-09-07)</w:t>
             </w:r>
           </w:p>
         </w:tc>
@@ -10181,27 +10495,27 @@
           </w:tcPr>
           <w:p>
             <w:r>
-              <w:t>ema</w:t>
-            </w:r>
-          </w:p>
-        </w:tc>
-        <w:tc>
-          <w:tcPr>
-            <w:tcW w:type="dxa" w:w="3249"/>
-          </w:tcPr>
-          <w:p>
-            <w:r>
-              <w:t>expires_at</w:t>
-            </w:r>
-          </w:p>
-        </w:tc>
-        <w:tc>
-          <w:tcPr>
-            <w:tcW w:type="dxa" w:w="3249"/>
-          </w:tcPr>
-          <w:p>
-            <w:r>
-              <w:t>JITAI delivery audit — when this prompt stops being offered</w:t>
+              <w:t>jitai_log</w:t>
+            </w:r>
+          </w:p>
+        </w:tc>
+        <w:tc>
+          <w:tcPr>
+            <w:tcW w:type="dxa" w:w="3249"/>
+          </w:tcPr>
+          <w:p>
+            <w:r>
+              <w:t>matched_categories</w:t>
+            </w:r>
+          </w:p>
+        </w:tc>
+        <w:tc>
+          <w:tcPr>
+            <w:tcW w:type="dxa" w:w="3249"/>
+          </w:tcPr>
+          <w:p>
+            <w:r>
+              <w:t>JITAI decision — trigger categories matched at decision point (added 2026-09-07)</w:t>
             </w:r>
           </w:p>
         </w:tc>
@@ -10213,27 +10527,27 @@
           </w:tcPr>
           <w:p>
             <w:r>
-              <w:t>ema_item_response</w:t>
-            </w:r>
-          </w:p>
-        </w:tc>
-        <w:tc>
-          <w:tcPr>
-            <w:tcW w:type="dxa" w:w="3249"/>
-          </w:tcPr>
-          <w:p>
-            <w:r>
-              <w:t>id</w:t>
-            </w:r>
-          </w:p>
-        </w:tc>
-        <w:tc>
-          <w:tcPr>
-            <w:tcW w:type="dxa" w:w="3249"/>
-          </w:tcPr>
-          <w:p>
-            <w:r>
-              <w:t>Infrastructure — primary key</w:t>
+              <w:t>jitai_log</w:t>
+            </w:r>
+          </w:p>
+        </w:tc>
+        <w:tc>
+          <w:tcPr>
+            <w:tcW w:type="dxa" w:w="3249"/>
+          </w:tcPr>
+          <w:p>
+            <w:r>
+              <w:t>category_drawn</w:t>
+            </w:r>
+          </w:p>
+        </w:tc>
+        <w:tc>
+          <w:tcPr>
+            <w:tcW w:type="dxa" w:w="3249"/>
+          </w:tcPr>
+          <w:p>
+            <w:r>
+              <w:t>JITAI delivery — category the delivered message was drawn from (added 2026-09-07)</w:t>
             </w:r>
           </w:p>
         </w:tc>
@@ -10245,27 +10559,27 @@
           </w:tcPr>
           <w:p>
             <w:r>
-              <w:t>ema_item_response</w:t>
-            </w:r>
-          </w:p>
-        </w:tc>
-        <w:tc>
-          <w:tcPr>
-            <w:tcW w:type="dxa" w:w="3249"/>
-          </w:tcPr>
-          <w:p>
-            <w:r>
-              <w:t>ema_id</w:t>
-            </w:r>
-          </w:p>
-        </w:tc>
-        <w:tc>
-          <w:tcPr>
-            <w:tcW w:type="dxa" w:w="3249"/>
-          </w:tcPr>
-          <w:p>
-            <w:r>
-              <w:t>Infrastructure — FK → ema</w:t>
+              <w:t>jitai_log</w:t>
+            </w:r>
+          </w:p>
+        </w:tc>
+        <w:tc>
+          <w:tcPr>
+            <w:tcW w:type="dxa" w:w="3249"/>
+          </w:tcPr>
+          <w:p>
+            <w:r>
+              <w:t>fallback_reason</w:t>
+            </w:r>
+          </w:p>
+        </w:tc>
+        <w:tc>
+          <w:tcPr>
+            <w:tcW w:type="dxa" w:w="3249"/>
+          </w:tcPr>
+          <w:p>
+            <w:r>
+              <w:t>JITAI decision — why routing fell through to the general pool or override (added 2026-09-07, resolved 2026-09-08)</w:t>
             </w:r>
           </w:p>
         </w:tc>
@@ -10277,27 +10591,27 @@
           </w:tcPr>
           <w:p>
             <w:r>
-              <w:t>ema_item_response</w:t>
-            </w:r>
-          </w:p>
-        </w:tc>
-        <w:tc>
-          <w:tcPr>
-            <w:tcW w:type="dxa" w:w="3249"/>
-          </w:tcPr>
-          <w:p>
-            <w:r>
-              <w:t>item_id</w:t>
-            </w:r>
-          </w:p>
-        </w:tc>
-        <w:tc>
-          <w:tcPr>
-            <w:tcW w:type="dxa" w:w="3249"/>
-          </w:tcPr>
-          <w:p>
-            <w:r>
-              <w:t>EMA item bank — which B-item bundle (B1–B8) this sub-answer belongs to</w:t>
+              <w:t>ema</w:t>
+            </w:r>
+          </w:p>
+        </w:tc>
+        <w:tc>
+          <w:tcPr>
+            <w:tcW w:type="dxa" w:w="3249"/>
+          </w:tcPr>
+          <w:p>
+            <w:r>
+              <w:t>ema_type</w:t>
+            </w:r>
+          </w:p>
+        </w:tc>
+        <w:tc>
+          <w:tcPr>
+            <w:tcW w:type="dxa" w:w="3249"/>
+          </w:tcPr>
+          <w:p>
+            <w:r>
+              <w:t>JITAI delivery audit — distinguishes scheduled check-ins from post-decision-point / extra check-ins</w:t>
             </w:r>
           </w:p>
         </w:tc>
@@ -10309,27 +10623,27 @@
           </w:tcPr>
           <w:p>
             <w:r>
-              <w:t>ema_item_response</w:t>
-            </w:r>
-          </w:p>
-        </w:tc>
-        <w:tc>
-          <w:tcPr>
-            <w:tcW w:type="dxa" w:w="3249"/>
-          </w:tcPr>
-          <w:p>
-            <w:r>
-              <w:t>sub_item_id</w:t>
-            </w:r>
-          </w:p>
-        </w:tc>
-        <w:tc>
-          <w:tcPr>
-            <w:tcW w:type="dxa" w:w="3249"/>
-          </w:tcPr>
-          <w:p>
-            <w:r>
-              <w:t>EMA item bank — which specific sub-question was answered</w:t>
+              <w:t>ema</w:t>
+            </w:r>
+          </w:p>
+        </w:tc>
+        <w:tc>
+          <w:tcPr>
+            <w:tcW w:type="dxa" w:w="3249"/>
+          </w:tcPr>
+          <w:p>
+            <w:r>
+              <w:t>source_jitai_log_id</w:t>
+            </w:r>
+          </w:p>
+        </w:tc>
+        <w:tc>
+          <w:tcPr>
+            <w:tcW w:type="dxa" w:w="3249"/>
+          </w:tcPr>
+          <w:p>
+            <w:r>
+              <w:t>MRT — FK → jitai_log; links a post-prompt check-in to the decision point that opened its outcome window</w:t>
             </w:r>
           </w:p>
         </w:tc>
@@ -10341,27 +10655,27 @@
           </w:tcPr>
           <w:p>
             <w:r>
-              <w:t>ema_item_response</w:t>
-            </w:r>
-          </w:p>
-        </w:tc>
-        <w:tc>
-          <w:tcPr>
-            <w:tcW w:type="dxa" w:w="3249"/>
-          </w:tcPr>
-          <w:p>
-            <w:r>
-              <w:t>response_type</w:t>
-            </w:r>
-          </w:p>
-        </w:tc>
-        <w:tc>
-          <w:tcPr>
-            <w:tcW w:type="dxa" w:w="3249"/>
-          </w:tcPr>
-          <w:p>
-            <w:r>
-              <w:t>EMA item bank — answer shape (likert/single_choice/multi_choice/number/yes_no), denormalized for analysis exports</w:t>
+              <w:t>ema</w:t>
+            </w:r>
+          </w:p>
+        </w:tc>
+        <w:tc>
+          <w:tcPr>
+            <w:tcW w:type="dxa" w:w="3249"/>
+          </w:tcPr>
+          <w:p>
+            <w:r>
+              <w:t>outcome_window_start, outcome_window_end</w:t>
+            </w:r>
+          </w:p>
+        </w:tc>
+        <w:tc>
+          <w:tcPr>
+            <w:tcW w:type="dxa" w:w="3249"/>
+          </w:tcPr>
+          <w:p>
+            <w:r>
+              <w:t>MRT — bounds of the 2-hour post-decision-point outcome window</w:t>
             </w:r>
           </w:p>
         </w:tc>
@@ -10373,27 +10687,27 @@
           </w:tcPr>
           <w:p>
             <w:r>
-              <w:t>ema_item_response</w:t>
-            </w:r>
-          </w:p>
-        </w:tc>
-        <w:tc>
-          <w:tcPr>
-            <w:tcW w:type="dxa" w:w="3249"/>
-          </w:tcPr>
-          <w:p>
-            <w:r>
-              <w:t>value_numeric, value_choice, value_choices</w:t>
-            </w:r>
-          </w:p>
-        </w:tc>
-        <w:tc>
-          <w:tcPr>
-            <w:tcW w:type="dxa" w:w="3249"/>
-          </w:tcPr>
-          <w:p>
-            <w:r>
-              <w:t>EMA item bank — the answer itself, typed per response_type</w:t>
+              <w:t>ema</w:t>
+            </w:r>
+          </w:p>
+        </w:tc>
+        <w:tc>
+          <w:tcPr>
+            <w:tcW w:type="dxa" w:w="3249"/>
+          </w:tcPr>
+          <w:p>
+            <w:r>
+              <w:t>expires_at</w:t>
+            </w:r>
+          </w:p>
+        </w:tc>
+        <w:tc>
+          <w:tcPr>
+            <w:tcW w:type="dxa" w:w="3249"/>
+          </w:tcPr>
+          <w:p>
+            <w:r>
+              <w:t>JITAI delivery audit — when this prompt stops being offered</w:t>
             </w:r>
           </w:p>
         </w:tc>
@@ -10405,7 +10719,7 @@
           </w:tcPr>
           <w:p>
             <w:r>
-              <w:t>event_day</w:t>
+              <w:t>ema_item_response</w:t>
             </w:r>
           </w:p>
         </w:tc>
@@ -10437,27 +10751,27 @@
           </w:tcPr>
           <w:p>
             <w:r>
-              <w:t>event_day</w:t>
-            </w:r>
-          </w:p>
-        </w:tc>
-        <w:tc>
-          <w:tcPr>
-            <w:tcW w:type="dxa" w:w="3249"/>
-          </w:tcPr>
-          <w:p>
-            <w:r>
-              <w:t>date</w:t>
-            </w:r>
-          </w:p>
-        </w:tc>
-        <w:tc>
-          <w:tcPr>
-            <w:tcW w:type="dxa" w:w="3249"/>
-          </w:tcPr>
-          <w:p>
-            <w:r>
-              <w:t>EMA item bank — gates B3 (Game context) rotation</w:t>
+              <w:t>ema_item_response</w:t>
+            </w:r>
+          </w:p>
+        </w:tc>
+        <w:tc>
+          <w:tcPr>
+            <w:tcW w:type="dxa" w:w="3249"/>
+          </w:tcPr>
+          <w:p>
+            <w:r>
+              <w:t>ema_id</w:t>
+            </w:r>
+          </w:p>
+        </w:tc>
+        <w:tc>
+          <w:tcPr>
+            <w:tcW w:type="dxa" w:w="3249"/>
+          </w:tcPr>
+          <w:p>
+            <w:r>
+              <w:t>Infrastructure — FK → ema</w:t>
             </w:r>
           </w:p>
         </w:tc>
@@ -10469,27 +10783,27 @@
           </w:tcPr>
           <w:p>
             <w:r>
-              <w:t>event_day</w:t>
-            </w:r>
-          </w:p>
-        </w:tc>
-        <w:tc>
-          <w:tcPr>
-            <w:tcW w:type="dxa" w:w="3249"/>
-          </w:tcPr>
-          <w:p>
-            <w:r>
-              <w:t>sport, description</w:t>
-            </w:r>
-          </w:p>
-        </w:tc>
-        <w:tc>
-          <w:tcPr>
-            <w:tcW w:type="dxa" w:w="3249"/>
-          </w:tcPr>
-          <w:p>
-            <w:r>
-              <w:t>EMA item bank — descriptive only</w:t>
+              <w:t>ema_item_response</w:t>
+            </w:r>
+          </w:p>
+        </w:tc>
+        <w:tc>
+          <w:tcPr>
+            <w:tcW w:type="dxa" w:w="3249"/>
+          </w:tcPr>
+          <w:p>
+            <w:r>
+              <w:t>item_id</w:t>
+            </w:r>
+          </w:p>
+        </w:tc>
+        <w:tc>
+          <w:tcPr>
+            <w:tcW w:type="dxa" w:w="3249"/>
+          </w:tcPr>
+          <w:p>
+            <w:r>
+              <w:t>EMA item bank — which B-item bundle (B1–B8) this sub-answer belongs to</w:t>
             </w:r>
           </w:p>
         </w:tc>
@@ -10501,27 +10815,27 @@
           </w:tcPr>
           <w:p>
             <w:r>
-              <w:t>checkin_reminder</w:t>
-            </w:r>
-          </w:p>
-        </w:tc>
-        <w:tc>
-          <w:tcPr>
-            <w:tcW w:type="dxa" w:w="3249"/>
-          </w:tcPr>
-          <w:p>
-            <w:r>
-              <w:t>id</w:t>
-            </w:r>
-          </w:p>
-        </w:tc>
-        <w:tc>
-          <w:tcPr>
-            <w:tcW w:type="dxa" w:w="3249"/>
-          </w:tcPr>
-          <w:p>
-            <w:r>
-              <w:t>Infrastructure — primary key</w:t>
+              <w:t>ema_item_response</w:t>
+            </w:r>
+          </w:p>
+        </w:tc>
+        <w:tc>
+          <w:tcPr>
+            <w:tcW w:type="dxa" w:w="3249"/>
+          </w:tcPr>
+          <w:p>
+            <w:r>
+              <w:t>sub_item_id</w:t>
+            </w:r>
+          </w:p>
+        </w:tc>
+        <w:tc>
+          <w:tcPr>
+            <w:tcW w:type="dxa" w:w="3249"/>
+          </w:tcPr>
+          <w:p>
+            <w:r>
+              <w:t>EMA item bank — which specific sub-question was answered</w:t>
             </w:r>
           </w:p>
         </w:tc>
@@ -10533,27 +10847,27 @@
           </w:tcPr>
           <w:p>
             <w:r>
-              <w:t>checkin_reminder</w:t>
-            </w:r>
-          </w:p>
-        </w:tc>
-        <w:tc>
-          <w:tcPr>
-            <w:tcW w:type="dxa" w:w="3249"/>
-          </w:tcPr>
-          <w:p>
-            <w:r>
-              <w:t>user_id</w:t>
-            </w:r>
-          </w:p>
-        </w:tc>
-        <w:tc>
-          <w:tcPr>
-            <w:tcW w:type="dxa" w:w="3249"/>
-          </w:tcPr>
-          <w:p>
-            <w:r>
-              <w:t>Infrastructure — FK → user</w:t>
+              <w:t>ema_item_response</w:t>
+            </w:r>
+          </w:p>
+        </w:tc>
+        <w:tc>
+          <w:tcPr>
+            <w:tcW w:type="dxa" w:w="3249"/>
+          </w:tcPr>
+          <w:p>
+            <w:r>
+              <w:t>response_type</w:t>
+            </w:r>
+          </w:p>
+        </w:tc>
+        <w:tc>
+          <w:tcPr>
+            <w:tcW w:type="dxa" w:w="3249"/>
+          </w:tcPr>
+          <w:p>
+            <w:r>
+              <w:t>EMA item bank — answer shape (likert/single_choice/multi_choice/number/yes_no), denormalized for analysis exports</w:t>
             </w:r>
           </w:p>
         </w:tc>
@@ -10565,27 +10879,27 @@
           </w:tcPr>
           <w:p>
             <w:r>
-              <w:t>checkin_reminder</w:t>
-            </w:r>
-          </w:p>
-        </w:tc>
-        <w:tc>
-          <w:tcPr>
-            <w:tcW w:type="dxa" w:w="3249"/>
-          </w:tcPr>
-          <w:p>
-            <w:r>
-              <w:t>sent_at</w:t>
-            </w:r>
-          </w:p>
-        </w:tc>
-        <w:tc>
-          <w:tcPr>
-            <w:tcW w:type="dxa" w:w="3249"/>
-          </w:tcPr>
-          <w:p>
-            <w:r>
-              <w:t>JITAI delivery audit — when a scheduling reminder was sent</w:t>
+              <w:t>ema_item_response</w:t>
+            </w:r>
+          </w:p>
+        </w:tc>
+        <w:tc>
+          <w:tcPr>
+            <w:tcW w:type="dxa" w:w="3249"/>
+          </w:tcPr>
+          <w:p>
+            <w:r>
+              <w:t>value_numeric, value_choice, value_choices</w:t>
+            </w:r>
+          </w:p>
+        </w:tc>
+        <w:tc>
+          <w:tcPr>
+            <w:tcW w:type="dxa" w:w="3249"/>
+          </w:tcPr>
+          <w:p>
+            <w:r>
+              <w:t>EMA item bank — the answer itself, typed per response_type</w:t>
             </w:r>
           </w:p>
         </w:tc>
@@ -10597,27 +10911,27 @@
           </w:tcPr>
           <w:p>
             <w:r>
-              <w:t>checkin_reminder</w:t>
-            </w:r>
-          </w:p>
-        </w:tc>
-        <w:tc>
-          <w:tcPr>
-            <w:tcW w:type="dxa" w:w="3249"/>
-          </w:tcPr>
-          <w:p>
-            <w:r>
-              <w:t>daily_count_at_send</w:t>
-            </w:r>
-          </w:p>
-        </w:tc>
-        <w:tc>
-          <w:tcPr>
-            <w:tcW w:type="dxa" w:w="3249"/>
-          </w:tcPr>
-          <w:p>
-            <w:r>
-              <w:t>JITAI delivery audit — which of the day's check-in slots this reminder targeted</w:t>
+              <w:t>event_day</w:t>
+            </w:r>
+          </w:p>
+        </w:tc>
+        <w:tc>
+          <w:tcPr>
+            <w:tcW w:type="dxa" w:w="3249"/>
+          </w:tcPr>
+          <w:p>
+            <w:r>
+              <w:t>id</w:t>
+            </w:r>
+          </w:p>
+        </w:tc>
+        <w:tc>
+          <w:tcPr>
+            <w:tcW w:type="dxa" w:w="3249"/>
+          </w:tcPr>
+          <w:p>
+            <w:r>
+              <w:t>Infrastructure — primary key</w:t>
             </w:r>
           </w:p>
         </w:tc>
@@ -10629,6 +10943,198 @@
           </w:tcPr>
           <w:p>
             <w:r>
+              <w:t>event_day</w:t>
+            </w:r>
+          </w:p>
+        </w:tc>
+        <w:tc>
+          <w:tcPr>
+            <w:tcW w:type="dxa" w:w="3249"/>
+          </w:tcPr>
+          <w:p>
+            <w:r>
+              <w:t>date</w:t>
+            </w:r>
+          </w:p>
+        </w:tc>
+        <w:tc>
+          <w:tcPr>
+            <w:tcW w:type="dxa" w:w="3249"/>
+          </w:tcPr>
+          <w:p>
+            <w:r>
+              <w:t>EMA item bank — gates B3 (Game context) rotation</w:t>
+            </w:r>
+          </w:p>
+        </w:tc>
+      </w:tr>
+      <w:tr>
+        <w:tc>
+          <w:tcPr>
+            <w:tcW w:type="dxa" w:w="3249"/>
+          </w:tcPr>
+          <w:p>
+            <w:r>
+              <w:t>event_day</w:t>
+            </w:r>
+          </w:p>
+        </w:tc>
+        <w:tc>
+          <w:tcPr>
+            <w:tcW w:type="dxa" w:w="3249"/>
+          </w:tcPr>
+          <w:p>
+            <w:r>
+              <w:t>sport, description</w:t>
+            </w:r>
+          </w:p>
+        </w:tc>
+        <w:tc>
+          <w:tcPr>
+            <w:tcW w:type="dxa" w:w="3249"/>
+          </w:tcPr>
+          <w:p>
+            <w:r>
+              <w:t>EMA item bank — descriptive only</w:t>
+            </w:r>
+          </w:p>
+        </w:tc>
+      </w:tr>
+      <w:tr>
+        <w:tc>
+          <w:tcPr>
+            <w:tcW w:type="dxa" w:w="3249"/>
+          </w:tcPr>
+          <w:p>
+            <w:r>
+              <w:t>checkin_reminder</w:t>
+            </w:r>
+          </w:p>
+        </w:tc>
+        <w:tc>
+          <w:tcPr>
+            <w:tcW w:type="dxa" w:w="3249"/>
+          </w:tcPr>
+          <w:p>
+            <w:r>
+              <w:t>id</w:t>
+            </w:r>
+          </w:p>
+        </w:tc>
+        <w:tc>
+          <w:tcPr>
+            <w:tcW w:type="dxa" w:w="3249"/>
+          </w:tcPr>
+          <w:p>
+            <w:r>
+              <w:t>Infrastructure — primary key</w:t>
+            </w:r>
+          </w:p>
+        </w:tc>
+      </w:tr>
+      <w:tr>
+        <w:tc>
+          <w:tcPr>
+            <w:tcW w:type="dxa" w:w="3249"/>
+          </w:tcPr>
+          <w:p>
+            <w:r>
+              <w:t>checkin_reminder</w:t>
+            </w:r>
+          </w:p>
+        </w:tc>
+        <w:tc>
+          <w:tcPr>
+            <w:tcW w:type="dxa" w:w="3249"/>
+          </w:tcPr>
+          <w:p>
+            <w:r>
+              <w:t>user_id</w:t>
+            </w:r>
+          </w:p>
+        </w:tc>
+        <w:tc>
+          <w:tcPr>
+            <w:tcW w:type="dxa" w:w="3249"/>
+          </w:tcPr>
+          <w:p>
+            <w:r>
+              <w:t>Infrastructure — FK → user</w:t>
+            </w:r>
+          </w:p>
+        </w:tc>
+      </w:tr>
+      <w:tr>
+        <w:tc>
+          <w:tcPr>
+            <w:tcW w:type="dxa" w:w="3249"/>
+          </w:tcPr>
+          <w:p>
+            <w:r>
+              <w:t>checkin_reminder</w:t>
+            </w:r>
+          </w:p>
+        </w:tc>
+        <w:tc>
+          <w:tcPr>
+            <w:tcW w:type="dxa" w:w="3249"/>
+          </w:tcPr>
+          <w:p>
+            <w:r>
+              <w:t>sent_at</w:t>
+            </w:r>
+          </w:p>
+        </w:tc>
+        <w:tc>
+          <w:tcPr>
+            <w:tcW w:type="dxa" w:w="3249"/>
+          </w:tcPr>
+          <w:p>
+            <w:r>
+              <w:t>JITAI delivery audit — when a scheduling reminder was sent</w:t>
+            </w:r>
+          </w:p>
+        </w:tc>
+      </w:tr>
+      <w:tr>
+        <w:tc>
+          <w:tcPr>
+            <w:tcW w:type="dxa" w:w="3249"/>
+          </w:tcPr>
+          <w:p>
+            <w:r>
+              <w:t>checkin_reminder</w:t>
+            </w:r>
+          </w:p>
+        </w:tc>
+        <w:tc>
+          <w:tcPr>
+            <w:tcW w:type="dxa" w:w="3249"/>
+          </w:tcPr>
+          <w:p>
+            <w:r>
+              <w:t>daily_count_at_send</w:t>
+            </w:r>
+          </w:p>
+        </w:tc>
+        <w:tc>
+          <w:tcPr>
+            <w:tcW w:type="dxa" w:w="3249"/>
+          </w:tcPr>
+          <w:p>
+            <w:r>
+              <w:t>JITAI delivery audit — which of the day's check-in slots this reminder targeted</w:t>
+            </w:r>
+          </w:p>
+        </w:tc>
+      </w:tr>
+      <w:tr>
+        <w:tc>
+          <w:tcPr>
+            <w:tcW w:type="dxa" w:w="3249"/>
+          </w:tcPr>
+          <w:p>
+            <w:r>
               <w:t>jitai_log</w:t>
             </w:r>
           </w:p>
@@ -10649,7 +11155,7 @@
           </w:tcPr>
           <w:p>
             <w:r>
-              <w:t>MRT — why an engine-eligible decision point was not randomized: run_in / distress_baseline / distress_momentary; blank otherwise (added 2026-09-21)</w:t>
+              <w:t>MRT — why an engine-eligible decision point was not randomized: run_in / distress_baseline / distress_momentary (added 2026-09-21); or, on a staff-only POST /jitai/ write, cooldown / daily_cap (added 2026-09-30, migration 0050). Blank otherwise.</w:t>
             </w:r>
           </w:p>
         </w:tc>
@@ -10793,7 +11299,7 @@
         <w:jc w:val="center"/>
       </w:pPr>
       <w:r>
-        <w:t>Last updated: 2026-09-24 · Author: Dustin Nguyen · SMASH Research Lab, UF</w:t>
+        <w:t>Last updated: 2026-09-30 · Author: Dustin Nguyen · SMASH Research Lab, UF</w:t>
       </w:r>
     </w:p>
     <w:sectPr>

--- a/Resources/REACT_Architecture.docx
+++ b/Resources/REACT_Architecture.docx
@@ -1144,7 +1144,7 @@
               <w:rPr>
                 <w:sz w:val="17"/>
               </w:rPr>
-              <w:t>Admin-only (IsAdminUser) as of 2026-09-30 — previously just IsAuthenticated, so any logged-in participant could write a JITAILog row and bypass the run-in gate, distress override, cooldown, and daily cap that evaluate_jitai_triggers enforces. evaluate_jitai_triggers writes its own decision rows directly via the ORM and never calls this endpoint itself; before this change the mobile client's dev-only 'Simulate JITAI push' button (ComposeScreen, __DEV__ only) used it to test local notifications — that call now 403s under the new restriction. Before saving, the view rechecks run-in / distress override / cooldown / daily cap via _decision_point_safeguards and, if any apply, overwrites the submitted row to send_prompt=False, status and delivery_status='suppressed', with the failing guard as suppression_reason.</w:t>
+              <w:t>Admin-only (IsAdminUser) as of 2026-09-30 — previously just IsAuthenticated, so any logged-in participant could write a JITAILog row and bypass the run-in gate, distress override, cooldown, and daily cap that evaluate_jitai_triggers enforces. evaluate_jitai_triggers writes its own decision rows directly via the ORM and never calls this endpoint itself; before this change the mobile client's dev-only 'Simulate JITAI push' button (ComposeScreen, __DEV__ only) used it to test local notifications — that call now 403s under the new restriction. Before saving, the view rechecks run-in / distress override / cooldown / daily cap via _decision_point_safeguards and, if any apply, overwrites the submitted row to send_prompt=False, status and delivery_status='suppressed', with the failing guard as suppression_reason. Fixed 2026-10-01: the cooldown/daily-cap portion of that recheck now uses the shared _cooldown_cap_reason helper (real send history, Eastern calendar days) instead of this endpoint's own previously-independent, UTC-day query — the same helper evaluate_jitai_triggers now also calls.</w:t>
             </w:r>
           </w:p>
         </w:tc>
@@ -5894,7 +5894,7 @@
           </w:tcPr>
           <w:p>
             <w:r>
-              <w:t>blank by default; 'run_in' / 'distress_baseline' / 'distress_momentary' when an engine-eligible decision was withheld before the randomization draw. Blank on every other row, including ones the engine itself judged ineligible. Such rows carry status and delivery_status 'suppressed' (2026-09-24, migration 0049); exposed read-only by the JITAI API serializer; counted per day in MetricsDaily.suppressed_n. Indexed — added 2026-09-21 (migration 0048). Also 'cooldown' / 'daily_cap' (added 2026-09-30, migration 0050) when POST /jitai/'s own _decision_point_safeguards recheck withholds a manual/admin write for those reasons — evaluate_jitai_triggers never produces these two, since it already enforces cooldown/daily-cap upstream via apply_decision_rules.</w:t>
+              <w:t>blank by default; 'run_in' / 'distress_baseline' / 'distress_momentary' when an engine-eligible decision was withheld before the randomization draw. Blank on every other row, including ones the engine itself judged ineligible. Such rows carry status and delivery_status 'suppressed' (2026-09-24, migration 0049); exposed read-only by the JITAI API serializer; counted per day in MetricsDaily.suppressed_n. Indexed — added 2026-09-21 (migration 0048). Also 'cooldown' / 'daily_cap' (added 2026-09-30, migration 0050). Fixed 2026-10-01: both evaluate_jitai_triggers and POST /jitai/'s own _decision_point_safeguards recheck can produce these two now, via the shared _cooldown_cap_reason helper (real JITAILog(send_prompt=True) history, Eastern calendar days) — evaluate_jitai_triggers previously trusted apply_decision_rules's own internal, UTC-day cap/cooldown simulation instead, and POST /jitai/'s recheck had a separate, also-UTC-day query; both were defects, now fixed.</w:t>
             </w:r>
           </w:p>
         </w:tc>
@@ -7341,7 +7341,7 @@
     </w:p>
     <w:p>
       <w:r>
-        <w:t>Step 1 — Eligibility. evaluate_jitai_triggers runs every 2-3 minutes per enrolled participant. Celia's decision engine (calculate_mssd / apply_decision_rules) computes MSSD volatility against the participant's own expanding within-person threshold, enforcing a 60-minute cooldown and a 4/day cap. If ineligible, jitai_log is written with send_prompt=False and nothing downstream runs. Suppression gates (added 2026-09-21): an engine-eligible decision is then checked, in this order, against (a) the run-in gate (protocol 9.3) — the EMA falls on study day &lt; RUN_IN_DAYS (7); study day is Eastern, anchored to User.enrolled_at, and fails closed if enrolled_at is null — and (b) the distress override (protocol Section 11) — the participant has an active DistressFlag, baseline named ahead of momentary. Either forces the decision ineligible before the randomization draw; run-in wins when both apply. Suppression only applies to decisions the engine judged eligible; ineligible decisions keep the engine's own reason. The jitai_log row is still written with send_prompt=False, status and delivery_status both 'suppressed' (added 2026-09-24, migration 0049; 'not_sent' now remains only for ordinary ineligible decisions and eligible decisions the randomization did not send), randomization_draw, randomization_probability and message_arm all null, suppression_reason 'run_in' / 'distress_baseline' / 'distress_momentary', and trigger_reason 'run-in period' / 'distress override (baseline)' / 'distress override (momentary)'. Study Day 8 (study_day 7) is the first day a prompt can be sent. Check-ins and check-in reminders are unaffected. The dashboard randomization audit ignores rows with a suppression_reason. The monitoring layer counts them in MetricsDaily.suppressed_n (added 2026-09-24, dashboard migration 0005); they stay in decision_points_n and outside eligible_n, and the participant timeline labels them 'suppressed (run-in)' / 'suppressed (distress)'. Known defect: the daily cap in apply_decision_rules is counted over UTC days, while every other day boundary is Eastern.</w:t>
+        <w:t>Step 1 — Eligibility. evaluate_jitai_triggers runs every 2-3 minutes per enrolled participant. Celia's decision engine (calculate_mssd / apply_decision_rules) computes MSSD volatility against the participant's own expanding within-person threshold. apply_decision_rules also internally simulates a 60-minute cooldown and a 4/day cap, but as of 2026-10-01 production reads its decision_reason only as an MSSD-threshold verdict (MSSD_ELIGIBLE_REASONS in tasks.py treats 'prompt sent' / 'cooldown active' / 'daily cap reached' alike) — real cooldown/cap enforcement is a separate check, gate (c) below. If ineligible, jitai_log is written with send_prompt=False and nothing downstream runs. Suppression gates (run-in and distress added 2026-09-21; cooldown/daily-cap added 2026-10-01): an MSSD-eligible decision is then checked, in this order, against (a) the run-in gate (protocol 9.3) — the EMA falls on study day &lt; RUN_IN_DAYS (7); study day is Eastern, anchored to User.enrolled_at, and fails closed if enrolled_at is null — (b) the distress override (protocol Section 11) — the participant has an active DistressFlag, baseline named ahead of momentary — and (c) the real cooldown/daily-cap check: a 60-minute cooldown and a 4/day cap counted against actual JITAILog(send_prompt=True) rows on the participant's Eastern calendar day (dashboard/data/windows.py::participant_day_bounds, via the shared _cooldown_cap_reason helper also used by POST /jitai/'s own safeguard recheck), replacing reliance on apply_decision_rules's own internal, UTC-day cap/cooldown simulation. Any of the three forces the decision ineligible before the randomization draw, in that same precedence order when more than one applies. Suppression only applies to decisions that passed the MSSD-threshold gate (decision_reason in MSSD_ELIGIBLE_REASONS); decisions that failed it keep the engine's own reason. The jitai_log row is still written with send_prompt=False, status and delivery_status both 'suppressed' (added 2026-09-24, migration 0049; 'not_sent' now remains only for ordinary ineligible decisions and eligible decisions the randomization did not send), randomization_draw, randomization_probability and message_arm all null, suppression_reason 'run_in' / 'distress_baseline' / 'distress_momentary' / 'cooldown' / 'daily_cap', and trigger_reason 'run-in period' / 'distress override (baseline)' / 'distress override (momentary)' / 'cooldown active' / 'daily cap reached'. Study Day 8 (study_day 7) is the first day a prompt can be sent. Check-ins and check-in reminders are unaffected. The dashboard randomization audit ignores rows with a suppression_reason. The monitoring layer counts them in MetricsDaily.suppressed_n (added 2026-09-24, dashboard migration 0005); they stay in decision_points_n and outside eligible_n, and the participant timeline labels them 'suppressed (run-in)' / 'suppressed (distress)'. Fixed 2026-10-01: apply_decision_rules's own internal cap/cooldown simulation still counts UTC days (documented in production_schema.md; harmless for its only remaining consumer, the synthetic-data/sensitivity-analysis pipeline), but production no longer relies on that verdict — real enforcement is the Eastern-day _cooldown_cap_reason check, gate (c) above.</w:t>
       </w:r>
     </w:p>
     <w:p>
@@ -11155,7 +11155,7 @@
           </w:tcPr>
           <w:p>
             <w:r>
-              <w:t>MRT — why an engine-eligible decision point was not randomized: run_in / distress_baseline / distress_momentary (added 2026-09-21); or, on a staff-only POST /jitai/ write, cooldown / daily_cap (added 2026-09-30, migration 0050). Blank otherwise.</w:t>
+              <w:t>MRT — why an engine-eligible decision point was not randomized: run_in / distress_baseline / distress_momentary (added 2026-09-21); or cooldown / daily_cap (added 2026-09-30, migration 0050; as of 2026-10-01 producible by evaluate_jitai_triggers itself as well as a staff-only POST /jitai/ write, via the shared _cooldown_cap_reason helper). Blank otherwise.</w:t>
             </w:r>
           </w:p>
         </w:tc>
@@ -11299,7 +11299,7 @@
         <w:jc w:val="center"/>
       </w:pPr>
       <w:r>
-        <w:t>Last updated: 2026-09-30 · Author: Dustin Nguyen · SMASH Research Lab, UF</w:t>
+        <w:t>Last updated: 2026-10-01 · Author: Dustin Nguyen · SMASH Research Lab, UF</w:t>
       </w:r>
     </w:p>
     <w:sectPr>

--- a/Resources/REACT_Architecture.docx
+++ b/Resources/REACT_Architecture.docx
@@ -7371,7 +7371,7 @@
     </w:p>
     <w:p>
       <w:r>
-        <w:t>Step 7 — Outcome-window survey. Once C0 is resolved, the first check-in within 2 hours of delivery becomes a time-locked 'post_prompt' EMA (B1, B2, B4-B7), capped at POST_PROMPT_CHECK_IN_DAILY_CAP per day.</w:t>
+        <w:t>Step 7 — Outcome-window survey. Once C0 is resolved, the first check-in within 2 hours of delivery becomes a time-locked 'post_prompt' EMA (B1, B2, B4-B7), capped at POST_PROMPT_CHECK_IN_DAILY_CAP per day. Changed 2026-10-03: the outcome window now opens at every randomized decision point (JITAILog.randomization_draw not null), both arms, whether or not a prompt was sent. The window is anchored at push_sent_at for a sent prompt and at triggered_at for an unsent decision (EMANextView uses _outcome_window_anchor). Suppressed rows (run-in, distress, cooldown, daily cap; draw null) open no window. The C0 prompt_feedback check-in is still offered only after a delivered prompt. Cooldown/daily-cap enforcement and the reminder logic (still skipped during any active window) are unchanged.</w:t>
       </w:r>
     </w:p>
     <w:p>

--- a/Resources/REACT_Architecture.docx
+++ b/Resources/REACT_Architecture.docx
@@ -7371,7 +7371,7 @@
     </w:p>
     <w:p>
       <w:r>
-        <w:t>Step 7 — Outcome-window survey. Once C0 is resolved, the first check-in within 2 hours of delivery becomes a time-locked 'post_prompt' EMA (B1, B2, B4-B7), capped at POST_PROMPT_CHECK_IN_DAILY_CAP per day. Changed 2026-10-03: the outcome window now opens at every randomized decision point (JITAILog.randomization_draw not null), both arms, whether or not a prompt was sent. The window is anchored at push_sent_at for a sent prompt and at triggered_at for an unsent decision (EMANextView uses _outcome_window_anchor). Suppressed rows (run-in, distress, cooldown, daily cap; draw null) open no window. The C0 prompt_feedback check-in is still offered only after a delivered prompt. Cooldown/daily-cap enforcement and the reminder logic (still skipped during any active window) are unchanged.</w:t>
+        <w:t>Step 7 — Outcome-window survey. Once C0 is resolved, the first check-in within 2 hours of the anchor (push delivery for a sent prompt, decision time for an unsent one; see the 2026-10-03 note below) becomes a time-locked 'post_prompt' EMA (B1, B2, B4-B7), capped at POST_PROMPT_CHECK_IN_DAILY_CAP per day. Changed 2026-10-03: the outcome window now opens at every randomized decision point (JITAILog.randomization_draw not null), both arms, whether or not a prompt was sent. The window is anchored at push_sent_at for a sent prompt and at triggered_at for an unsent decision (EMANextView uses _outcome_window_anchor). Suppressed rows (run-in, distress, cooldown, daily cap; draw null) open no window. The C0 prompt_feedback check-in is still offered only after a delivered prompt. Cooldown/daily-cap enforcement and the reminder logic (still skipped during any active window) are unchanged. Amended 2026-10-04: when a decision point is randomized out (randomization_draw not null, no JITAI prompt sent), the participant now also receives the existing visible check-in reminder push (send_checkin_reminder, data type 'checkin_reminder', text 'Time for your check-in.') at decision time, so the outcome check-in is actively announced in the unsent branch, mirroring the sent arm's timing. It carries no jitai_log_id, so no receipt is written onto the unsent log; the JITAILog keeps status/delivery_status 'not_sent' and push_sent_at null. The app already opens the EMA screen on tapping a checkin_reminder push, so there is no mobile change. Suppressed decisions (draw null) send nothing, and sent decisions send only the JITAI push. How this interacts with the 60-minute hold is unconfirmed with Dr. Chang.</w:t>
       </w:r>
     </w:p>
     <w:p>

--- a/Resources/REACT_Architecture.docx
+++ b/Resources/REACT_Architecture.docx
@@ -344,7 +344,7 @@
           </w:tcPr>
           <w:p>
             <w:r>
-              <w:t>Runs on the same short interval as evaluate_jitai_triggers. The notification window (9am-9pm Eastern, NOTIFICATION_WINDOW_START_HOUR/END_HOUR) is divided into SCHEDULED_CHECK_IN_DAILY_CAP (6) fixed 2-hour slots. For each enrolled participant, each slot gets at most one neutral 'time to check in' push (visible title/body, no intervention content), sent 30 minutes after the slot opens if that slot's check-in hasn't already been completed — and never repeated once the slot's window closes (Dr. Chang, 2026-08-21: a missed check-in is data, not something to nudge repeatedly). Skipped entirely while a JITAI outcome window is active. Logs a CheckinReminder row (with which slot it was for) only on confirmed send, so analysis can distinguish a check-in completed after a nudge from a spontaneous one.</w:t>
+              <w:t>Runs on the same short interval as evaluate_jitai_triggers. The notification window (9am-9pm Eastern, NOTIFICATION_WINDOW_START_HOUR/END_HOUR) is divided into SCHEDULED_CHECK_IN_DAILY_CAP (6) fixed 2-hour slots. For each enrolled participant, each slot gets at most one neutral 'time to check in' push (visible title/body, no intervention content), sent 30 minutes after the slot opens if that slot's check-in hasn't already been completed — and never repeated once the slot's window closes (Dr. Chang, 2026-08-21: a missed check-in is data, not something to nudge repeatedly). While any JITAI outcome window is open the slot reminders are skipped; the one reminder sent in that case is the outcome check-in reminder (at or after minute 60 of the window, if unanswered and under the daily post-prompt cap), recorded as a CheckinReminder keyed by jitai_log rather than by slot. Logs a CheckinReminder row (with which slot it was for, or which decision point for an outcome reminder) only on confirmed send, so analysis can distinguish a check-in completed after a nudge from a spontaneous one.</w:t>
             </w:r>
           </w:p>
         </w:tc>
@@ -7371,7 +7371,7 @@
     </w:p>
     <w:p>
       <w:r>
-        <w:t>Step 7 — Outcome-window survey. Once C0 is resolved, the first check-in within 2 hours of the anchor (push delivery for a sent prompt, decision time for an unsent one; see the 2026-10-03 note below) becomes a time-locked 'post_prompt' EMA (B1, B2, B4-B7), capped at POST_PROMPT_CHECK_IN_DAILY_CAP per day. Changed 2026-10-03: the outcome window now opens at every randomized decision point (JITAILog.randomization_draw not null), both arms, whether or not a prompt was sent. The window is anchored at push_sent_at for a sent prompt and at triggered_at for an unsent decision (EMANextView uses _outcome_window_anchor). Suppressed rows (run-in, distress, cooldown, daily cap; draw null) open no window. The C0 prompt_feedback check-in is still offered only after a delivered prompt. Cooldown/daily-cap enforcement and the reminder logic (still skipped during any active window) are unchanged. Amended 2026-10-04: when a decision point is randomized out (randomization_draw not null, no JITAI prompt sent), the participant now also receives the existing visible check-in reminder push (send_checkin_reminder, data type 'checkin_reminder', text 'Time for your check-in.') at decision time, so the outcome check-in is actively announced in the unsent branch, mirroring the sent arm's timing. It carries no jitai_log_id, so no receipt is written onto the unsent log; the JITAILog keeps status/delivery_status 'not_sent' and push_sent_at null. The app already opens the EMA screen on tapping a checkin_reminder push, so there is no mobile change. Suppressed decisions (draw null) send nothing, and sent decisions send only the JITAI push. How this interacts with the 60-minute hold is unconfirmed with Dr. Chang.</w:t>
+        <w:t>Step 7 — Outcome-window survey. Once C0 is resolved, the participant's outcome check-in becomes a time-locked 'post_prompt' EMA (B1, B2, B4-B7), capped at POST_PROMPT_CHECK_IN_DAILY_CAP per day, served from minute 60 to 120 after the decision point. Changed 2026-10-03, corrected 2026-10-05: every randomized decision point (JITAILog.randomization_draw not null, decision_point_id starting 'ema_'), whether or not a prompt was sent and in either arm, opens a 2-hour outcome window (OUTCOME_WINDOW_HOURS) anchored on JITAILog.decision_made_at (protocol 9.2), not on push_sent_at. Suppressed decisions (run-in, distress, cooldown, daily cap; draw null) and non-EMA decision points open no window. GET /ema/next/ still serves the C0 prompt_feedback rating first after a delivered prompt. Otherwise, during the first OUTCOME_CHECK_IN_DELAY_MINUTES = 60 (dashboard/data/config.py, provisional pending PI sign-off) it returns should_show false with reason 'outcome_window_pending' (outcome_window_active true, outcome_check_in_opens_at), so no scheduled check-in is offered either; from minute 60 to 120 it serves the post-prompt outcome items. One visible 'Time for your check-in.' reminder (the existing send_checkin_reminder push, no jitai_log_id) is sent per decision point at or after minute 60 if the outcome check-in is still unanswered and the daily post-prompt cap (POST_PROMPT_CHECK_IN_DAILY_CAP) is not reached; it is recorded as a CheckinReminder row keyed by jitai_log (migration 0050 made daily_count_at_send nullable and added the jitai_log FK; 0052 is a merge migration). It runs inside send_checkin_reminders, so it keeps the 9am-9pm Eastern gate and the 180 s cadence. A check-in inserted by that reminder is ema_type 'extra_check_in'; otherwise it is 'post_prompt'. While any window is open the scheduled slot reminders are skipped. The unsent arm gets no push at the decision. The 60-minute prompt cooldown is separate and unchanged.</w:t>
       </w:r>
     </w:p>
     <w:p>
@@ -11091,7 +11091,7 @@
           </w:tcPr>
           <w:p>
             <w:r>
-              <w:t>JITAI delivery audit — when a scheduling reminder was sent</w:t>
+              <w:t>JITAI delivery audit — when a scheduling or outcome-window reminder was sent</w:t>
             </w:r>
           </w:p>
         </w:tc>
@@ -11123,7 +11123,7 @@
           </w:tcPr>
           <w:p>
             <w:r>
-              <w:t>JITAI delivery audit — which of the day's check-in slots this reminder targeted</w:t>
+              <w:t>JITAI delivery audit — which of the day's check-in slots this reminder targeted; null for an outcome-window reminder (keyed by jitai_log instead, migration 0050)</w:t>
             </w:r>
           </w:p>
         </w:tc>

--- a/Resources/REACT_Architecture.docx
+++ b/Resources/REACT_Architecture.docx
@@ -1460,7 +1460,7 @@
           </w:tcPr>
           <w:p>
             <w:r>
-              <w:t>Participant sync/push/receipt status feed (dashboard; staff or X-Dashboard-API-Key auth)</w:t>
+              <w:t>Participant sync/push/receipt status feed (dashboard; staff or X-Dashboard-API-Key auth). Participant labelled by study ID, else Labfront ID, else user_id; email removed from payload (2026-10-08)</w:t>
             </w:r>
           </w:p>
         </w:tc>
@@ -5482,7 +5482,7 @@
               <w:rPr>
                 <w:sz w:val="17"/>
               </w:rPr>
-              <w:t>pending / not_sent / suppressed / accepted_by_expo / received_on_device / failed; indexed</w:t>
+              <w:t>pending / not_sent / suppressed / accepted_by_expo / handed_to_provider / received_on_device / failed; indexed</w:t>
             </w:r>
           </w:p>
         </w:tc>
@@ -5526,7 +5526,183 @@
               <w:rPr>
                 <w:sz w:val="17"/>
               </w:rPr>
-              <w:t>blank by default — Expo/ticket error detail captured when delivery_status = failed</w:t>
+              <w:t>blank by default — Expo/ticket error detail captured when delivery_status = failed; receipt failures stored as 'expo receipt: &lt;code&gt;'</w:t>
+            </w:r>
+          </w:p>
+        </w:tc>
+      </w:tr>
+      <w:tr>
+        <w:tc>
+          <w:tcPr>
+            <w:tcW w:type="dxa" w:w="3249"/>
+            <w:shd w:val="clear" w:color="auto" w:fill="EEF2FA"/>
+          </w:tcPr>
+          <w:p>
+            <w:r>
+              <w:rPr>
+                <w:sz w:val="17"/>
+              </w:rPr>
+              <w:t>expo_ticket_id</w:t>
+            </w:r>
+          </w:p>
+        </w:tc>
+        <w:tc>
+          <w:tcPr>
+            <w:tcW w:type="dxa" w:w="3249"/>
+            <w:shd w:val="clear" w:color="auto" w:fill="EEF2FA"/>
+          </w:tcPr>
+          <w:p>
+            <w:r>
+              <w:rPr>
+                <w:sz w:val="17"/>
+              </w:rPr>
+              <w:t>VARCHAR</w:t>
+            </w:r>
+          </w:p>
+        </w:tc>
+        <w:tc>
+          <w:tcPr>
+            <w:tcW w:type="dxa" w:w="3249"/>
+            <w:shd w:val="clear" w:color="auto" w:fill="EEF2FA"/>
+          </w:tcPr>
+          <w:p>
+            <w:r>
+              <w:rPr>
+                <w:sz w:val="17"/>
+              </w:rPr>
+              <w:t>blank by default — Expo ticket ID for the push; read by check_expo_receipts (added 2026-10-08)</w:t>
+            </w:r>
+          </w:p>
+        </w:tc>
+      </w:tr>
+      <w:tr>
+        <w:tc>
+          <w:tcPr>
+            <w:tcW w:type="dxa" w:w="3249"/>
+            <w:shd w:val="clear" w:color="auto" w:fill="EEF2FA"/>
+          </w:tcPr>
+          <w:p>
+            <w:r>
+              <w:rPr>
+                <w:sz w:val="17"/>
+              </w:rPr>
+              <w:t>expo_receipt_status</w:t>
+            </w:r>
+          </w:p>
+        </w:tc>
+        <w:tc>
+          <w:tcPr>
+            <w:tcW w:type="dxa" w:w="3249"/>
+            <w:shd w:val="clear" w:color="auto" w:fill="EEF2FA"/>
+          </w:tcPr>
+          <w:p>
+            <w:r>
+              <w:rPr>
+                <w:sz w:val="17"/>
+              </w:rPr>
+              <w:t>VARCHAR</w:t>
+            </w:r>
+          </w:p>
+        </w:tc>
+        <w:tc>
+          <w:tcPr>
+            <w:tcW w:type="dxa" w:w="3249"/>
+            <w:shd w:val="clear" w:color="auto" w:fill="EEF2FA"/>
+          </w:tcPr>
+          <w:p>
+            <w:r>
+              <w:rPr>
+                <w:sz w:val="17"/>
+              </w:rPr>
+              <w:t>blank by default — ok / error from Expo's receipt (added 2026-10-08)</w:t>
+            </w:r>
+          </w:p>
+        </w:tc>
+      </w:tr>
+      <w:tr>
+        <w:tc>
+          <w:tcPr>
+            <w:tcW w:type="dxa" w:w="3249"/>
+            <w:shd w:val="clear" w:color="auto" w:fill="EEF2FA"/>
+          </w:tcPr>
+          <w:p>
+            <w:r>
+              <w:rPr>
+                <w:sz w:val="17"/>
+              </w:rPr>
+              <w:t>expo_receipt_error</w:t>
+            </w:r>
+          </w:p>
+        </w:tc>
+        <w:tc>
+          <w:tcPr>
+            <w:tcW w:type="dxa" w:w="3249"/>
+            <w:shd w:val="clear" w:color="auto" w:fill="EEF2FA"/>
+          </w:tcPr>
+          <w:p>
+            <w:r>
+              <w:rPr>
+                <w:sz w:val="17"/>
+              </w:rPr>
+              <w:t>VARCHAR</w:t>
+            </w:r>
+          </w:p>
+        </w:tc>
+        <w:tc>
+          <w:tcPr>
+            <w:tcW w:type="dxa" w:w="3249"/>
+            <w:shd w:val="clear" w:color="auto" w:fill="EEF2FA"/>
+          </w:tcPr>
+          <w:p>
+            <w:r>
+              <w:rPr>
+                <w:sz w:val="17"/>
+              </w:rPr>
+              <w:t>blank by default — receipt error code, e.g. DeviceNotRegistered (added 2026-10-08)</w:t>
+            </w:r>
+          </w:p>
+        </w:tc>
+      </w:tr>
+      <w:tr>
+        <w:tc>
+          <w:tcPr>
+            <w:tcW w:type="dxa" w:w="3249"/>
+            <w:shd w:val="clear" w:color="auto" w:fill="EEF2FA"/>
+          </w:tcPr>
+          <w:p>
+            <w:r>
+              <w:rPr>
+                <w:sz w:val="17"/>
+              </w:rPr>
+              <w:t>expo_receipt_checked_at</w:t>
+            </w:r>
+          </w:p>
+        </w:tc>
+        <w:tc>
+          <w:tcPr>
+            <w:tcW w:type="dxa" w:w="3249"/>
+            <w:shd w:val="clear" w:color="auto" w:fill="EEF2FA"/>
+          </w:tcPr>
+          <w:p>
+            <w:r>
+              <w:rPr>
+                <w:sz w:val="17"/>
+              </w:rPr>
+              <w:t>DATETIME</w:t>
+            </w:r>
+          </w:p>
+        </w:tc>
+        <w:tc>
+          <w:tcPr>
+            <w:tcW w:type="dxa" w:w="3249"/>
+            <w:shd w:val="clear" w:color="auto" w:fill="EEF2FA"/>
+          </w:tcPr>
+          <w:p>
+            <w:r>
+              <w:rPr>
+                <w:sz w:val="17"/>
+              </w:rPr>
+              <w:t>nullable — when the receipt was last checked (added 2026-10-08)</w:t>
             </w:r>
           </w:p>
         </w:tc>
@@ -7361,7 +7537,7 @@
     </w:p>
     <w:p>
       <w:r>
-        <w:t>Step 5 — Delivery. The jitai_log row is written via get_or_create on decision_point_id (idempotency gate) before any push attempt, so the MRT record exists even if delivery fails. If send_prompt is True, send_jitai_prompt fires a silent Expo push carrying only prompt_id and jitai_log_id — never message text, per the IRB silent-push constraint.</w:t>
+        <w:t>Step 5 — Delivery. The jitai_log row is written via get_or_create on decision_point_id (idempotency gate) before any push attempt, so the MRT record exists even if delivery fails. If send_prompt is True, send_jitai_prompt fires a silent Expo push carrying only prompt_id and jitai_log_id — never message text, per the IRB silent-push constraint. Expo receipts (added 2026-10-08): the Expo ticket ID is saved on jitai_log.expo_ticket_id, and the check_expo_receipts Beat task (every 180 s) reads the receipt 15 min to 23 h after send. An 'ok' receipt moves delivery_status accepted_by_expo -&gt; handed_to_provider (Apple/Google accepted it; not proof the participant saw it); an error receipt sets failed with delivery_error 'expo receipt: &lt;code&gt;', and DeviceNotRegistered clears User.push_token. received_on_device is never downgraded. Check-in reminders store no ticket, and receipts for earlier prompts cannot be recovered.</w:t>
       </w:r>
     </w:p>
     <w:p>
@@ -7406,6 +7582,7 @@
         <w:rPr>
           <w:sz w:val="20"/>
         </w:rPr>
+        <w:t xml:space="preserve"> Beat now schedules five periodic tasks (four at 180 s, including check_expo_receipts; added 2026-10-08).</w:t>
       </w:r>
     </w:p>
     <w:p/>
@@ -10259,7 +10436,7 @@
           </w:tcPr>
           <w:p>
             <w:r>
-              <w:t>JITAI delivery audit — pending / not_sent / suppressed / accepted_by_expo / received_on_device / failed</w:t>
+              <w:t>JITAI delivery audit — pending / not_sent / suppressed / accepted_by_expo / handed_to_provider / received_on_device / failed</w:t>
             </w:r>
           </w:p>
         </w:tc>
@@ -10292,6 +10469,134 @@
           <w:p>
             <w:r>
               <w:t>JITAI delivery audit — Expo/ticket error detail when delivery_status = failed</w:t>
+            </w:r>
+          </w:p>
+        </w:tc>
+      </w:tr>
+      <w:tr>
+        <w:tc>
+          <w:tcPr>
+            <w:tcW w:type="dxa" w:w="3249"/>
+          </w:tcPr>
+          <w:p>
+            <w:r>
+              <w:t>jitai_log</w:t>
+            </w:r>
+          </w:p>
+        </w:tc>
+        <w:tc>
+          <w:tcPr>
+            <w:tcW w:type="dxa" w:w="3249"/>
+          </w:tcPr>
+          <w:p>
+            <w:r>
+              <w:t>expo_ticket_id</w:t>
+            </w:r>
+          </w:p>
+        </w:tc>
+        <w:tc>
+          <w:tcPr>
+            <w:tcW w:type="dxa" w:w="3249"/>
+          </w:tcPr>
+          <w:p>
+            <w:r>
+              <w:t>JITAI delivery audit — Expo ticket ID for receipt lookup (added 2026-10-08)</w:t>
+            </w:r>
+          </w:p>
+        </w:tc>
+      </w:tr>
+      <w:tr>
+        <w:tc>
+          <w:tcPr>
+            <w:tcW w:type="dxa" w:w="3249"/>
+          </w:tcPr>
+          <w:p>
+            <w:r>
+              <w:t>jitai_log</w:t>
+            </w:r>
+          </w:p>
+        </w:tc>
+        <w:tc>
+          <w:tcPr>
+            <w:tcW w:type="dxa" w:w="3249"/>
+          </w:tcPr>
+          <w:p>
+            <w:r>
+              <w:t>expo_receipt_status</w:t>
+            </w:r>
+          </w:p>
+        </w:tc>
+        <w:tc>
+          <w:tcPr>
+            <w:tcW w:type="dxa" w:w="3249"/>
+          </w:tcPr>
+          <w:p>
+            <w:r>
+              <w:t>JITAI delivery audit — Expo receipt result ok/error (added 2026-10-08)</w:t>
+            </w:r>
+          </w:p>
+        </w:tc>
+      </w:tr>
+      <w:tr>
+        <w:tc>
+          <w:tcPr>
+            <w:tcW w:type="dxa" w:w="3249"/>
+          </w:tcPr>
+          <w:p>
+            <w:r>
+              <w:t>jitai_log</w:t>
+            </w:r>
+          </w:p>
+        </w:tc>
+        <w:tc>
+          <w:tcPr>
+            <w:tcW w:type="dxa" w:w="3249"/>
+          </w:tcPr>
+          <w:p>
+            <w:r>
+              <w:t>expo_receipt_error</w:t>
+            </w:r>
+          </w:p>
+        </w:tc>
+        <w:tc>
+          <w:tcPr>
+            <w:tcW w:type="dxa" w:w="3249"/>
+          </w:tcPr>
+          <w:p>
+            <w:r>
+              <w:t>JITAI delivery audit — Expo receipt error code (added 2026-10-08)</w:t>
+            </w:r>
+          </w:p>
+        </w:tc>
+      </w:tr>
+      <w:tr>
+        <w:tc>
+          <w:tcPr>
+            <w:tcW w:type="dxa" w:w="3249"/>
+          </w:tcPr>
+          <w:p>
+            <w:r>
+              <w:t>jitai_log</w:t>
+            </w:r>
+          </w:p>
+        </w:tc>
+        <w:tc>
+          <w:tcPr>
+            <w:tcW w:type="dxa" w:w="3249"/>
+          </w:tcPr>
+          <w:p>
+            <w:r>
+              <w:t>expo_receipt_checked_at</w:t>
+            </w:r>
+          </w:p>
+        </w:tc>
+        <w:tc>
+          <w:tcPr>
+            <w:tcW w:type="dxa" w:w="3249"/>
+          </w:tcPr>
+          <w:p>
+            <w:r>
+              <w:t>Data provenance — when the Expo receipt was last checked (added 2026-10-08)</w:t>
             </w:r>
           </w:p>
         </w:tc>

--- a/Resources/REACT_Architecture.docx
+++ b/Resources/REACT_Architecture.docx
@@ -1144,7 +1144,7 @@
               <w:rPr>
                 <w:sz w:val="17"/>
               </w:rPr>
-              <w:t>Admin-only (IsAdminUser) as of 2026-09-30 — previously just IsAuthenticated, so any logged-in participant could write a JITAILog row and bypass the run-in gate, distress override, cooldown, and daily cap that evaluate_jitai_triggers enforces. evaluate_jitai_triggers writes its own decision rows directly via the ORM and never calls this endpoint itself; before this change the mobile client's dev-only 'Simulate JITAI push' button (ComposeScreen, __DEV__ only) used it to test local notifications — that call now 403s under the new restriction. Before saving, the view rechecks run-in / distress override / cooldown / daily cap via _decision_point_safeguards and, if any apply, overwrites the submitted row to send_prompt=False, status and delivery_status='suppressed', with the failing guard as suppression_reason. Fixed 2026-10-01: the cooldown/daily-cap portion of that recheck now uses the shared _cooldown_cap_reason helper (real send history, Eastern calendar days) instead of this endpoint's own previously-independent, UTC-day query — the same helper evaluate_jitai_triggers now also calls.</w:t>
+              <w:t>Admin-only (IsAdminUser) as of 2026-09-30 — previously just IsAuthenticated, so any logged-in participant could write a JITAILog row and bypass the run-in gate, distress override, cooldown, and daily cap that evaluate_jitai_triggers enforces. evaluate_jitai_triggers writes its own decision rows directly via the ORM and never calls this endpoint itself; before this change the mobile client's dev-only 'Simulate JITAI push' button (ComposeScreen, __DEV__ only) used it to test local notifications — that call now 403s under the new restriction. Before saving, the view rechecks run-in / distress override / cooldown / daily cap via _decision_point_safeguards and, if any apply, overwrites the submitted row to send_prompt=False, status and delivery_status='suppressed', with the failing guard as suppression_reason. Fixed 2026-10-01: the cooldown/daily-cap portion of that recheck now uses the shared _cooldown_cap_reason helper (real send history, Eastern calendar days, excluding sends with delivery_status='failed' since 2026-10-12; unconfirmed sends still count) instead of this endpoint's own previously-independent, UTC-day query — the same helper evaluate_jitai_triggers now also calls.</w:t>
             </w:r>
           </w:p>
         </w:tc>
@@ -6070,7 +6070,7 @@
           </w:tcPr>
           <w:p>
             <w:r>
-              <w:t>blank by default; 'run_in' / 'distress_baseline' / 'distress_momentary' when an engine-eligible decision was withheld before the randomization draw. Blank on every other row, including ones the engine itself judged ineligible. Such rows carry status and delivery_status 'suppressed' (2026-09-24, migration 0049); exposed read-only by the JITAI API serializer; counted per day in MetricsDaily.suppressed_n. Indexed — added 2026-09-21 (migration 0048). Also 'cooldown' / 'daily_cap' (added 2026-09-30, migration 0050). Fixed 2026-10-01: both evaluate_jitai_triggers and POST /jitai/'s own _decision_point_safeguards recheck can produce these two now, via the shared _cooldown_cap_reason helper (real JITAILog(send_prompt=True) history, Eastern calendar days) — evaluate_jitai_triggers previously trusted apply_decision_rules's own internal, UTC-day cap/cooldown simulation instead, and POST /jitai/'s recheck had a separate, also-UTC-day query; both were defects, now fixed.</w:t>
+              <w:t>blank by default; 'run_in' / 'distress_baseline' / 'distress_momentary' when an engine-eligible decision was withheld before the randomization draw. Blank on every other row, including ones the engine itself judged ineligible. Such rows carry status and delivery_status 'suppressed' (2026-09-24, migration 0049); exposed read-only by the JITAI API serializer; counted per day in MetricsDaily.suppressed_n. Indexed — added 2026-09-21 (migration 0048). Also 'cooldown' / 'daily_cap' (added 2026-09-30, migration 0050). Fixed 2026-10-01: both evaluate_jitai_triggers and POST /jitai/'s own _decision_point_safeguards recheck can produce these two now, via the shared _cooldown_cap_reason helper (real JITAILog(send_prompt=True) history excluding delivery_status='failed' sends, Eastern calendar days) — evaluate_jitai_triggers previously trusted apply_decision_rules's own internal, UTC-day cap/cooldown simulation instead, and POST /jitai/'s recheck had a separate, also-UTC-day query; both were defects, now fixed. Changed 2026-10-12: rows with delivery_status='failed' (no push token, Expo rejection, error receipt) are excluded from both the cooldown and the daily cap, so a failed send does not consume either; unconfirmed sends (pending, accepted_by_expo, handed_to_provider) still count because Expo receipts arrive 15 min to 23 h later. The last-5 message-repeat exclusion also skips failed sends.</w:t>
             </w:r>
           </w:p>
         </w:tc>
@@ -7517,7 +7517,7 @@
     </w:p>
     <w:p>
       <w:r>
-        <w:t>Step 1 — Eligibility. evaluate_jitai_triggers runs every 2-3 minutes per enrolled participant. Celia's decision engine (calculate_mssd / apply_decision_rules) computes MSSD volatility against the participant's own expanding within-person threshold. apply_decision_rules also internally simulates a 60-minute cooldown and a 4/day cap, but as of 2026-10-01 production reads its decision_reason only as an MSSD-threshold verdict (MSSD_ELIGIBLE_REASONS in tasks.py treats 'prompt sent' / 'cooldown active' / 'daily cap reached' alike) — real cooldown/cap enforcement is a separate check, gate (c) below. If ineligible, jitai_log is written with send_prompt=False and nothing downstream runs. Suppression gates (run-in and distress added 2026-09-21; cooldown/daily-cap added 2026-10-01): an MSSD-eligible decision is then checked, in this order, against (a) the run-in gate (protocol 9.3) — the EMA falls on study day &lt; RUN_IN_DAYS (7); study day is Eastern, anchored to User.enrolled_at, and fails closed if enrolled_at is null — (b) the distress override (protocol Section 11) — the participant has an active DistressFlag, baseline named ahead of momentary — and (c) the real cooldown/daily-cap check: a 60-minute cooldown and a 4/day cap counted against actual JITAILog(send_prompt=True) rows on the participant's Eastern calendar day (dashboard/data/windows.py::participant_day_bounds, via the shared _cooldown_cap_reason helper also used by POST /jitai/'s own safeguard recheck), replacing reliance on apply_decision_rules's own internal, UTC-day cap/cooldown simulation. Any of the three forces the decision ineligible before the randomization draw, in that same precedence order when more than one applies. Suppression only applies to decisions that passed the MSSD-threshold gate (decision_reason in MSSD_ELIGIBLE_REASONS); decisions that failed it keep the engine's own reason. The jitai_log row is still written with send_prompt=False, status and delivery_status both 'suppressed' (added 2026-09-24, migration 0049; 'not_sent' now remains only for ordinary ineligible decisions and eligible decisions the randomization did not send), randomization_draw, randomization_probability and message_arm all null, suppression_reason 'run_in' / 'distress_baseline' / 'distress_momentary' / 'cooldown' / 'daily_cap', and trigger_reason 'run-in period' / 'distress override (baseline)' / 'distress override (momentary)' / 'cooldown active' / 'daily cap reached'. Study Day 8 (study_day 7) is the first day a prompt can be sent. Check-ins and check-in reminders are unaffected. The dashboard randomization audit ignores rows with a suppression_reason. The monitoring layer counts them in MetricsDaily.suppressed_n (added 2026-09-24, dashboard migration 0005); they stay in decision_points_n and outside eligible_n, and the participant timeline labels them 'suppressed (run-in)' / 'suppressed (distress)'. Fixed 2026-10-01: apply_decision_rules's own internal cap/cooldown simulation still counts UTC days (documented in production_schema.md; harmless for its only remaining consumer, the synthetic-data/sensitivity-analysis pipeline), but production no longer relies on that verdict — real enforcement is the Eastern-day _cooldown_cap_reason check, gate (c) above.</w:t>
+        <w:t>Step 1 — Eligibility. evaluate_jitai_triggers runs every 2-3 minutes per enrolled participant. Celia's decision engine (calculate_mssd / apply_decision_rules) computes MSSD volatility against the participant's own expanding within-person threshold. apply_decision_rules also internally simulates a 60-minute cooldown and a 4/day cap, but as of 2026-10-01 production reads its decision_reason only as an MSSD-threshold verdict (MSSD_ELIGIBLE_REASONS in tasks.py treats 'prompt sent' / 'cooldown active' / 'daily cap reached' alike) — real cooldown/cap enforcement is a separate check, gate (c) below. If ineligible, jitai_log is written with send_prompt=False and nothing downstream runs. Suppression gates (run-in and distress added 2026-09-21; cooldown/daily-cap added 2026-10-01): an MSSD-eligible decision is then checked, in this order, against (a) the run-in gate (protocol 9.3) — the EMA falls on study day &lt; RUN_IN_DAYS (7); study day is Eastern, anchored to User.enrolled_at, and fails closed if enrolled_at is null — (b) the distress override (protocol Section 11) — the participant has an active DistressFlag, baseline named ahead of momentary — and (c) the real cooldown/daily-cap check: a 60-minute cooldown and a 4/day cap counted against actual JITAILog(send_prompt=True) rows that have not failed on the participant's Eastern calendar day (dashboard/data/windows.py::participant_day_bounds, via the shared _cooldown_cap_reason helper also used by POST /jitai/'s own safeguard recheck), replacing reliance on apply_decision_rules's own internal, UTC-day cap/cooldown simulation. Any of the three forces the decision ineligible before the randomization draw, in that same precedence order when more than one applies. Suppression only applies to decisions that passed the MSSD-threshold gate (decision_reason in MSSD_ELIGIBLE_REASONS); decisions that failed it keep the engine's own reason. The jitai_log row is still written with send_prompt=False, status and delivery_status both 'suppressed' (added 2026-09-24, migration 0049; 'not_sent' now remains only for ordinary ineligible decisions and eligible decisions the randomization did not send), randomization_draw, randomization_probability and message_arm all null, suppression_reason 'run_in' / 'distress_baseline' / 'distress_momentary' / 'cooldown' / 'daily_cap', and trigger_reason 'run-in period' / 'distress override (baseline)' / 'distress override (momentary)' / 'cooldown active' / 'daily cap reached'. Study Day 8 (study_day 7) is the first day a prompt can be sent. Check-ins and check-in reminders are unaffected. The dashboard randomization audit ignores rows with a suppression_reason. The monitoring layer counts them in MetricsDaily.suppressed_n (added 2026-09-24, dashboard migration 0005); they stay in decision_points_n and outside eligible_n, and the participant timeline labels them 'suppressed (run-in)' / 'suppressed (distress)'. Fixed 2026-10-01: apply_decision_rules's own internal cap/cooldown simulation still counts UTC days (documented in production_schema.md; harmless for its only remaining consumer, the synthetic-data/sensitivity-analysis pipeline), but production no longer relies on that verdict — real enforcement is the Eastern-day _cooldown_cap_reason check, gate (c) above. Changed 2026-10-12: rows with delivery_status='failed' (no push token, Expo rejection, error receipt) are excluded from both the cooldown and the daily cap, so a failed send does not consume either; unconfirmed sends (pending, accepted_by_expo, handed_to_provider) still count because Expo receipts arrive 15 min to 23 h later. The last-5 message-repeat exclusion also skips failed sends.</w:t>
       </w:r>
     </w:p>
     <w:p>

--- a/Resources/REACT_Architecture.docx
+++ b/Resources/REACT_Architecture.docx
@@ -1460,7 +1460,7 @@
           </w:tcPr>
           <w:p>
             <w:r>
-              <w:t>Participant sync/push/receipt status feed (dashboard; staff or X-Dashboard-API-Key auth). Participant labelled by study ID, else Labfront ID, else user_id; email removed from payload (2026-10-08)</w:t>
+              <w:t>Participant sync/push/receipt status feed (dashboard; staff or X-Dashboard-API-Key auth). Participant labelled by study ID, else Labfront ID, else user_id; email removed from payload (2026-10-08); has_push_token boolean added (2026-10-13), presence only, never the token value</w:t>
             </w:r>
           </w:p>
         </w:tc>

--- a/Resources/REACT_Architecture.docx
+++ b/Resources/REACT_Architecture.docx
@@ -1068,7 +1068,7 @@
           </w:tcPr>
           <w:p>
             <w:r>
-              <w:t>Fetch the next EMA prompt for the authenticated participant (rotation-aware; mobile app)</w:t>
+              <w:t>Fetch the next EMA prompt for the authenticated participant (rotation-aware; mobile app). Every 200 response also carries distress_active (boolean; true when a baseline or momentary distress flag is active; informational only, does not change what is served) (added 2026-10-17)</w:t>
             </w:r>
           </w:p>
         </w:tc>
@@ -1100,7 +1100,7 @@
           </w:tcPr>
           <w:p>
             <w:r>
-              <w:t>Submit answers to the item(s) served by /ema/next/ (mobile app). Response also carries resource_card ({title, message, resources[]}), null unless a distress override is active (added 2026-09-21)</w:t>
+              <w:t>Submit answers to the item(s) served by /ema/next/ (mobile app). Response also carries resource_card ({title, message, resources[]}), null unless a distress override is active (added 2026-09-21) Added 2026-10-19: POST /ema/responses/ returns the resource card after any flagged check-in whether or not a decision point was due, and nothing logs the app rendering it.</w:t>
             </w:r>
           </w:p>
         </w:tc>
@@ -6070,7 +6070,7 @@
           </w:tcPr>
           <w:p>
             <w:r>
-              <w:t>blank by default; 'run_in' / 'distress_baseline' / 'distress_momentary' when an engine-eligible decision was withheld before the randomization draw. Blank on every other row, including ones the engine itself judged ineligible. Such rows carry status and delivery_status 'suppressed' (2026-09-24, migration 0049); exposed read-only by the JITAI API serializer; counted per day in MetricsDaily.suppressed_n. Indexed — added 2026-09-21 (migration 0048). Also 'cooldown' / 'daily_cap' (added 2026-09-30, migration 0050). Fixed 2026-10-01: both evaluate_jitai_triggers and POST /jitai/'s own _decision_point_safeguards recheck can produce these two now, via the shared _cooldown_cap_reason helper (real JITAILog(send_prompt=True) history excluding delivery_status='failed' sends, Eastern calendar days) — evaluate_jitai_triggers previously trusted apply_decision_rules's own internal, UTC-day cap/cooldown simulation instead, and POST /jitai/'s recheck had a separate, also-UTC-day query; both were defects, now fixed. Changed 2026-10-12: rows with delivery_status='failed' (no push token, Expo rejection, error receipt) are excluded from both the cooldown and the daily cap, so a failed send does not consume either; unconfirmed sends (pending, accepted_by_expo, handed_to_provider) still count because Expo receipts arrive 15 min to 23 h later. The last-5 message-repeat exclusion also skips failed sends.</w:t>
+              <w:t>blank by default; 'run_in' / 'distress_baseline' / 'distress_momentary' when an engine-eligible decision was withheld before the randomization draw. Blank on every other row, including ones the engine itself judged ineligible. Such rows carry status and delivery_status 'suppressed' (2026-09-24, migration 0049); exposed read-only by the JITAI API serializer; counted per day in MetricsDaily.suppressed_n. Indexed — added 2026-09-21 (migration 0048). Also 'cooldown' / 'daily_cap' (added 2026-09-30, migration 0050). Fixed 2026-10-01: both evaluate_jitai_triggers and POST /jitai/'s own _decision_point_safeguards recheck can produce these two now, via the shared _cooldown_cap_reason helper (real JITAILog(send_prompt=True) history excluding delivery_status='failed' sends, Eastern calendar days) — evaluate_jitai_triggers previously trusted apply_decision_rules's own internal, UTC-day cap/cooldown simulation instead, and POST /jitai/'s recheck had a separate, also-UTC-day query; both were defects, now fixed. Changed 2026-10-12: rows with delivery_status='failed' (no push token, Expo rejection, error receipt) are excluded from both the cooldown and the daily cap, so a failed send does not consume either; unconfirmed sends (pending, accepted_by_expo, handed_to_provider) still count because Expo receipts arrive 15 min to 23 h later. The last-5 message-repeat exclusion also skips failed sends. Added 2026-10-19 (migration 0054): JITAILog.distress_flag_active is true on every decision row written while any distress flag was active (baseline or momentary), whether the row was below threshold, run-in, randomized out or sent. It is context only: it does not drive any decision, and suppression_reason still records what blocked a prompt. It is exposed on the JITAI API, the monitor decision events and timeline, and analytics (JITAILog now has 37 columns). manage.py backfill_distress_flag_active [--dry-run] [--user &lt;id&gt;] fills older rows.</w:t>
             </w:r>
           </w:p>
         </w:tc>
@@ -7046,7 +7046,7 @@
     <w:p>
       <w:pPr/>
       <w:r>
-        <w:t>Section 11 distress override state (added 2026-09-21, migration 0048). While a flag is active, evaluate_jitai_triggers suppresses randomization for that participant and logs the decision point with suppression_reason 'distress_baseline' or 'distress_momentary'. Baseline flags come from the Qualtrics baseline screens and pause prompts until staff mark the contact documented; staff can create them by hand in Django Admin or, since 2026-09-21, by importing a scored Qualtrics export — manually, there is no schedule — through either the command `manage.py import_baseline_distress_flags --file &lt;path&gt; [--dry-run]` or the 'Import baseline export' button on Django Admin &gt; Distress flags (DistressFlagAdmin.import_baseline_view), which lets staff run it without a shell or database access; both share import_baseline_flags in backend/app/baseline_import.py. The command scores the export via analytics/baseline_survey_scoring/section11.py; its --id-column defaults to participant_id and --id-field to user_id (the export's participant_id is the numeric User.user_id), both overridable. The button takes a CSV upload from staff with the add-flag permission (5 MB cap; .xlsx not supported), reads it in memory without saving it, previews by default (nothing written; it lists what would be created, rows already on record, rows with a blank screening item, unrecognized columns and unmatched participant IDs), and writes only when staff choose the file again, uncheck 'Preview only' and submit. The write is refused if any screening instrument's items (PHQ-9, SCOFF, AUDIT-C, PGSI, Hunger Vital Sign) are missing from the export; creation is all-or-nothing, and each flag created gets a Django Admin log entry showing who imported it. The loader is qualtrics.read_export (path or file-like; returns frame plus diagnostics), wrapped by load_export. Momentary flags are raised by POST /ema/responses/ when a submitted check-in has ANY of B1_valence == 1, B2_stress == 7, B1_affect_sad == 5 or B1_affect_anxious == 5 (exact values confirmed by Dr. Chang 2026-09-22; constants in dashboard/data/config.py). Only signal codes are stored — never a score or free text (IRB).</w:t>
+        <w:t>Section 11 distress override state (added 2026-09-21, migration 0048). While a flag is active, evaluate_jitai_triggers suppresses randomization for that participant and logs the decision point with suppression_reason 'distress_baseline' or 'distress_momentary'. Baseline flags come from the Qualtrics baseline screens and pause prompts until staff mark the contact documented; staff can create them by hand in Django Admin or, since 2026-09-21, by importing a scored Qualtrics export — manually, there is no schedule — through either the command `manage.py import_baseline_distress_flags --file &lt;path&gt; [--dry-run]` or the 'Import baseline export' button on Django Admin &gt; Distress flags (DistressFlagAdmin.import_baseline_view), which lets staff run it without a shell or database access; both share import_baseline_flags in backend/app/baseline_import.py. The command scores the export via analytics/baseline_survey_scoring/section11.py; its --id-column defaults to participant_id and --id-field to user_id (the export's participant_id is the numeric User.user_id), both overridable. The button takes a CSV upload from staff with the add-flag permission (5 MB cap; .xlsx not supported), reads it in memory without saving it, previews by default (nothing written; it lists what would be created, rows already on record, rows with a blank screening item, unrecognized columns and unmatched participant IDs), and writes only when staff choose the file again, uncheck 'Preview only' and submit. The write is refused if any screening instrument's items (PHQ-9, SCOFF, AUDIT-C, PGSI, Hunger Vital Sign) are missing from the export; creation is all-or-nothing, and each flag created gets a Django Admin log entry showing who imported it. The loader is qualtrics.read_export (path or file-like; returns frame plus diagnostics), wrapped by load_export. Momentary flags are raised by POST /ema/responses/ when a submitted check-in has ANY of B1_valence == 1, B2_stress == 7, B1_affect_sad == 5 or B1_affect_anxious == 5 (exact values confirmed by Dr. Chang 2026-09-22; constants in dashboard/data/config.py). Only signal codes are stored — never a score or free text (IRB). Added 2026-10-19 (migration 0054): JITAILog.distress_flag_active is true on every decision row written while any distress flag was active (baseline or momentary), whether the row was below threshold, run-in, randomized out or sent. It is context only: it does not drive any decision, and suppression_reason still records what blocked a prompt. It is exposed on the JITAI API, the monitor decision events and timeline, and analytics (JITAILog now has 37 columns). manage.py backfill_distress_flag_active [--dry-run] [--user &lt;id&gt;] fills older rows. Added 2026-10-19: POST /ema/responses/ returns the resource card after any flagged check-in whether or not a decision point was due, and nothing logs the app rendering it.</w:t>
       </w:r>
     </w:p>
     <w:tbl>
@@ -7552,7 +7552,7 @@
     </w:p>
     <w:p>
       <w:r>
-        <w:t>Section 11 distress override (added 2026-09-21): built in code (backend/app/distress.py, DistressFlag model, migration 0048), checked in _evaluate_user after the run-in gate and before the randomization draw. Baseline path: Qualtrics baseline screens raise a flag with signal codes phq9_self_harm, phq9_severity, scoff, audit_c, problem_gambling, food_insecurity or free_text_risk (codes only — never a score or free text); prompts stay paused until staff mark the contact documented via the Django Admin action 'Mark contact documented', after which randomization resumes. Momentary path: a submitted check-in with ANY of B1_valence == 1, B2_stress == 7, B1_affect_sad == 5 or B1_affect_anxious == 5 — exact values, not thresholds, confirmed by Dr. Chang 2026-09-22 (DISTRESS_B1_VALENCE_FLOOR=1, DISTRESS_B2_STRESS_CEILING=7, DISTRESS_B1_AFFECT_CEILING=5 in dashboard/data/config.py) — pauses prompts for DISTRESS_MOMENTARY_PAUSE_HOURS (24). Signal codes are b1_low_valence, b2_high_stress, b1_affect_sad and b1_affect_anxious; several can fire on one check-in and all are recorded. Skipped items never fire, and out-of-range values are rejected by the serializer before storage. This is separate from the ROUTING_TRIGGER_RULES inequality cutoffs used for coping-message topic selection. POST /ema/responses/ returns a resource_card after any check-in submitted under an active override, and the mobile EMA modal shows it in a 'resources' phase (Done button, tap-to-call). The card message opens with the 911 instruction, and RESOURCE_CARD_RESOURCES holds the seven resources from the study's resource document (Campus Counseling Center, 988 Suicide and Crisis Lifeline, Hitchcock Field &amp; Fork Pantry, National Alliance for Eating Disorders Helpline, SAMHSA National Helpline, National Problem Gambling Helpline, Florida's Gambling Helpline) with digits-only contacts for tap-to-call. Decisions by Dr. Chang 2026-09-23: staff alerts come from Qualtrics (it emails the PI and staff when a flagged baseline is submitted), not the backend, and the import only suppresses; contact_documented_at is a timestamp only, with who called and what was given kept in the staff contact log outside Django; staff mark a baseline flag documented in Django Admin (same day for the two PHQ-9 flags, at the next visit for alcohol/eating/gambling/food), and an unmarked flag suppresses that participant for the rest of the study by design; in-app (momentary) flags are resource-card-only with no staff notice; free_text_risk stays a manual Admin flag. Still open: (1) the import has not been run on a real export (it waits for the RS01-RS04 accounts); (2) the mobile resource screen must be tested on iPhone and Android and shipped to all participants before Day 8 (2026-09-28); (3) the backend and migrations 0049 (app) and 0005 (dashboard) must be deployed first; (4) the backend cannot see the app version, so old builds are suppressed but show no card. Open, unconfirmed: the alcohol override's 'other' gender default (lower threshold) is an interim choice, not yet sent to Dr. Chang for sign-off.</w:t>
+        <w:t>Section 11 distress override (added 2026-09-21): built in code (backend/app/distress.py, DistressFlag model, migration 0048), checked in _evaluate_user after the run-in gate and before the randomization draw. Baseline path: Qualtrics baseline screens raise a flag with signal codes phq9_self_harm, phq9_severity, scoff, audit_c, problem_gambling, food_insecurity or free_text_risk (codes only — never a score or free text); prompts stay paused until staff mark the contact documented via the Django Admin action 'Mark contact documented', after which randomization resumes. Momentary path: a submitted check-in with ANY of B1_valence == 1, B2_stress == 7, B1_affect_sad == 5 or B1_affect_anxious == 5 — exact values, not thresholds, confirmed by Dr. Chang 2026-09-22 (DISTRESS_B1_VALENCE_FLOOR=1, DISTRESS_B2_STRESS_CEILING=7, DISTRESS_B1_AFFECT_CEILING=5 in dashboard/data/config.py) — pauses prompts for DISTRESS_MOMENTARY_PAUSE_HOURS (24). Signal codes are b1_low_valence, b2_high_stress, b1_affect_sad and b1_affect_anxious; several can fire on one check-in and all are recorded. Skipped items never fire, and out-of-range values are rejected by the serializer before storage. This is separate from the ROUTING_TRIGGER_RULES inequality cutoffs used for coping-message topic selection. POST /ema/responses/ returns a resource_card after any check-in submitted under an active override, and the mobile EMA modal shows it in a 'resources' phase (Done button, tap-to-call). The card message opens with the 911 instruction, and RESOURCE_CARD_RESOURCES holds the seven resources from the study's resource document (Campus Counseling Center, 988 Suicide and Crisis Lifeline, Hitchcock Field &amp; Fork Pantry, National Alliance for Eating Disorders Helpline, SAMHSA National Helpline, National Problem Gambling Helpline, Florida's Gambling Helpline) with digits-only contacts for tap-to-call. Decisions by Dr. Chang 2026-09-23: staff alerts come from Qualtrics (it emails the PI and staff when a flagged baseline is submitted), not the backend, and the import only suppresses; contact_documented_at is a timestamp only, with who called and what was given kept in the staff contact log outside Django; staff mark a baseline flag documented in Django Admin (same day for the two PHQ-9 flags, at the next visit for alcohol/eating/gambling/food), and an unmarked flag suppresses that participant for the rest of the study by design; in-app (momentary) flags are resource-card-only with no staff notice; free_text_risk stays a manual Admin flag. Still open: (1) the import has not been run on a real export (it waits for the RS01-RS04 accounts); (2) the mobile resource screen must be tested on iPhone and Android and shipped to all participants before Day 8 (2026-09-28); (3) the backend and migrations 0049 (app) and 0005 (dashboard) must be deployed first; (4) the backend cannot see the app version, so old builds are suppressed but show no card. Open, unconfirmed: the alcohol override's 'other' gender default (lower threshold) is an interim choice, not yet sent to Dr. Chang for sign-off. Added 2026-10-17: every 200 response from GET /ema/next/ now also carries a boolean distress_active, true when a baseline or momentary distress flag is active for the participant. It is informational only and does not change what /ema/next/ serves.</w:t>
       </w:r>
     </w:p>
     <w:p>

--- a/Resources/REACT_Architecture.docx
+++ b/Resources/REACT_Architecture.docx
@@ -1100,7 +1100,7 @@
           </w:tcPr>
           <w:p>
             <w:r>
-              <w:t>Submit answers to the item(s) served by /ema/next/ (mobile app). Response also carries resource_card ({title, message, resources[]}), null unless a distress override is active (added 2026-09-21) Added 2026-10-19: POST /ema/responses/ returns the resource card after any flagged check-in whether or not a decision point was due, and nothing logs the app rendering it.</w:t>
+              <w:t>Submit answers to the item(s) served by /ema/next/ (mobile app). Response also carries resource_card ({title, message, resources[]}), null unless a distress override is active (added 2026-09-21) Added 2026-10-19: POST /ema/responses/ returns the resource card after any flagged check-in whether or not a decision point was due, and nothing logged the app rendering it. Updated 2026-10-22 (migration 0056): the app now logs engagement_log events resource_card_shown_checkin (card rendered after a flagged check-in; the new nullable EngagementLog.ema FK links the check-in that returned it) and resource_card_shown_home (card rendered on the home screen while a distress flag is active), once each time the card mounts on screen. Logging is fire-and-forget with no retry, and older builds log neither. EMA also gains app_version and app_build (blank = older build), sent by the app on POST /ema/responses/ from expo-application, so the backend can now see which build a check-in came from. POST /telemetry/engagement/ rejects an ema belonging to another user (400). The mobile change adds the expo-application native dependency and needs a new native build.</w:t>
             </w:r>
           </w:p>
         </w:tc>
@@ -7046,7 +7046,7 @@
     <w:p>
       <w:pPr/>
       <w:r>
-        <w:t>Section 11 distress override state (added 2026-09-21, migration 0048). While a flag is active, evaluate_jitai_triggers suppresses randomization for that participant and logs the decision point with suppression_reason 'distress_baseline' or 'distress_momentary'. Baseline flags come from the Qualtrics baseline screens and pause prompts until staff mark the contact documented; staff can create them by hand in Django Admin or, since 2026-09-21, by importing a scored Qualtrics export — manually, there is no schedule — through either the command `manage.py import_baseline_distress_flags --file &lt;path&gt; [--dry-run]` or the 'Import baseline export' button on Django Admin &gt; Distress flags (DistressFlagAdmin.import_baseline_view), which lets staff run it without a shell or database access; both share import_baseline_flags in backend/app/baseline_import.py. The command scores the export via analytics/baseline_survey_scoring/section11.py; its --id-column defaults to participant_id and --id-field to user_id (the export's participant_id is the numeric User.user_id), both overridable. The button takes a CSV upload from staff with the add-flag permission (5 MB cap; .xlsx not supported), reads it in memory without saving it, previews by default (nothing written; it lists what would be created, rows already on record, rows with a blank screening item, unrecognized columns and unmatched participant IDs), and writes only when staff choose the file again, uncheck 'Preview only' and submit. The write is refused if any screening instrument's items (PHQ-9, SCOFF, AUDIT-C, PGSI, Hunger Vital Sign) are missing from the export; creation is all-or-nothing, and each flag created gets a Django Admin log entry showing who imported it. The loader is qualtrics.read_export (path or file-like; returns frame plus diagnostics), wrapped by load_export. Momentary flags are raised by POST /ema/responses/ when a submitted check-in has ANY of B1_valence == 1, B2_stress == 7, B1_affect_sad == 5 or B1_affect_anxious == 5 (exact values confirmed by Dr. Chang 2026-09-22; constants in dashboard/data/config.py). Only signal codes are stored — never a score or free text (IRB). Added 2026-10-19 (migration 0054): JITAILog.distress_flag_active is true on every decision row written while any distress flag was active (baseline or momentary), whether the row was below threshold, run-in, randomized out or sent. It is context only: it does not drive any decision, and suppression_reason still records what blocked a prompt. It is exposed on the JITAI API, the monitor decision events and timeline, and analytics (JITAILog now has 37 columns). manage.py backfill_distress_flag_active [--dry-run] [--user &lt;id&gt;] fills older rows. Added 2026-10-19: POST /ema/responses/ returns the resource card after any flagged check-in whether or not a decision point was due, and nothing logs the app rendering it.</w:t>
+        <w:t>Section 11 distress override state (added 2026-09-21, migration 0048). While a flag is active, evaluate_jitai_triggers suppresses randomization for that participant and logs the decision point with suppression_reason 'distress_baseline' or 'distress_momentary'. Baseline flags come from the Qualtrics baseline screens and pause prompts until staff mark the contact documented; staff can create them by hand in Django Admin or, since 2026-09-21, by importing a scored Qualtrics export — manually, there is no schedule — through either the command `manage.py import_baseline_distress_flags --file &lt;path&gt; [--dry-run]` or the 'Import baseline export' button on Django Admin &gt; Distress flags (DistressFlagAdmin.import_baseline_view), which lets staff run it without a shell or database access; both share import_baseline_flags in backend/app/baseline_import.py. The command scores the export via analytics/baseline_survey_scoring/section11.py; its --id-column defaults to participant_id and --id-field to user_id (the export's participant_id is the numeric User.user_id), both overridable. The button takes a CSV upload from staff with the add-flag permission (5 MB cap; .xlsx not supported), reads it in memory without saving it, previews by default (nothing written; it lists what would be created, rows already on record, rows with a blank screening item, unrecognized columns and unmatched participant IDs), and writes only when staff choose the file again, uncheck 'Preview only' and submit. The write is refused if any screening instrument's items (PHQ-9, SCOFF, AUDIT-C, PGSI, Hunger Vital Sign) are missing from the export; creation is all-or-nothing, and each flag created gets a Django Admin log entry showing who imported it. The loader is qualtrics.read_export (path or file-like; returns frame plus diagnostics), wrapped by load_export. Momentary flags are raised by POST /ema/responses/ when a submitted check-in has ANY of B1_valence == 1, B2_stress == 7, B1_affect_sad == 5 or B1_affect_anxious == 5 (exact values confirmed by Dr. Chang 2026-09-22; constants in dashboard/data/config.py). Only signal codes are stored — never a score or free text (IRB). Added 2026-10-19 (migration 0054): JITAILog.distress_flag_active is true on every decision row written while any distress flag was active (baseline or momentary), whether the row was below threshold, run-in, randomized out or sent. It is context only: it does not drive any decision, and suppression_reason still records what blocked a prompt. It is exposed on the JITAI API, the monitor decision events and timeline, and analytics (JITAILog now has 37 columns). manage.py backfill_distress_flag_active [--dry-run] [--user &lt;id&gt;] fills older rows. Added 2026-10-19: POST /ema/responses/ returns the resource card after any flagged check-in whether or not a decision point was due, and nothing logged the app rendering it. Updated 2026-10-22 (migration 0056): the app now logs engagement_log events resource_card_shown_checkin (card rendered after a flagged check-in; the new nullable EngagementLog.ema FK links the check-in that returned it) and resource_card_shown_home (card rendered on the home screen while a distress flag is active), once each time the card mounts on screen. Logging is fire-and-forget with no retry, and older builds log neither. EMA also gains app_version and app_build (blank = older build), sent by the app on POST /ema/responses/ from expo-application, so the backend can now see which build a check-in came from. POST /telemetry/engagement/ rejects an ema belonging to another user (400). The mobile change adds the expo-application native dependency and needs a new native build.</w:t>
       </w:r>
     </w:p>
     <w:tbl>
@@ -7552,7 +7552,7 @@
     </w:p>
     <w:p>
       <w:r>
-        <w:t>Section 11 distress override (added 2026-09-21): built in code (backend/app/distress.py, DistressFlag model, migration 0048), checked in _evaluate_user after the run-in gate and before the randomization draw. Baseline path: Qualtrics baseline screens raise a flag with signal codes phq9_self_harm, phq9_severity, scoff, audit_c, problem_gambling, food_insecurity or free_text_risk (codes only — never a score or free text); prompts stay paused until staff mark the contact documented via the Django Admin action 'Mark contact documented', after which randomization resumes. Momentary path: a submitted check-in with ANY of B1_valence == 1, B2_stress == 7, B1_affect_sad == 5 or B1_affect_anxious == 5 — exact values, not thresholds, confirmed by Dr. Chang 2026-09-22 (DISTRESS_B1_VALENCE_FLOOR=1, DISTRESS_B2_STRESS_CEILING=7, DISTRESS_B1_AFFECT_CEILING=5 in dashboard/data/config.py) — pauses prompts for DISTRESS_MOMENTARY_PAUSE_HOURS (24). Signal codes are b1_low_valence, b2_high_stress, b1_affect_sad and b1_affect_anxious; several can fire on one check-in and all are recorded. Skipped items never fire, and out-of-range values are rejected by the serializer before storage. This is separate from the ROUTING_TRIGGER_RULES inequality cutoffs used for coping-message topic selection. POST /ema/responses/ returns a resource_card after any check-in submitted under an active override, and the mobile EMA modal shows it in a 'resources' phase (Done button, tap-to-call). The card message opens with the 911 instruction, and RESOURCE_CARD_RESOURCES holds the seven resources from the study's resource document (Campus Counseling Center, 988 Suicide and Crisis Lifeline, Hitchcock Field &amp; Fork Pantry, National Alliance for Eating Disorders Helpline, SAMHSA National Helpline, National Problem Gambling Helpline, Florida's Gambling Helpline) with digits-only contacts for tap-to-call. Decisions by Dr. Chang 2026-09-23: staff alerts come from Qualtrics (it emails the PI and staff when a flagged baseline is submitted), not the backend, and the import only suppresses; contact_documented_at is a timestamp only, with who called and what was given kept in the staff contact log outside Django; staff mark a baseline flag documented in Django Admin (same day for the two PHQ-9 flags, at the next visit for alcohol/eating/gambling/food), and an unmarked flag suppresses that participant for the rest of the study by design; in-app (momentary) flags are resource-card-only with no staff notice; free_text_risk stays a manual Admin flag. Still open: (1) the import has not been run on a real export (it waits for the RS01-RS04 accounts); (2) the mobile resource screen must be tested on iPhone and Android and shipped to all participants before Day 8 (2026-09-28); (3) the backend and migrations 0049 (app) and 0005 (dashboard) must be deployed first; (4) the backend cannot see the app version, so old builds are suppressed but show no card. Open, unconfirmed: the alcohol override's 'other' gender default (lower threshold) is an interim choice, not yet sent to Dr. Chang for sign-off. Added 2026-10-17: every 200 response from GET /ema/next/ now also carries a boolean distress_active, true when a baseline or momentary distress flag is active for the participant. It is informational only and does not change what /ema/next/ serves.</w:t>
+        <w:t>Section 11 distress override (added 2026-09-21): built in code (backend/app/distress.py, DistressFlag model, migration 0048), checked in _evaluate_user after the run-in gate and before the randomization draw. Baseline path: Qualtrics baseline screens raise a flag with signal codes phq9_self_harm, phq9_severity, scoff, audit_c, problem_gambling, food_insecurity or free_text_risk (codes only — never a score or free text); prompts stay paused until staff mark the contact documented via the Django Admin action 'Mark contact documented', after which randomization resumes. Momentary path: a submitted check-in with ANY of B1_valence == 1, B2_stress == 7, B1_affect_sad == 5 or B1_affect_anxious == 5 — exact values, not thresholds, confirmed by Dr. Chang 2026-09-22 (DISTRESS_B1_VALENCE_FLOOR=1, DISTRESS_B2_STRESS_CEILING=7, DISTRESS_B1_AFFECT_CEILING=5 in dashboard/data/config.py) — pauses prompts for DISTRESS_MOMENTARY_PAUSE_HOURS (24). Signal codes are b1_low_valence, b2_high_stress, b1_affect_sad and b1_affect_anxious; several can fire on one check-in and all are recorded. Skipped items never fire, and out-of-range values are rejected by the serializer before storage. This is separate from the ROUTING_TRIGGER_RULES inequality cutoffs used for coping-message topic selection. POST /ema/responses/ returns a resource_card after any check-in submitted under an active override, and the mobile EMA modal shows it in a 'resources' phase (Done button, tap-to-call). The card message opens with the 911 instruction, and RESOURCE_CARD_RESOURCES holds the seven resources from the study's resource document (Campus Counseling Center, 988 Suicide and Crisis Lifeline, Hitchcock Field &amp; Fork Pantry, National Alliance for Eating Disorders Helpline, SAMHSA National Helpline, National Problem Gambling Helpline, Florida's Gambling Helpline) with digits-only contacts for tap-to-call. Decisions by Dr. Chang 2026-09-23: staff alerts come from Qualtrics (it emails the PI and staff when a flagged baseline is submitted), not the backend, and the import only suppresses; contact_documented_at is a timestamp only, with who called and what was given kept in the staff contact log outside Django; staff mark a baseline flag documented in Django Admin (same day for the two PHQ-9 flags, at the next visit for alcohol/eating/gambling/food), and an unmarked flag suppresses that participant for the rest of the study by design; in-app (momentary) flags are resource-card-only with no staff notice; free_text_risk stays a manual Admin flag. Still open: (1) the import has not been run on a real export (it waits for the RS01-RS04 accounts); (2) the mobile resource screen must be tested on iPhone and Android and shipped to all participants before Day 8 (2026-09-28); (3) the backend and migrations 0049 (app) and 0005 (dashboard) must be deployed first; (4) as of 2026-10-22 (migration 0056) EMA.app_version / app_build record the build that submitted each check-in (blank = older build, which is suppressed but shows no card). Open, unconfirmed: the alcohol override's 'other' gender default (lower threshold) is an interim choice, not yet sent to Dr. Chang for sign-off. Added 2026-10-17: every 200 response from GET /ema/next/ now also carries a boolean distress_active, true when a baseline or momentary distress flag is active for the participant. It is informational only and does not change what /ema/next/ serves.</w:t>
       </w:r>
     </w:p>
     <w:p>
@@ -8240,27 +8240,27 @@
           </w:tcPr>
           <w:p>
             <w:r>
-              <w:t>wearable_device</w:t>
-            </w:r>
-          </w:p>
-        </w:tc>
-        <w:tc>
-          <w:tcPr>
-            <w:tcW w:type="dxa" w:w="3249"/>
-          </w:tcPr>
-          <w:p>
-            <w:r>
-              <w:t>id</w:t>
-            </w:r>
-          </w:p>
-        </w:tc>
-        <w:tc>
-          <w:tcPr>
-            <w:tcW w:type="dxa" w:w="3249"/>
-          </w:tcPr>
-          <w:p>
-            <w:r>
-              <w:t>Infrastructure — primary key</w:t>
+              <w:t>user</w:t>
+            </w:r>
+          </w:p>
+        </w:tc>
+        <w:tc>
+          <w:tcPr>
+            <w:tcW w:type="dxa" w:w="3249"/>
+          </w:tcPr>
+          <w:p>
+            <w:r>
+              <w:t>schedule_restarted_at</w:t>
+            </w:r>
+          </w:p>
+        </w:tc>
+        <w:tc>
+          <w:tcPr>
+            <w:tcW w:type="dxa" w:w="3249"/>
+          </w:tcPr>
+          <w:p>
+            <w:r>
+              <w:t>Enrollment audit — set when staff restart a schedule by moving enrolled_at; records before it are pre-restart (migration 0055)</w:t>
             </w:r>
           </w:p>
         </w:tc>
@@ -8282,17 +8282,17 @@
           </w:tcPr>
           <w:p>
             <w:r>
-              <w:t>user_id</w:t>
-            </w:r>
-          </w:p>
-        </w:tc>
-        <w:tc>
-          <w:tcPr>
-            <w:tcW w:type="dxa" w:w="3249"/>
-          </w:tcPr>
-          <w:p>
-            <w:r>
-              <w:t>Infrastructure — FK → user</w:t>
+              <w:t>id</w:t>
+            </w:r>
+          </w:p>
+        </w:tc>
+        <w:tc>
+          <w:tcPr>
+            <w:tcW w:type="dxa" w:w="3249"/>
+          </w:tcPr>
+          <w:p>
+            <w:r>
+              <w:t>Infrastructure — primary key</w:t>
             </w:r>
           </w:p>
         </w:tc>
@@ -8314,17 +8314,17 @@
           </w:tcPr>
           <w:p>
             <w:r>
-              <w:t>labfront_participant_id</w:t>
-            </w:r>
-          </w:p>
-        </w:tc>
-        <w:tc>
-          <w:tcPr>
-            <w:tcW w:type="dxa" w:w="3249"/>
-          </w:tcPr>
-          <w:p>
-            <w:r>
-              <w:t>Data pipeline — Labfront API key per participant</w:t>
+              <w:t>user_id</w:t>
+            </w:r>
+          </w:p>
+        </w:tc>
+        <w:tc>
+          <w:tcPr>
+            <w:tcW w:type="dxa" w:w="3249"/>
+          </w:tcPr>
+          <w:p>
+            <w:r>
+              <w:t>Infrastructure — FK → user</w:t>
             </w:r>
           </w:p>
         </w:tc>
@@ -8346,17 +8346,17 @@
           </w:tcPr>
           <w:p>
             <w:r>
-              <w:t>is_active</w:t>
-            </w:r>
-          </w:p>
-        </w:tc>
-        <w:tc>
-          <w:tcPr>
-            <w:tcW w:type="dxa" w:w="3249"/>
-          </w:tcPr>
-          <w:p>
-            <w:r>
-              <w:t>Device compliance monitoring</w:t>
+              <w:t>labfront_participant_id</w:t>
+            </w:r>
+          </w:p>
+        </w:tc>
+        <w:tc>
+          <w:tcPr>
+            <w:tcW w:type="dxa" w:w="3249"/>
+          </w:tcPr>
+          <w:p>
+            <w:r>
+              <w:t>Data pipeline — Labfront API key per participant</w:t>
             </w:r>
           </w:p>
         </w:tc>
@@ -8378,7 +8378,7 @@
           </w:tcPr>
           <w:p>
             <w:r>
-              <w:t>last_synced_at</w:t>
+              <w:t>is_active</w:t>
             </w:r>
           </w:p>
         </w:tc>
@@ -8400,27 +8400,27 @@
           </w:tcPr>
           <w:p>
             <w:r>
-              <w:t>wearable_sync</w:t>
-            </w:r>
-          </w:p>
-        </w:tc>
-        <w:tc>
-          <w:tcPr>
-            <w:tcW w:type="dxa" w:w="3249"/>
-          </w:tcPr>
-          <w:p>
-            <w:r>
-              <w:t>id</w:t>
-            </w:r>
-          </w:p>
-        </w:tc>
-        <w:tc>
-          <w:tcPr>
-            <w:tcW w:type="dxa" w:w="3249"/>
-          </w:tcPr>
-          <w:p>
-            <w:r>
-              <w:t>Infrastructure — primary key</w:t>
+              <w:t>wearable_device</w:t>
+            </w:r>
+          </w:p>
+        </w:tc>
+        <w:tc>
+          <w:tcPr>
+            <w:tcW w:type="dxa" w:w="3249"/>
+          </w:tcPr>
+          <w:p>
+            <w:r>
+              <w:t>last_synced_at</w:t>
+            </w:r>
+          </w:p>
+        </w:tc>
+        <w:tc>
+          <w:tcPr>
+            <w:tcW w:type="dxa" w:w="3249"/>
+          </w:tcPr>
+          <w:p>
+            <w:r>
+              <w:t>Device compliance monitoring</w:t>
             </w:r>
           </w:p>
         </w:tc>
@@ -8442,17 +8442,17 @@
           </w:tcPr>
           <w:p>
             <w:r>
-              <w:t>user_id</w:t>
-            </w:r>
-          </w:p>
-        </w:tc>
-        <w:tc>
-          <w:tcPr>
-            <w:tcW w:type="dxa" w:w="3249"/>
-          </w:tcPr>
-          <w:p>
-            <w:r>
-              <w:t>Infrastructure — FK → user</w:t>
+              <w:t>id</w:t>
+            </w:r>
+          </w:p>
+        </w:tc>
+        <w:tc>
+          <w:tcPr>
+            <w:tcW w:type="dxa" w:w="3249"/>
+          </w:tcPr>
+          <w:p>
+            <w:r>
+              <w:t>Infrastructure — primary key</w:t>
             </w:r>
           </w:p>
         </w:tc>
@@ -8474,17 +8474,17 @@
           </w:tcPr>
           <w:p>
             <w:r>
-              <w:t>observed_at</w:t>
-            </w:r>
-          </w:p>
-        </w:tc>
-        <w:tc>
-          <w:tcPr>
-            <w:tcW w:type="dxa" w:w="3249"/>
-          </w:tcPr>
-          <w:p>
-            <w:r>
-              <w:t>Data provenance — when this sync observation was recorded</w:t>
+              <w:t>user_id</w:t>
+            </w:r>
+          </w:p>
+        </w:tc>
+        <w:tc>
+          <w:tcPr>
+            <w:tcW w:type="dxa" w:w="3249"/>
+          </w:tcPr>
+          <w:p>
+            <w:r>
+              <w:t>Infrastructure — FK → user</w:t>
             </w:r>
           </w:p>
         </w:tc>
@@ -8506,17 +8506,17 @@
           </w:tcPr>
           <w:p>
             <w:r>
-              <w:t>source</w:t>
-            </w:r>
-          </w:p>
-        </w:tc>
-        <w:tc>
-          <w:tcPr>
-            <w:tcW w:type="dxa" w:w="3249"/>
-          </w:tcPr>
-          <w:p>
-            <w:r>
-              <w:t>Data provenance — 'ingest' (Labfront) vs. 'client' (mobile PATCH)</w:t>
+              <w:t>observed_at</w:t>
+            </w:r>
+          </w:p>
+        </w:tc>
+        <w:tc>
+          <w:tcPr>
+            <w:tcW w:type="dxa" w:w="3249"/>
+          </w:tcPr>
+          <w:p>
+            <w:r>
+              <w:t>Data provenance — when this sync observation was recorded</w:t>
             </w:r>
           </w:p>
         </w:tc>
@@ -8538,17 +8538,17 @@
           </w:tcPr>
           <w:p>
             <w:r>
-              <w:t>last_synced_at</w:t>
-            </w:r>
-          </w:p>
-        </w:tc>
-        <w:tc>
-          <w:tcPr>
-            <w:tcW w:type="dxa" w:w="3249"/>
-          </w:tcPr>
-          <w:p>
-            <w:r>
-              <w:t>Device compliance monitoring — sync-outage vs. non-wear distinction</w:t>
+              <w:t>source</w:t>
+            </w:r>
+          </w:p>
+        </w:tc>
+        <w:tc>
+          <w:tcPr>
+            <w:tcW w:type="dxa" w:w="3249"/>
+          </w:tcPr>
+          <w:p>
+            <w:r>
+              <w:t>Data provenance — 'ingest' (Labfront) vs. 'client' (mobile PATCH)</w:t>
             </w:r>
           </w:p>
         </w:tc>
@@ -8570,17 +8570,17 @@
           </w:tcPr>
           <w:p>
             <w:r>
-              <w:t>samples_written</w:t>
-            </w:r>
-          </w:p>
-        </w:tc>
-        <w:tc>
-          <w:tcPr>
-            <w:tcW w:type="dxa" w:w="3249"/>
-          </w:tcPr>
-          <w:p>
-            <w:r>
-              <w:t>Device compliance monitoring — batch size, if known</w:t>
+              <w:t>last_synced_at</w:t>
+            </w:r>
+          </w:p>
+        </w:tc>
+        <w:tc>
+          <w:tcPr>
+            <w:tcW w:type="dxa" w:w="3249"/>
+          </w:tcPr>
+          <w:p>
+            <w:r>
+              <w:t>Device compliance monitoring — sync-outage vs. non-wear distinction</w:t>
             </w:r>
           </w:p>
         </w:tc>
@@ -8592,27 +8592,27 @@
           </w:tcPr>
           <w:p>
             <w:r>
-              <w:t>heart_rate_sample</w:t>
-            </w:r>
-          </w:p>
-        </w:tc>
-        <w:tc>
-          <w:tcPr>
-            <w:tcW w:type="dxa" w:w="3249"/>
-          </w:tcPr>
-          <w:p>
-            <w:r>
-              <w:t>id</w:t>
-            </w:r>
-          </w:p>
-        </w:tc>
-        <w:tc>
-          <w:tcPr>
-            <w:tcW w:type="dxa" w:w="3249"/>
-          </w:tcPr>
-          <w:p>
-            <w:r>
-              <w:t>Infrastructure — primary key</w:t>
+              <w:t>wearable_sync</w:t>
+            </w:r>
+          </w:p>
+        </w:tc>
+        <w:tc>
+          <w:tcPr>
+            <w:tcW w:type="dxa" w:w="3249"/>
+          </w:tcPr>
+          <w:p>
+            <w:r>
+              <w:t>samples_written</w:t>
+            </w:r>
+          </w:p>
+        </w:tc>
+        <w:tc>
+          <w:tcPr>
+            <w:tcW w:type="dxa" w:w="3249"/>
+          </w:tcPr>
+          <w:p>
+            <w:r>
+              <w:t>Device compliance monitoring — batch size, if known</w:t>
             </w:r>
           </w:p>
         </w:tc>
@@ -8634,17 +8634,17 @@
           </w:tcPr>
           <w:p>
             <w:r>
-              <w:t>user_id</w:t>
-            </w:r>
-          </w:p>
-        </w:tc>
-        <w:tc>
-          <w:tcPr>
-            <w:tcW w:type="dxa" w:w="3249"/>
-          </w:tcPr>
-          <w:p>
-            <w:r>
-              <w:t>Infrastructure — FK → user</w:t>
+              <w:t>id</w:t>
+            </w:r>
+          </w:p>
+        </w:tc>
+        <w:tc>
+          <w:tcPr>
+            <w:tcW w:type="dxa" w:w="3249"/>
+          </w:tcPr>
+          <w:p>
+            <w:r>
+              <w:t>Infrastructure — primary key</w:t>
             </w:r>
           </w:p>
         </w:tc>
@@ -8666,17 +8666,17 @@
           </w:tcPr>
           <w:p>
             <w:r>
-              <w:t>timestamp</w:t>
-            </w:r>
-          </w:p>
-        </w:tc>
-        <w:tc>
-          <w:tcPr>
-            <w:tcW w:type="dxa" w:w="3249"/>
-          </w:tcPr>
-          <w:p>
-            <w:r>
-              <w:t>Data provenance — when the sample was recorded</w:t>
+              <w:t>user_id</w:t>
+            </w:r>
+          </w:p>
+        </w:tc>
+        <w:tc>
+          <w:tcPr>
+            <w:tcW w:type="dxa" w:w="3249"/>
+          </w:tcPr>
+          <w:p>
+            <w:r>
+              <w:t>Infrastructure — FK → user</w:t>
             </w:r>
           </w:p>
         </w:tc>
@@ -8698,17 +8698,17 @@
           </w:tcPr>
           <w:p>
             <w:r>
-              <w:t>bpm</w:t>
-            </w:r>
-          </w:p>
-        </w:tc>
-        <w:tc>
-          <w:tcPr>
-            <w:tcW w:type="dxa" w:w="3249"/>
-          </w:tcPr>
-          <w:p>
-            <w:r>
-              <w:t>JITAI decision — HR trigger signal</w:t>
+              <w:t>timestamp</w:t>
+            </w:r>
+          </w:p>
+        </w:tc>
+        <w:tc>
+          <w:tcPr>
+            <w:tcW w:type="dxa" w:w="3249"/>
+          </w:tcPr>
+          <w:p>
+            <w:r>
+              <w:t>Data provenance — when the sample was recorded</w:t>
             </w:r>
           </w:p>
         </w:tc>
@@ -8730,17 +8730,17 @@
           </w:tcPr>
           <w:p>
             <w:r>
-              <w:t>source</w:t>
-            </w:r>
-          </w:p>
-        </w:tc>
-        <w:tc>
-          <w:tcPr>
-            <w:tcW w:type="dxa" w:w="3249"/>
-          </w:tcPr>
-          <w:p>
-            <w:r>
-              <w:t>Data provenance — default: garmin_labfront</w:t>
+              <w:t>bpm</w:t>
+            </w:r>
+          </w:p>
+        </w:tc>
+        <w:tc>
+          <w:tcPr>
+            <w:tcW w:type="dxa" w:w="3249"/>
+          </w:tcPr>
+          <w:p>
+            <w:r>
+              <w:t>JITAI decision — HR trigger signal</w:t>
             </w:r>
           </w:p>
         </w:tc>
@@ -8752,27 +8752,27 @@
           </w:tcPr>
           <w:p>
             <w:r>
-              <w:t>stress_sample</w:t>
-            </w:r>
-          </w:p>
-        </w:tc>
-        <w:tc>
-          <w:tcPr>
-            <w:tcW w:type="dxa" w:w="3249"/>
-          </w:tcPr>
-          <w:p>
-            <w:r>
-              <w:t>id</w:t>
-            </w:r>
-          </w:p>
-        </w:tc>
-        <w:tc>
-          <w:tcPr>
-            <w:tcW w:type="dxa" w:w="3249"/>
-          </w:tcPr>
-          <w:p>
-            <w:r>
-              <w:t>Infrastructure — primary key</w:t>
+              <w:t>heart_rate_sample</w:t>
+            </w:r>
+          </w:p>
+        </w:tc>
+        <w:tc>
+          <w:tcPr>
+            <w:tcW w:type="dxa" w:w="3249"/>
+          </w:tcPr>
+          <w:p>
+            <w:r>
+              <w:t>source</w:t>
+            </w:r>
+          </w:p>
+        </w:tc>
+        <w:tc>
+          <w:tcPr>
+            <w:tcW w:type="dxa" w:w="3249"/>
+          </w:tcPr>
+          <w:p>
+            <w:r>
+              <w:t>Data provenance — default: garmin_labfront</w:t>
             </w:r>
           </w:p>
         </w:tc>
@@ -8794,17 +8794,17 @@
           </w:tcPr>
           <w:p>
             <w:r>
-              <w:t>user_id</w:t>
-            </w:r>
-          </w:p>
-        </w:tc>
-        <w:tc>
-          <w:tcPr>
-            <w:tcW w:type="dxa" w:w="3249"/>
-          </w:tcPr>
-          <w:p>
-            <w:r>
-              <w:t>Infrastructure — FK → user</w:t>
+              <w:t>id</w:t>
+            </w:r>
+          </w:p>
+        </w:tc>
+        <w:tc>
+          <w:tcPr>
+            <w:tcW w:type="dxa" w:w="3249"/>
+          </w:tcPr>
+          <w:p>
+            <w:r>
+              <w:t>Infrastructure — primary key</w:t>
             </w:r>
           </w:p>
         </w:tc>
@@ -8826,17 +8826,17 @@
           </w:tcPr>
           <w:p>
             <w:r>
-              <w:t>timestamp</w:t>
-            </w:r>
-          </w:p>
-        </w:tc>
-        <w:tc>
-          <w:tcPr>
-            <w:tcW w:type="dxa" w:w="3249"/>
-          </w:tcPr>
-          <w:p>
-            <w:r>
-              <w:t>Data provenance</w:t>
+              <w:t>user_id</w:t>
+            </w:r>
+          </w:p>
+        </w:tc>
+        <w:tc>
+          <w:tcPr>
+            <w:tcW w:type="dxa" w:w="3249"/>
+          </w:tcPr>
+          <w:p>
+            <w:r>
+              <w:t>Infrastructure — FK → user</w:t>
             </w:r>
           </w:p>
         </w:tc>
@@ -8858,17 +8858,17 @@
           </w:tcPr>
           <w:p>
             <w:r>
-              <w:t>stress_score</w:t>
-            </w:r>
-          </w:p>
-        </w:tc>
-        <w:tc>
-          <w:tcPr>
-            <w:tcW w:type="dxa" w:w="3249"/>
-          </w:tcPr>
-          <w:p>
-            <w:r>
-              <w:t>JITAI decision — Garmin stress trigger signal (0–100)</w:t>
+              <w:t>timestamp</w:t>
+            </w:r>
+          </w:p>
+        </w:tc>
+        <w:tc>
+          <w:tcPr>
+            <w:tcW w:type="dxa" w:w="3249"/>
+          </w:tcPr>
+          <w:p>
+            <w:r>
+              <w:t>Data provenance</w:t>
             </w:r>
           </w:p>
         </w:tc>
@@ -8890,17 +8890,17 @@
           </w:tcPr>
           <w:p>
             <w:r>
-              <w:t>source</w:t>
-            </w:r>
-          </w:p>
-        </w:tc>
-        <w:tc>
-          <w:tcPr>
-            <w:tcW w:type="dxa" w:w="3249"/>
-          </w:tcPr>
-          <w:p>
-            <w:r>
-              <w:t>Data provenance</w:t>
+              <w:t>stress_score</w:t>
+            </w:r>
+          </w:p>
+        </w:tc>
+        <w:tc>
+          <w:tcPr>
+            <w:tcW w:type="dxa" w:w="3249"/>
+          </w:tcPr>
+          <w:p>
+            <w:r>
+              <w:t>JITAI decision — Garmin stress trigger signal (0–100)</w:t>
             </w:r>
           </w:p>
         </w:tc>
@@ -8912,27 +8912,27 @@
           </w:tcPr>
           <w:p>
             <w:r>
-              <w:t>ema</w:t>
-            </w:r>
-          </w:p>
-        </w:tc>
-        <w:tc>
-          <w:tcPr>
-            <w:tcW w:type="dxa" w:w="3249"/>
-          </w:tcPr>
-          <w:p>
-            <w:r>
-              <w:t>id</w:t>
-            </w:r>
-          </w:p>
-        </w:tc>
-        <w:tc>
-          <w:tcPr>
-            <w:tcW w:type="dxa" w:w="3249"/>
-          </w:tcPr>
-          <w:p>
-            <w:r>
-              <w:t>Infrastructure — primary key</w:t>
+              <w:t>stress_sample</w:t>
+            </w:r>
+          </w:p>
+        </w:tc>
+        <w:tc>
+          <w:tcPr>
+            <w:tcW w:type="dxa" w:w="3249"/>
+          </w:tcPr>
+          <w:p>
+            <w:r>
+              <w:t>source</w:t>
+            </w:r>
+          </w:p>
+        </w:tc>
+        <w:tc>
+          <w:tcPr>
+            <w:tcW w:type="dxa" w:w="3249"/>
+          </w:tcPr>
+          <w:p>
+            <w:r>
+              <w:t>Data provenance</w:t>
             </w:r>
           </w:p>
         </w:tc>
@@ -8954,17 +8954,17 @@
           </w:tcPr>
           <w:p>
             <w:r>
-              <w:t>user_id</w:t>
-            </w:r>
-          </w:p>
-        </w:tc>
-        <w:tc>
-          <w:tcPr>
-            <w:tcW w:type="dxa" w:w="3249"/>
-          </w:tcPr>
-          <w:p>
-            <w:r>
-              <w:t>Infrastructure — FK → user</w:t>
+              <w:t>id</w:t>
+            </w:r>
+          </w:p>
+        </w:tc>
+        <w:tc>
+          <w:tcPr>
+            <w:tcW w:type="dxa" w:w="3249"/>
+          </w:tcPr>
+          <w:p>
+            <w:r>
+              <w:t>Infrastructure — primary key</w:t>
             </w:r>
           </w:p>
         </w:tc>
@@ -8986,17 +8986,17 @@
           </w:tcPr>
           <w:p>
             <w:r>
-              <w:t>prompt_id</w:t>
-            </w:r>
-          </w:p>
-        </w:tc>
-        <w:tc>
-          <w:tcPr>
-            <w:tcW w:type="dxa" w:w="3249"/>
-          </w:tcPr>
-          <w:p>
-            <w:r>
-              <w:t>JITAI delivery — template reference (never message text)</w:t>
+              <w:t>user_id</w:t>
+            </w:r>
+          </w:p>
+        </w:tc>
+        <w:tc>
+          <w:tcPr>
+            <w:tcW w:type="dxa" w:w="3249"/>
+          </w:tcPr>
+          <w:p>
+            <w:r>
+              <w:t>Infrastructure — FK → user</w:t>
             </w:r>
           </w:p>
         </w:tc>
@@ -9018,17 +9018,17 @@
           </w:tcPr>
           <w:p>
             <w:r>
-              <w:t>sent_at</w:t>
-            </w:r>
-          </w:p>
-        </w:tc>
-        <w:tc>
-          <w:tcPr>
-            <w:tcW w:type="dxa" w:w="3249"/>
-          </w:tcPr>
-          <w:p>
-            <w:r>
-              <w:t>JITAI delivery audit — when prompt was dispatched</w:t>
+              <w:t>prompt_id</w:t>
+            </w:r>
+          </w:p>
+        </w:tc>
+        <w:tc>
+          <w:tcPr>
+            <w:tcW w:type="dxa" w:w="3249"/>
+          </w:tcPr>
+          <w:p>
+            <w:r>
+              <w:t>JITAI delivery — template reference (never message text)</w:t>
             </w:r>
           </w:p>
         </w:tc>
@@ -9050,17 +9050,17 @@
           </w:tcPr>
           <w:p>
             <w:r>
-              <w:t>responded_at</w:t>
-            </w:r>
-          </w:p>
-        </w:tc>
-        <w:tc>
-          <w:tcPr>
-            <w:tcW w:type="dxa" w:w="3249"/>
-          </w:tcPr>
-          <w:p>
-            <w:r>
-              <w:t>JITAI delivery audit — response latency input</w:t>
+              <w:t>sent_at</w:t>
+            </w:r>
+          </w:p>
+        </w:tc>
+        <w:tc>
+          <w:tcPr>
+            <w:tcW w:type="dxa" w:w="3249"/>
+          </w:tcPr>
+          <w:p>
+            <w:r>
+              <w:t>JITAI delivery audit — when prompt was dispatched</w:t>
             </w:r>
           </w:p>
         </w:tc>
@@ -9082,17 +9082,17 @@
           </w:tcPr>
           <w:p>
             <w:r>
-              <w:t>status</w:t>
-            </w:r>
-          </w:p>
-        </w:tc>
-        <w:tc>
-          <w:tcPr>
-            <w:tcW w:type="dxa" w:w="3249"/>
-          </w:tcPr>
-          <w:p>
-            <w:r>
-              <w:t>JITAI delivery audit — pending / completed / expired</w:t>
+              <w:t>responded_at</w:t>
+            </w:r>
+          </w:p>
+        </w:tc>
+        <w:tc>
+          <w:tcPr>
+            <w:tcW w:type="dxa" w:w="3249"/>
+          </w:tcPr>
+          <w:p>
+            <w:r>
+              <w:t>JITAI delivery audit — response latency input</w:t>
             </w:r>
           </w:p>
         </w:tc>
@@ -9114,17 +9114,17 @@
           </w:tcPr>
           <w:p>
             <w:r>
-              <w:t>mood</w:t>
-            </w:r>
-          </w:p>
-        </w:tc>
-        <w:tc>
-          <w:tcPr>
-            <w:tcW w:type="dxa" w:w="3249"/>
-          </w:tcPr>
-          <w:p>
-            <w:r>
-              <w:t>EMA volatility — MSSD input (1–7 Likert)</w:t>
+              <w:t>status</w:t>
+            </w:r>
+          </w:p>
+        </w:tc>
+        <w:tc>
+          <w:tcPr>
+            <w:tcW w:type="dxa" w:w="3249"/>
+          </w:tcPr>
+          <w:p>
+            <w:r>
+              <w:t>JITAI delivery audit — pending / completed / expired</w:t>
             </w:r>
           </w:p>
         </w:tc>
@@ -9146,7 +9146,7 @@
           </w:tcPr>
           <w:p>
             <w:r>
-              <w:t>stress</w:t>
+              <w:t>mood</w:t>
             </w:r>
           </w:p>
         </w:tc>
@@ -9178,7 +9178,7 @@
           </w:tcPr>
           <w:p>
             <w:r>
-              <w:t>energy</w:t>
+              <w:t>stress</w:t>
             </w:r>
           </w:p>
         </w:tc>
@@ -9200,27 +9200,27 @@
           </w:tcPr>
           <w:p>
             <w:r>
-              <w:t>jitai_log</w:t>
-            </w:r>
-          </w:p>
-        </w:tc>
-        <w:tc>
-          <w:tcPr>
-            <w:tcW w:type="dxa" w:w="3249"/>
-          </w:tcPr>
-          <w:p>
-            <w:r>
-              <w:t>id</w:t>
-            </w:r>
-          </w:p>
-        </w:tc>
-        <w:tc>
-          <w:tcPr>
-            <w:tcW w:type="dxa" w:w="3249"/>
-          </w:tcPr>
-          <w:p>
-            <w:r>
-              <w:t>Infrastructure — primary key</w:t>
+              <w:t>ema</w:t>
+            </w:r>
+          </w:p>
+        </w:tc>
+        <w:tc>
+          <w:tcPr>
+            <w:tcW w:type="dxa" w:w="3249"/>
+          </w:tcPr>
+          <w:p>
+            <w:r>
+              <w:t>energy</w:t>
+            </w:r>
+          </w:p>
+        </w:tc>
+        <w:tc>
+          <w:tcPr>
+            <w:tcW w:type="dxa" w:w="3249"/>
+          </w:tcPr>
+          <w:p>
+            <w:r>
+              <w:t>EMA volatility — MSSD input (1–7 Likert)</w:t>
             </w:r>
           </w:p>
         </w:tc>
@@ -9242,17 +9242,17 @@
           </w:tcPr>
           <w:p>
             <w:r>
-              <w:t>user_id</w:t>
-            </w:r>
-          </w:p>
-        </w:tc>
-        <w:tc>
-          <w:tcPr>
-            <w:tcW w:type="dxa" w:w="3249"/>
-          </w:tcPr>
-          <w:p>
-            <w:r>
-              <w:t>Infrastructure — FK → user</w:t>
+              <w:t>id</w:t>
+            </w:r>
+          </w:p>
+        </w:tc>
+        <w:tc>
+          <w:tcPr>
+            <w:tcW w:type="dxa" w:w="3249"/>
+          </w:tcPr>
+          <w:p>
+            <w:r>
+              <w:t>Infrastructure — primary key</w:t>
             </w:r>
           </w:p>
         </w:tc>
@@ -9274,17 +9274,17 @@
           </w:tcPr>
           <w:p>
             <w:r>
-              <w:t>prompt_id</w:t>
-            </w:r>
-          </w:p>
-        </w:tc>
-        <w:tc>
-          <w:tcPr>
-            <w:tcW w:type="dxa" w:w="3249"/>
-          </w:tcPr>
-          <w:p>
-            <w:r>
-              <w:t>JITAI delivery — template reference (IRB: no message text stored)</w:t>
+              <w:t>user_id</w:t>
+            </w:r>
+          </w:p>
+        </w:tc>
+        <w:tc>
+          <w:tcPr>
+            <w:tcW w:type="dxa" w:w="3249"/>
+          </w:tcPr>
+          <w:p>
+            <w:r>
+              <w:t>Infrastructure — FK → user</w:t>
             </w:r>
           </w:p>
         </w:tc>
@@ -9306,17 +9306,17 @@
           </w:tcPr>
           <w:p>
             <w:r>
-              <w:t>triggered_at</w:t>
-            </w:r>
-          </w:p>
-        </w:tc>
-        <w:tc>
-          <w:tcPr>
-            <w:tcW w:type="dxa" w:w="3249"/>
-          </w:tcPr>
-          <w:p>
-            <w:r>
-              <w:t>MRT — decision point timestamp</w:t>
+              <w:t>prompt_id</w:t>
+            </w:r>
+          </w:p>
+        </w:tc>
+        <w:tc>
+          <w:tcPr>
+            <w:tcW w:type="dxa" w:w="3249"/>
+          </w:tcPr>
+          <w:p>
+            <w:r>
+              <w:t>JITAI delivery — template reference (IRB: no message text stored)</w:t>
             </w:r>
           </w:p>
         </w:tc>
@@ -9338,17 +9338,17 @@
           </w:tcPr>
           <w:p>
             <w:r>
-              <w:t>trigger_reason</w:t>
-            </w:r>
-          </w:p>
-        </w:tc>
-        <w:tc>
-          <w:tcPr>
-            <w:tcW w:type="dxa" w:w="3249"/>
-          </w:tcPr>
-          <w:p>
-            <w:r>
-              <w:t>JITAI decision — signal audit string (e.g. hr_elevated+stress_high)</w:t>
+              <w:t>triggered_at</w:t>
+            </w:r>
+          </w:p>
+        </w:tc>
+        <w:tc>
+          <w:tcPr>
+            <w:tcW w:type="dxa" w:w="3249"/>
+          </w:tcPr>
+          <w:p>
+            <w:r>
+              <w:t>MRT — decision point timestamp</w:t>
             </w:r>
           </w:p>
         </w:tc>
@@ -9370,17 +9370,17 @@
           </w:tcPr>
           <w:p>
             <w:r>
-              <w:t>hr_at_trigger</w:t>
-            </w:r>
-          </w:p>
-        </w:tc>
-        <w:tc>
-          <w:tcPr>
-            <w:tcW w:type="dxa" w:w="3249"/>
-          </w:tcPr>
-          <w:p>
-            <w:r>
-              <w:t>JITAI decision — HR snapshot at decision point</w:t>
+              <w:t>trigger_reason</w:t>
+            </w:r>
+          </w:p>
+        </w:tc>
+        <w:tc>
+          <w:tcPr>
+            <w:tcW w:type="dxa" w:w="3249"/>
+          </w:tcPr>
+          <w:p>
+            <w:r>
+              <w:t>JITAI decision — signal audit string (e.g. hr_elevated+stress_high)</w:t>
             </w:r>
           </w:p>
         </w:tc>
@@ -9402,17 +9402,17 @@
           </w:tcPr>
           <w:p>
             <w:r>
-              <w:t>stress_at_trigger</w:t>
-            </w:r>
-          </w:p>
-        </w:tc>
-        <w:tc>
-          <w:tcPr>
-            <w:tcW w:type="dxa" w:w="3249"/>
-          </w:tcPr>
-          <w:p>
-            <w:r>
-              <w:t>JITAI decision — Garmin stress snapshot at decision point</w:t>
+              <w:t>hr_at_trigger</w:t>
+            </w:r>
+          </w:p>
+        </w:tc>
+        <w:tc>
+          <w:tcPr>
+            <w:tcW w:type="dxa" w:w="3249"/>
+          </w:tcPr>
+          <w:p>
+            <w:r>
+              <w:t>JITAI decision — HR snapshot at decision point</w:t>
             </w:r>
           </w:p>
         </w:tc>
@@ -9434,17 +9434,17 @@
           </w:tcPr>
           <w:p>
             <w:r>
-              <w:t>ema_id</w:t>
-            </w:r>
-          </w:p>
-        </w:tc>
-        <w:tc>
-          <w:tcPr>
-            <w:tcW w:type="dxa" w:w="3249"/>
-          </w:tcPr>
-          <w:p>
-            <w:r>
-              <w:t>JITAI decision — FK → EMA that drove the decision (nullable)</w:t>
+              <w:t>stress_at_trigger</w:t>
+            </w:r>
+          </w:p>
+        </w:tc>
+        <w:tc>
+          <w:tcPr>
+            <w:tcW w:type="dxa" w:w="3249"/>
+          </w:tcPr>
+          <w:p>
+            <w:r>
+              <w:t>JITAI decision — Garmin stress snapshot at decision point</w:t>
             </w:r>
           </w:p>
         </w:tc>
@@ -9466,17 +9466,17 @@
           </w:tcPr>
           <w:p>
             <w:r>
-              <w:t>observed_mssd</w:t>
-            </w:r>
-          </w:p>
-        </w:tc>
-        <w:tc>
-          <w:tcPr>
-            <w:tcW w:type="dxa" w:w="3249"/>
-          </w:tcPr>
-          <w:p>
-            <w:r>
-              <w:t>EMA volatility — MSSD score at decision point</w:t>
+              <w:t>ema_id</w:t>
+            </w:r>
+          </w:p>
+        </w:tc>
+        <w:tc>
+          <w:tcPr>
+            <w:tcW w:type="dxa" w:w="3249"/>
+          </w:tcPr>
+          <w:p>
+            <w:r>
+              <w:t>JITAI decision — FK → EMA that drove the decision (nullable)</w:t>
             </w:r>
           </w:p>
         </w:tc>
@@ -9498,17 +9498,17 @@
           </w:tcPr>
           <w:p>
             <w:r>
-              <w:t>send_prompt</w:t>
-            </w:r>
-          </w:p>
-        </w:tc>
-        <w:tc>
-          <w:tcPr>
-            <w:tcW w:type="dxa" w:w="3249"/>
-          </w:tcPr>
-          <w:p>
-            <w:r>
-              <w:t>MRT — treatment assignment: True = intervention arm, False = control</w:t>
+              <w:t>observed_mssd</w:t>
+            </w:r>
+          </w:p>
+        </w:tc>
+        <w:tc>
+          <w:tcPr>
+            <w:tcW w:type="dxa" w:w="3249"/>
+          </w:tcPr>
+          <w:p>
+            <w:r>
+              <w:t>EMA volatility — MSSD score at decision point</w:t>
             </w:r>
           </w:p>
         </w:tc>
@@ -9530,17 +9530,17 @@
           </w:tcPr>
           <w:p>
             <w:r>
-              <w:t>status</w:t>
-            </w:r>
-          </w:p>
-        </w:tc>
-        <w:tc>
-          <w:tcPr>
-            <w:tcW w:type="dxa" w:w="3249"/>
-          </w:tcPr>
-          <w:p>
-            <w:r>
-              <w:t>JITAI delivery audit — delivered / opened / interacted / failed / suppressed (suppressed added 2026-09-24)</w:t>
+              <w:t>send_prompt</w:t>
+            </w:r>
+          </w:p>
+        </w:tc>
+        <w:tc>
+          <w:tcPr>
+            <w:tcW w:type="dxa" w:w="3249"/>
+          </w:tcPr>
+          <w:p>
+            <w:r>
+              <w:t>MRT — treatment assignment: True = intervention arm, False = control</w:t>
             </w:r>
           </w:p>
         </w:tc>
@@ -9562,17 +9562,17 @@
           </w:tcPr>
           <w:p>
             <w:r>
-              <w:t>randomization_draw</w:t>
-            </w:r>
-          </w:p>
-        </w:tc>
-        <w:tc>
-          <w:tcPr>
-            <w:tcW w:type="dxa" w:w="3249"/>
-          </w:tcPr>
-          <w:p>
-            <w:r>
-              <w:t>MRT — Uniform(0,1) draw; with p enables causal analysis</w:t>
+              <w:t>status</w:t>
+            </w:r>
+          </w:p>
+        </w:tc>
+        <w:tc>
+          <w:tcPr>
+            <w:tcW w:type="dxa" w:w="3249"/>
+          </w:tcPr>
+          <w:p>
+            <w:r>
+              <w:t>JITAI delivery audit — delivered / opened / interacted / failed / suppressed (suppressed added 2026-09-24)</w:t>
             </w:r>
           </w:p>
         </w:tc>
@@ -9594,17 +9594,17 @@
           </w:tcPr>
           <w:p>
             <w:r>
-              <w:t>randomization_probability</w:t>
-            </w:r>
-          </w:p>
-        </w:tc>
-        <w:tc>
-          <w:tcPr>
-            <w:tcW w:type="dxa" w:w="3249"/>
-          </w:tcPr>
-          <w:p>
-            <w:r>
-              <w:t>MRT — p value used at this decision point (fixed 0.5 for pilot); null on suppressed rows</w:t>
+              <w:t>randomization_draw</w:t>
+            </w:r>
+          </w:p>
+        </w:tc>
+        <w:tc>
+          <w:tcPr>
+            <w:tcW w:type="dxa" w:w="3249"/>
+          </w:tcPr>
+          <w:p>
+            <w:r>
+              <w:t>MRT — Uniform(0,1) draw; with p enables causal analysis</w:t>
             </w:r>
           </w:p>
         </w:tc>
@@ -9626,17 +9626,17 @@
           </w:tcPr>
           <w:p>
             <w:r>
-              <w:t>decision_point_id</w:t>
-            </w:r>
-          </w:p>
-        </w:tc>
-        <w:tc>
-          <w:tcPr>
-            <w:tcW w:type="dxa" w:w="3249"/>
-          </w:tcPr>
-          <w:p>
-            <w:r>
-              <w:t>MRT — idempotency key ensuring one log row per EMA decision point</w:t>
+              <w:t>randomization_probability</w:t>
+            </w:r>
+          </w:p>
+        </w:tc>
+        <w:tc>
+          <w:tcPr>
+            <w:tcW w:type="dxa" w:w="3249"/>
+          </w:tcPr>
+          <w:p>
+            <w:r>
+              <w:t>MRT — p value used at this decision point (fixed 0.5 for pilot); null on suppressed rows</w:t>
             </w:r>
           </w:p>
         </w:tc>
@@ -9648,27 +9648,27 @@
           </w:tcPr>
           <w:p>
             <w:r>
-              <w:t>phone_telemetry</w:t>
-            </w:r>
-          </w:p>
-        </w:tc>
-        <w:tc>
-          <w:tcPr>
-            <w:tcW w:type="dxa" w:w="3249"/>
-          </w:tcPr>
-          <w:p>
-            <w:r>
-              <w:t>id</w:t>
-            </w:r>
-          </w:p>
-        </w:tc>
-        <w:tc>
-          <w:tcPr>
-            <w:tcW w:type="dxa" w:w="3249"/>
-          </w:tcPr>
-          <w:p>
-            <w:r>
-              <w:t>Infrastructure — primary key</w:t>
+              <w:t>jitai_log</w:t>
+            </w:r>
+          </w:p>
+        </w:tc>
+        <w:tc>
+          <w:tcPr>
+            <w:tcW w:type="dxa" w:w="3249"/>
+          </w:tcPr>
+          <w:p>
+            <w:r>
+              <w:t>decision_point_id</w:t>
+            </w:r>
+          </w:p>
+        </w:tc>
+        <w:tc>
+          <w:tcPr>
+            <w:tcW w:type="dxa" w:w="3249"/>
+          </w:tcPr>
+          <w:p>
+            <w:r>
+              <w:t>MRT — idempotency key ensuring one log row per EMA decision point</w:t>
             </w:r>
           </w:p>
         </w:tc>
@@ -9690,17 +9690,17 @@
           </w:tcPr>
           <w:p>
             <w:r>
-              <w:t>user_id</w:t>
-            </w:r>
-          </w:p>
-        </w:tc>
-        <w:tc>
-          <w:tcPr>
-            <w:tcW w:type="dxa" w:w="3249"/>
-          </w:tcPr>
-          <w:p>
-            <w:r>
-              <w:t>Infrastructure — FK → user</w:t>
+              <w:t>id</w:t>
+            </w:r>
+          </w:p>
+        </w:tc>
+        <w:tc>
+          <w:tcPr>
+            <w:tcW w:type="dxa" w:w="3249"/>
+          </w:tcPr>
+          <w:p>
+            <w:r>
+              <w:t>Infrastructure — primary key</w:t>
             </w:r>
           </w:p>
         </w:tc>
@@ -9722,17 +9722,17 @@
           </w:tcPr>
           <w:p>
             <w:r>
-              <w:t>session_id</w:t>
-            </w:r>
-          </w:p>
-        </w:tc>
-        <w:tc>
-          <w:tcPr>
-            <w:tcW w:type="dxa" w:w="3249"/>
-          </w:tcPr>
-          <w:p>
-            <w:r>
-              <w:t>Data provenance — groups events within one app session</w:t>
+              <w:t>user_id</w:t>
+            </w:r>
+          </w:p>
+        </w:tc>
+        <w:tc>
+          <w:tcPr>
+            <w:tcW w:type="dxa" w:w="3249"/>
+          </w:tcPr>
+          <w:p>
+            <w:r>
+              <w:t>Infrastructure — FK → user</w:t>
             </w:r>
           </w:p>
         </w:tc>
@@ -9754,17 +9754,17 @@
           </w:tcPr>
           <w:p>
             <w:r>
-              <w:t>event_type</w:t>
-            </w:r>
-          </w:p>
-        </w:tc>
-        <w:tc>
-          <w:tcPr>
-            <w:tcW w:type="dxa" w:w="3249"/>
-          </w:tcPr>
-          <w:p>
-            <w:r>
-              <w:t>Cyber aggression telemetry — compose/navigation event type</w:t>
+              <w:t>session_id</w:t>
+            </w:r>
+          </w:p>
+        </w:tc>
+        <w:tc>
+          <w:tcPr>
+            <w:tcW w:type="dxa" w:w="3249"/>
+          </w:tcPr>
+          <w:p>
+            <w:r>
+              <w:t>Data provenance — groups events within one app session</w:t>
             </w:r>
           </w:p>
         </w:tc>
@@ -9786,17 +9786,17 @@
           </w:tcPr>
           <w:p>
             <w:r>
-              <w:t>occurred_at</w:t>
-            </w:r>
-          </w:p>
-        </w:tc>
-        <w:tc>
-          <w:tcPr>
-            <w:tcW w:type="dxa" w:w="3249"/>
-          </w:tcPr>
-          <w:p>
-            <w:r>
-              <w:t>Data provenance — client-side event timestamp</w:t>
+              <w:t>event_type</w:t>
+            </w:r>
+          </w:p>
+        </w:tc>
+        <w:tc>
+          <w:tcPr>
+            <w:tcW w:type="dxa" w:w="3249"/>
+          </w:tcPr>
+          <w:p>
+            <w:r>
+              <w:t>Cyber aggression telemetry — compose/navigation event type</w:t>
             </w:r>
           </w:p>
         </w:tc>
@@ -9818,17 +9818,17 @@
           </w:tcPr>
           <w:p>
             <w:r>
-              <w:t>recorded_at</w:t>
-            </w:r>
-          </w:p>
-        </w:tc>
-        <w:tc>
-          <w:tcPr>
-            <w:tcW w:type="dxa" w:w="3249"/>
-          </w:tcPr>
-          <w:p>
-            <w:r>
-              <w:t>Data provenance — server receipt timestamp</w:t>
+              <w:t>occurred_at</w:t>
+            </w:r>
+          </w:p>
+        </w:tc>
+        <w:tc>
+          <w:tcPr>
+            <w:tcW w:type="dxa" w:w="3249"/>
+          </w:tcPr>
+          <w:p>
+            <w:r>
+              <w:t>Data provenance — client-side event timestamp</w:t>
             </w:r>
           </w:p>
         </w:tc>
@@ -9850,17 +9850,17 @@
           </w:tcPr>
           <w:p>
             <w:r>
-              <w:t>screen_name</w:t>
-            </w:r>
-          </w:p>
-        </w:tc>
-        <w:tc>
-          <w:tcPr>
-            <w:tcW w:type="dxa" w:w="3249"/>
-          </w:tcPr>
-          <w:p>
-            <w:r>
-              <w:t>Cyber aggression telemetry — navigation context</w:t>
+              <w:t>recorded_at</w:t>
+            </w:r>
+          </w:p>
+        </w:tc>
+        <w:tc>
+          <w:tcPr>
+            <w:tcW w:type="dxa" w:w="3249"/>
+          </w:tcPr>
+          <w:p>
+            <w:r>
+              <w:t>Data provenance — server receipt timestamp</w:t>
             </w:r>
           </w:p>
         </w:tc>
@@ -9882,17 +9882,17 @@
           </w:tcPr>
           <w:p>
             <w:r>
-              <w:t>latency_ms</w:t>
-            </w:r>
-          </w:p>
-        </w:tc>
-        <w:tc>
-          <w:tcPr>
-            <w:tcW w:type="dxa" w:w="3249"/>
-          </w:tcPr>
-          <w:p>
-            <w:r>
-              <w:t>Cyber aggression telemetry — response hesitation signal</w:t>
+              <w:t>screen_name</w:t>
+            </w:r>
+          </w:p>
+        </w:tc>
+        <w:tc>
+          <w:tcPr>
+            <w:tcW w:type="dxa" w:w="3249"/>
+          </w:tcPr>
+          <w:p>
+            <w:r>
+              <w:t>Cyber aggression telemetry — navigation context</w:t>
             </w:r>
           </w:p>
         </w:tc>
@@ -9914,17 +9914,17 @@
           </w:tcPr>
           <w:p>
             <w:r>
-              <w:t>metadata (keystroke_count, delete_count)</w:t>
-            </w:r>
-          </w:p>
-        </w:tc>
-        <w:tc>
-          <w:tcPr>
-            <w:tcW w:type="dxa" w:w="3249"/>
-          </w:tcPr>
-          <w:p>
-            <w:r>
-              <w:t>Cyber aggression telemetry — compose churn signals (pending PI confirmation of construct assignment)</w:t>
+              <w:t>latency_ms</w:t>
+            </w:r>
+          </w:p>
+        </w:tc>
+        <w:tc>
+          <w:tcPr>
+            <w:tcW w:type="dxa" w:w="3249"/>
+          </w:tcPr>
+          <w:p>
+            <w:r>
+              <w:t>Cyber aggression telemetry — response hesitation signal</w:t>
             </w:r>
           </w:p>
         </w:tc>
@@ -9936,27 +9936,27 @@
           </w:tcPr>
           <w:p>
             <w:r>
-              <w:t>engagement_log</w:t>
-            </w:r>
-          </w:p>
-        </w:tc>
-        <w:tc>
-          <w:tcPr>
-            <w:tcW w:type="dxa" w:w="3249"/>
-          </w:tcPr>
-          <w:p>
-            <w:r>
-              <w:t>id</w:t>
-            </w:r>
-          </w:p>
-        </w:tc>
-        <w:tc>
-          <w:tcPr>
-            <w:tcW w:type="dxa" w:w="3249"/>
-          </w:tcPr>
-          <w:p>
-            <w:r>
-              <w:t>Infrastructure — primary key</w:t>
+              <w:t>phone_telemetry</w:t>
+            </w:r>
+          </w:p>
+        </w:tc>
+        <w:tc>
+          <w:tcPr>
+            <w:tcW w:type="dxa" w:w="3249"/>
+          </w:tcPr>
+          <w:p>
+            <w:r>
+              <w:t>metadata (keystroke_count, delete_count)</w:t>
+            </w:r>
+          </w:p>
+        </w:tc>
+        <w:tc>
+          <w:tcPr>
+            <w:tcW w:type="dxa" w:w="3249"/>
+          </w:tcPr>
+          <w:p>
+            <w:r>
+              <w:t>Cyber aggression telemetry — compose churn signals (pending PI confirmation of construct assignment)</w:t>
             </w:r>
           </w:p>
         </w:tc>
@@ -9978,17 +9978,17 @@
           </w:tcPr>
           <w:p>
             <w:r>
-              <w:t>user_id</w:t>
-            </w:r>
-          </w:p>
-        </w:tc>
-        <w:tc>
-          <w:tcPr>
-            <w:tcW w:type="dxa" w:w="3249"/>
-          </w:tcPr>
-          <w:p>
-            <w:r>
-              <w:t>Infrastructure — FK → user</w:t>
+              <w:t>id</w:t>
+            </w:r>
+          </w:p>
+        </w:tc>
+        <w:tc>
+          <w:tcPr>
+            <w:tcW w:type="dxa" w:w="3249"/>
+          </w:tcPr>
+          <w:p>
+            <w:r>
+              <w:t>Infrastructure — primary key</w:t>
             </w:r>
           </w:p>
         </w:tc>
@@ -10010,17 +10010,17 @@
           </w:tcPr>
           <w:p>
             <w:r>
-              <w:t>jitai_log_id</w:t>
-            </w:r>
-          </w:p>
-        </w:tc>
-        <w:tc>
-          <w:tcPr>
-            <w:tcW w:type="dxa" w:w="3249"/>
-          </w:tcPr>
-          <w:p>
-            <w:r>
-              <w:t>MRT — FK → jitai_log; links engagement event to decision point</w:t>
+              <w:t>user_id</w:t>
+            </w:r>
+          </w:p>
+        </w:tc>
+        <w:tc>
+          <w:tcPr>
+            <w:tcW w:type="dxa" w:w="3249"/>
+          </w:tcPr>
+          <w:p>
+            <w:r>
+              <w:t>Infrastructure — FK → user</w:t>
             </w:r>
           </w:p>
         </w:tc>
@@ -10042,17 +10042,17 @@
           </w:tcPr>
           <w:p>
             <w:r>
-              <w:t>event_type</w:t>
-            </w:r>
-          </w:p>
-        </w:tc>
-        <w:tc>
-          <w:tcPr>
-            <w:tcW w:type="dxa" w:w="3249"/>
-          </w:tcPr>
-          <w:p>
-            <w:r>
-              <w:t>JITAI delivery audit — notification/EMA engagement type</w:t>
+              <w:t>jitai_log_id</w:t>
+            </w:r>
+          </w:p>
+        </w:tc>
+        <w:tc>
+          <w:tcPr>
+            <w:tcW w:type="dxa" w:w="3249"/>
+          </w:tcPr>
+          <w:p>
+            <w:r>
+              <w:t>MRT — FK → jitai_log; links engagement event to decision point</w:t>
             </w:r>
           </w:p>
         </w:tc>
@@ -10074,17 +10074,17 @@
           </w:tcPr>
           <w:p>
             <w:r>
-              <w:t>occurred_at</w:t>
-            </w:r>
-          </w:p>
-        </w:tc>
-        <w:tc>
-          <w:tcPr>
-            <w:tcW w:type="dxa" w:w="3249"/>
-          </w:tcPr>
-          <w:p>
-            <w:r>
-              <w:t>JITAI delivery audit — client-side timestamp</w:t>
+              <w:t>ema_id</w:t>
+            </w:r>
+          </w:p>
+        </w:tc>
+        <w:tc>
+          <w:tcPr>
+            <w:tcW w:type="dxa" w:w="3249"/>
+          </w:tcPr>
+          <w:p>
+            <w:r>
+              <w:t>JITAI delivery audit — nullable FK → ema; links resource_card_shown_checkin to the check-in that returned the card (added 2026-10-22, migration 0056)</w:t>
             </w:r>
           </w:p>
         </w:tc>
@@ -10106,17 +10106,17 @@
           </w:tcPr>
           <w:p>
             <w:r>
-              <w:t>recorded_at</w:t>
-            </w:r>
-          </w:p>
-        </w:tc>
-        <w:tc>
-          <w:tcPr>
-            <w:tcW w:type="dxa" w:w="3249"/>
-          </w:tcPr>
-          <w:p>
-            <w:r>
-              <w:t>Data provenance — server receipt timestamp</w:t>
+              <w:t>event_type</w:t>
+            </w:r>
+          </w:p>
+        </w:tc>
+        <w:tc>
+          <w:tcPr>
+            <w:tcW w:type="dxa" w:w="3249"/>
+          </w:tcPr>
+          <w:p>
+            <w:r>
+              <w:t>JITAI delivery audit — notification/EMA engagement type</w:t>
             </w:r>
           </w:p>
         </w:tc>
@@ -10128,27 +10128,27 @@
           </w:tcPr>
           <w:p>
             <w:r>
-              <w:t>jitai_log</w:t>
-            </w:r>
-          </w:p>
-        </w:tc>
-        <w:tc>
-          <w:tcPr>
-            <w:tcW w:type="dxa" w:w="3249"/>
-          </w:tcPr>
-          <w:p>
-            <w:r>
-              <w:t>eligible_prompt_ids</w:t>
-            </w:r>
-          </w:p>
-        </w:tc>
-        <w:tc>
-          <w:tcPr>
-            <w:tcW w:type="dxa" w:w="3249"/>
-          </w:tcPr>
-          <w:p>
-            <w:r>
-              <w:t>MRT — JSON array of P-codes eligible at this decision point; records which prompts were available vs. which was drawn</w:t>
+              <w:t>engagement_log</w:t>
+            </w:r>
+          </w:p>
+        </w:tc>
+        <w:tc>
+          <w:tcPr>
+            <w:tcW w:type="dxa" w:w="3249"/>
+          </w:tcPr>
+          <w:p>
+            <w:r>
+              <w:t>occurred_at</w:t>
+            </w:r>
+          </w:p>
+        </w:tc>
+        <w:tc>
+          <w:tcPr>
+            <w:tcW w:type="dxa" w:w="3249"/>
+          </w:tcPr>
+          <w:p>
+            <w:r>
+              <w:t>JITAI delivery audit — client-side timestamp</w:t>
             </w:r>
           </w:p>
         </w:tc>
@@ -10160,27 +10160,27 @@
           </w:tcPr>
           <w:p>
             <w:r>
-              <w:t>jitai_log</w:t>
-            </w:r>
-          </w:p>
-        </w:tc>
-        <w:tc>
-          <w:tcPr>
-            <w:tcW w:type="dxa" w:w="3249"/>
-          </w:tcPr>
-          <w:p>
-            <w:r>
-              <w:t>ema_mood</w:t>
-            </w:r>
-          </w:p>
-        </w:tc>
-        <w:tc>
-          <w:tcPr>
-            <w:tcW w:type="dxa" w:w="3249"/>
-          </w:tcPr>
-          <w:p>
-            <w:r>
-              <w:t>MRT — EMA mood score at decision point (1–7 Likert); denormalized from EMA FK for flat-file analysis without joins</w:t>
+              <w:t>engagement_log</w:t>
+            </w:r>
+          </w:p>
+        </w:tc>
+        <w:tc>
+          <w:tcPr>
+            <w:tcW w:type="dxa" w:w="3249"/>
+          </w:tcPr>
+          <w:p>
+            <w:r>
+              <w:t>recorded_at</w:t>
+            </w:r>
+          </w:p>
+        </w:tc>
+        <w:tc>
+          <w:tcPr>
+            <w:tcW w:type="dxa" w:w="3249"/>
+          </w:tcPr>
+          <w:p>
+            <w:r>
+              <w:t>Data provenance — server receipt timestamp</w:t>
             </w:r>
           </w:p>
         </w:tc>
@@ -10202,17 +10202,17 @@
           </w:tcPr>
           <w:p>
             <w:r>
-              <w:t>ema_stress</w:t>
-            </w:r>
-          </w:p>
-        </w:tc>
-        <w:tc>
-          <w:tcPr>
-            <w:tcW w:type="dxa" w:w="3249"/>
-          </w:tcPr>
-          <w:p>
-            <w:r>
-              <w:t>MRT — EMA stress score at decision point (1–7 Likert); denormalized</w:t>
+              <w:t>eligible_prompt_ids</w:t>
+            </w:r>
+          </w:p>
+        </w:tc>
+        <w:tc>
+          <w:tcPr>
+            <w:tcW w:type="dxa" w:w="3249"/>
+          </w:tcPr>
+          <w:p>
+            <w:r>
+              <w:t>MRT — JSON array of P-codes eligible at this decision point; records which prompts were available vs. which was drawn</w:t>
             </w:r>
           </w:p>
         </w:tc>
@@ -10234,17 +10234,17 @@
           </w:tcPr>
           <w:p>
             <w:r>
-              <w:t>ema_energy</w:t>
-            </w:r>
-          </w:p>
-        </w:tc>
-        <w:tc>
-          <w:tcPr>
-            <w:tcW w:type="dxa" w:w="3249"/>
-          </w:tcPr>
-          <w:p>
-            <w:r>
-              <w:t>MRT — EMA energy score at decision point (1–7 Likert); denormalized</w:t>
+              <w:t>ema_mood</w:t>
+            </w:r>
+          </w:p>
+        </w:tc>
+        <w:tc>
+          <w:tcPr>
+            <w:tcW w:type="dxa" w:w="3249"/>
+          </w:tcPr>
+          <w:p>
+            <w:r>
+              <w:t>MRT — EMA mood score at decision point (1–7 Likert); denormalized from EMA FK for flat-file analysis without joins</w:t>
             </w:r>
           </w:p>
         </w:tc>
@@ -10266,17 +10266,17 @@
           </w:tcPr>
           <w:p>
             <w:r>
-              <w:t>trigger_signal</w:t>
-            </w:r>
-          </w:p>
-        </w:tc>
-        <w:tc>
-          <w:tcPr>
-            <w:tcW w:type="dxa" w:w="3249"/>
-          </w:tcPr>
-          <w:p>
-            <w:r>
-              <w:t>JITAI decision — telemetry signal that contributed (reserved; null until HRV/sleep spec from Celia is wired in)</w:t>
+              <w:t>ema_stress</w:t>
+            </w:r>
+          </w:p>
+        </w:tc>
+        <w:tc>
+          <w:tcPr>
+            <w:tcW w:type="dxa" w:w="3249"/>
+          </w:tcPr>
+          <w:p>
+            <w:r>
+              <w:t>MRT — EMA stress score at decision point (1–7 Likert); denormalized</w:t>
             </w:r>
           </w:p>
         </w:tc>
@@ -10298,17 +10298,17 @@
           </w:tcPr>
           <w:p>
             <w:r>
-              <w:t>decision_made_at</w:t>
-            </w:r>
-          </w:p>
-        </w:tc>
-        <w:tc>
-          <w:tcPr>
-            <w:tcW w:type="dxa" w:w="3249"/>
-          </w:tcPr>
-          <w:p>
-            <w:r>
-              <w:t>JITAI delivery audit — decision-point timestamp, indexed for MRT time-series queries</w:t>
+              <w:t>ema_energy</w:t>
+            </w:r>
+          </w:p>
+        </w:tc>
+        <w:tc>
+          <w:tcPr>
+            <w:tcW w:type="dxa" w:w="3249"/>
+          </w:tcPr>
+          <w:p>
+            <w:r>
+              <w:t>MRT — EMA energy score at decision point (1–7 Likert); denormalized</w:t>
             </w:r>
           </w:p>
         </w:tc>
@@ -10330,17 +10330,17 @@
           </w:tcPr>
           <w:p>
             <w:r>
-              <w:t>push_sent_at</w:t>
-            </w:r>
-          </w:p>
-        </w:tc>
-        <w:tc>
-          <w:tcPr>
-            <w:tcW w:type="dxa" w:w="3249"/>
-          </w:tcPr>
-          <w:p>
-            <w:r>
-              <w:t>JITAI delivery audit — when Expo accepted the push for delivery</w:t>
+              <w:t>trigger_signal</w:t>
+            </w:r>
+          </w:p>
+        </w:tc>
+        <w:tc>
+          <w:tcPr>
+            <w:tcW w:type="dxa" w:w="3249"/>
+          </w:tcPr>
+          <w:p>
+            <w:r>
+              <w:t>JITAI decision — telemetry signal that contributed (reserved; null until HRV/sleep spec from Celia is wired in)</w:t>
             </w:r>
           </w:p>
         </w:tc>
@@ -10362,17 +10362,17 @@
           </w:tcPr>
           <w:p>
             <w:r>
-              <w:t>device_received_at</w:t>
-            </w:r>
-          </w:p>
-        </w:tc>
-        <w:tc>
-          <w:tcPr>
-            <w:tcW w:type="dxa" w:w="3249"/>
-          </w:tcPr>
-          <w:p>
-            <w:r>
-              <w:t>JITAI delivery audit — when the mobile app confirmed on-device receipt</w:t>
+              <w:t>decision_made_at</w:t>
+            </w:r>
+          </w:p>
+        </w:tc>
+        <w:tc>
+          <w:tcPr>
+            <w:tcW w:type="dxa" w:w="3249"/>
+          </w:tcPr>
+          <w:p>
+            <w:r>
+              <w:t>JITAI delivery audit — decision-point timestamp, indexed for MRT time-series queries</w:t>
             </w:r>
           </w:p>
         </w:tc>
@@ -10394,17 +10394,17 @@
           </w:tcPr>
           <w:p>
             <w:r>
-              <w:t>receipt_reported_at</w:t>
-            </w:r>
-          </w:p>
-        </w:tc>
-        <w:tc>
-          <w:tcPr>
-            <w:tcW w:type="dxa" w:w="3249"/>
-          </w:tcPr>
-          <w:p>
-            <w:r>
-              <w:t>Data provenance — server timestamp when the client-reported receipt arrived</w:t>
+              <w:t>push_sent_at</w:t>
+            </w:r>
+          </w:p>
+        </w:tc>
+        <w:tc>
+          <w:tcPr>
+            <w:tcW w:type="dxa" w:w="3249"/>
+          </w:tcPr>
+          <w:p>
+            <w:r>
+              <w:t>JITAI delivery audit — when Expo accepted the push for delivery</w:t>
             </w:r>
           </w:p>
         </w:tc>
@@ -10426,17 +10426,17 @@
           </w:tcPr>
           <w:p>
             <w:r>
-              <w:t>delivery_status</w:t>
-            </w:r>
-          </w:p>
-        </w:tc>
-        <w:tc>
-          <w:tcPr>
-            <w:tcW w:type="dxa" w:w="3249"/>
-          </w:tcPr>
-          <w:p>
-            <w:r>
-              <w:t>JITAI delivery audit — pending / not_sent / suppressed / accepted_by_expo / handed_to_provider / received_on_device / failed</w:t>
+              <w:t>device_received_at</w:t>
+            </w:r>
+          </w:p>
+        </w:tc>
+        <w:tc>
+          <w:tcPr>
+            <w:tcW w:type="dxa" w:w="3249"/>
+          </w:tcPr>
+          <w:p>
+            <w:r>
+              <w:t>JITAI delivery audit — when the mobile app confirmed on-device receipt</w:t>
             </w:r>
           </w:p>
         </w:tc>
@@ -10458,17 +10458,17 @@
           </w:tcPr>
           <w:p>
             <w:r>
-              <w:t>delivery_error</w:t>
-            </w:r>
-          </w:p>
-        </w:tc>
-        <w:tc>
-          <w:tcPr>
-            <w:tcW w:type="dxa" w:w="3249"/>
-          </w:tcPr>
-          <w:p>
-            <w:r>
-              <w:t>JITAI delivery audit — Expo/ticket error detail when delivery_status = failed</w:t>
+              <w:t>receipt_reported_at</w:t>
+            </w:r>
+          </w:p>
+        </w:tc>
+        <w:tc>
+          <w:tcPr>
+            <w:tcW w:type="dxa" w:w="3249"/>
+          </w:tcPr>
+          <w:p>
+            <w:r>
+              <w:t>Data provenance — server timestamp when the client-reported receipt arrived</w:t>
             </w:r>
           </w:p>
         </w:tc>
@@ -10490,17 +10490,17 @@
           </w:tcPr>
           <w:p>
             <w:r>
-              <w:t>expo_ticket_id</w:t>
-            </w:r>
-          </w:p>
-        </w:tc>
-        <w:tc>
-          <w:tcPr>
-            <w:tcW w:type="dxa" w:w="3249"/>
-          </w:tcPr>
-          <w:p>
-            <w:r>
-              <w:t>JITAI delivery audit — Expo ticket ID for receipt lookup (added 2026-10-08)</w:t>
+              <w:t>delivery_status</w:t>
+            </w:r>
+          </w:p>
+        </w:tc>
+        <w:tc>
+          <w:tcPr>
+            <w:tcW w:type="dxa" w:w="3249"/>
+          </w:tcPr>
+          <w:p>
+            <w:r>
+              <w:t>JITAI delivery audit — pending / not_sent / suppressed / accepted_by_expo / handed_to_provider / received_on_device / failed</w:t>
             </w:r>
           </w:p>
         </w:tc>
@@ -10522,17 +10522,17 @@
           </w:tcPr>
           <w:p>
             <w:r>
-              <w:t>expo_receipt_status</w:t>
-            </w:r>
-          </w:p>
-        </w:tc>
-        <w:tc>
-          <w:tcPr>
-            <w:tcW w:type="dxa" w:w="3249"/>
-          </w:tcPr>
-          <w:p>
-            <w:r>
-              <w:t>JITAI delivery audit — Expo receipt result ok/error (added 2026-10-08)</w:t>
+              <w:t>delivery_error</w:t>
+            </w:r>
+          </w:p>
+        </w:tc>
+        <w:tc>
+          <w:tcPr>
+            <w:tcW w:type="dxa" w:w="3249"/>
+          </w:tcPr>
+          <w:p>
+            <w:r>
+              <w:t>JITAI delivery audit — Expo/ticket error detail when delivery_status = failed</w:t>
             </w:r>
           </w:p>
         </w:tc>
@@ -10554,17 +10554,17 @@
           </w:tcPr>
           <w:p>
             <w:r>
-              <w:t>expo_receipt_error</w:t>
-            </w:r>
-          </w:p>
-        </w:tc>
-        <w:tc>
-          <w:tcPr>
-            <w:tcW w:type="dxa" w:w="3249"/>
-          </w:tcPr>
-          <w:p>
-            <w:r>
-              <w:t>JITAI delivery audit — Expo receipt error code (added 2026-10-08)</w:t>
+              <w:t>expo_ticket_id</w:t>
+            </w:r>
+          </w:p>
+        </w:tc>
+        <w:tc>
+          <w:tcPr>
+            <w:tcW w:type="dxa" w:w="3249"/>
+          </w:tcPr>
+          <w:p>
+            <w:r>
+              <w:t>JITAI delivery audit — Expo ticket ID for receipt lookup (added 2026-10-08)</w:t>
             </w:r>
           </w:p>
         </w:tc>
@@ -10586,17 +10586,17 @@
           </w:tcPr>
           <w:p>
             <w:r>
-              <w:t>expo_receipt_checked_at</w:t>
-            </w:r>
-          </w:p>
-        </w:tc>
-        <w:tc>
-          <w:tcPr>
-            <w:tcW w:type="dxa" w:w="3249"/>
-          </w:tcPr>
-          <w:p>
-            <w:r>
-              <w:t>Data provenance — when the Expo receipt was last checked (added 2026-10-08)</w:t>
+              <w:t>expo_receipt_status</w:t>
+            </w:r>
+          </w:p>
+        </w:tc>
+        <w:tc>
+          <w:tcPr>
+            <w:tcW w:type="dxa" w:w="3249"/>
+          </w:tcPr>
+          <w:p>
+            <w:r>
+              <w:t>JITAI delivery audit — Expo receipt result ok/error (added 2026-10-08)</w:t>
             </w:r>
           </w:p>
         </w:tc>
@@ -10618,17 +10618,17 @@
           </w:tcPr>
           <w:p>
             <w:r>
-              <w:t>receipt_platform</w:t>
-            </w:r>
-          </w:p>
-        </w:tc>
-        <w:tc>
-          <w:tcPr>
-            <w:tcW w:type="dxa" w:w="3249"/>
-          </w:tcPr>
-          <w:p>
-            <w:r>
-              <w:t>Data provenance — client platform (ios / android) reported with the delivery receipt</w:t>
+              <w:t>expo_receipt_error</w:t>
+            </w:r>
+          </w:p>
+        </w:tc>
+        <w:tc>
+          <w:tcPr>
+            <w:tcW w:type="dxa" w:w="3249"/>
+          </w:tcPr>
+          <w:p>
+            <w:r>
+              <w:t>JITAI delivery audit — Expo receipt error code (added 2026-10-08)</w:t>
             </w:r>
           </w:p>
         </w:tc>
@@ -10650,17 +10650,17 @@
           </w:tcPr>
           <w:p>
             <w:r>
-              <w:t>receipt_app_state</w:t>
-            </w:r>
-          </w:p>
-        </w:tc>
-        <w:tc>
-          <w:tcPr>
-            <w:tcW w:type="dxa" w:w="3249"/>
-          </w:tcPr>
-          <w:p>
-            <w:r>
-              <w:t>Data provenance — app foreground/background state reported with the delivery receipt</w:t>
+              <w:t>expo_receipt_checked_at</w:t>
+            </w:r>
+          </w:p>
+        </w:tc>
+        <w:tc>
+          <w:tcPr>
+            <w:tcW w:type="dxa" w:w="3249"/>
+          </w:tcPr>
+          <w:p>
+            <w:r>
+              <w:t>Data provenance — when the Expo receipt was last checked (added 2026-10-08)</w:t>
             </w:r>
           </w:p>
         </w:tc>
@@ -10682,17 +10682,17 @@
           </w:tcPr>
           <w:p>
             <w:r>
-              <w:t>message_arm</w:t>
-            </w:r>
-          </w:p>
-        </w:tc>
-        <w:tc>
-          <w:tcPr>
-            <w:tcW w:type="dxa" w:w="3249"/>
-          </w:tcPr>
-          <w:p>
-            <w:r>
-              <w:t>MRT — message-content arm assignment ('coping'/'control'); isolates content effect from send-decision effect (added 2026-08-25)</w:t>
+              <w:t>receipt_platform</w:t>
+            </w:r>
+          </w:p>
+        </w:tc>
+        <w:tc>
+          <w:tcPr>
+            <w:tcW w:type="dxa" w:w="3249"/>
+          </w:tcPr>
+          <w:p>
+            <w:r>
+              <w:t>Data provenance — client platform (ios / android) reported with the delivery receipt</w:t>
             </w:r>
           </w:p>
         </w:tc>
@@ -10714,17 +10714,17 @@
           </w:tcPr>
           <w:p>
             <w:r>
-              <w:t>arm_randomization_probability</w:t>
-            </w:r>
-          </w:p>
-        </w:tc>
-        <w:tc>
-          <w:tcPr>
-            <w:tcW w:type="dxa" w:w="3249"/>
-          </w:tcPr>
-          <w:p>
-            <w:r>
-              <w:t>MRT — arm-draw p value (added 2026-08-25)</w:t>
+              <w:t>receipt_app_state</w:t>
+            </w:r>
+          </w:p>
+        </w:tc>
+        <w:tc>
+          <w:tcPr>
+            <w:tcW w:type="dxa" w:w="3249"/>
+          </w:tcPr>
+          <w:p>
+            <w:r>
+              <w:t>Data provenance — app foreground/background state reported with the delivery receipt</w:t>
             </w:r>
           </w:p>
         </w:tc>
@@ -10746,17 +10746,17 @@
           </w:tcPr>
           <w:p>
             <w:r>
-              <w:t>arm_randomization_draw</w:t>
-            </w:r>
-          </w:p>
-        </w:tc>
-        <w:tc>
-          <w:tcPr>
-            <w:tcW w:type="dxa" w:w="3249"/>
-          </w:tcPr>
-          <w:p>
-            <w:r>
-              <w:t>MRT — arm-stage Uniform(0,1) draw, logged separately from randomization_draw (added 2026-08-25)</w:t>
+              <w:t>message_arm</w:t>
+            </w:r>
+          </w:p>
+        </w:tc>
+        <w:tc>
+          <w:tcPr>
+            <w:tcW w:type="dxa" w:w="3249"/>
+          </w:tcPr>
+          <w:p>
+            <w:r>
+              <w:t>MRT — message-content arm assignment ('coping'/'control'); isolates content effect from send-decision effect (added 2026-08-25)</w:t>
             </w:r>
           </w:p>
         </w:tc>
@@ -10778,17 +10778,17 @@
           </w:tcPr>
           <w:p>
             <w:r>
-              <w:t>evaluated_items</w:t>
-            </w:r>
-          </w:p>
-        </w:tc>
-        <w:tc>
-          <w:tcPr>
-            <w:tcW w:type="dxa" w:w="3249"/>
-          </w:tcPr>
-          <w:p>
-            <w:r>
-              <w:t>JITAI decision — routing item snapshot at decision point (added 2026-09-07)</w:t>
+              <w:t>arm_randomization_probability</w:t>
+            </w:r>
+          </w:p>
+        </w:tc>
+        <w:tc>
+          <w:tcPr>
+            <w:tcW w:type="dxa" w:w="3249"/>
+          </w:tcPr>
+          <w:p>
+            <w:r>
+              <w:t>MRT — arm-draw p value (added 2026-08-25)</w:t>
             </w:r>
           </w:p>
         </w:tc>
@@ -10810,17 +10810,17 @@
           </w:tcPr>
           <w:p>
             <w:r>
-              <w:t>matched_categories</w:t>
-            </w:r>
-          </w:p>
-        </w:tc>
-        <w:tc>
-          <w:tcPr>
-            <w:tcW w:type="dxa" w:w="3249"/>
-          </w:tcPr>
-          <w:p>
-            <w:r>
-              <w:t>JITAI decision — trigger categories matched at decision point (added 2026-09-07)</w:t>
+              <w:t>arm_randomization_draw</w:t>
+            </w:r>
+          </w:p>
+        </w:tc>
+        <w:tc>
+          <w:tcPr>
+            <w:tcW w:type="dxa" w:w="3249"/>
+          </w:tcPr>
+          <w:p>
+            <w:r>
+              <w:t>MRT — arm-stage Uniform(0,1) draw, logged separately from randomization_draw (added 2026-08-25)</w:t>
             </w:r>
           </w:p>
         </w:tc>
@@ -10842,17 +10842,17 @@
           </w:tcPr>
           <w:p>
             <w:r>
-              <w:t>category_drawn</w:t>
-            </w:r>
-          </w:p>
-        </w:tc>
-        <w:tc>
-          <w:tcPr>
-            <w:tcW w:type="dxa" w:w="3249"/>
-          </w:tcPr>
-          <w:p>
-            <w:r>
-              <w:t>JITAI delivery — category the delivered message was drawn from (added 2026-09-07)</w:t>
+              <w:t>evaluated_items</w:t>
+            </w:r>
+          </w:p>
+        </w:tc>
+        <w:tc>
+          <w:tcPr>
+            <w:tcW w:type="dxa" w:w="3249"/>
+          </w:tcPr>
+          <w:p>
+            <w:r>
+              <w:t>JITAI decision — routing item snapshot at decision point (added 2026-09-07)</w:t>
             </w:r>
           </w:p>
         </w:tc>
@@ -10874,17 +10874,17 @@
           </w:tcPr>
           <w:p>
             <w:r>
-              <w:t>fallback_reason</w:t>
-            </w:r>
-          </w:p>
-        </w:tc>
-        <w:tc>
-          <w:tcPr>
-            <w:tcW w:type="dxa" w:w="3249"/>
-          </w:tcPr>
-          <w:p>
-            <w:r>
-              <w:t>JITAI decision — why routing fell through to the general pool or override (added 2026-09-07, resolved 2026-09-08)</w:t>
+              <w:t>matched_categories</w:t>
+            </w:r>
+          </w:p>
+        </w:tc>
+        <w:tc>
+          <w:tcPr>
+            <w:tcW w:type="dxa" w:w="3249"/>
+          </w:tcPr>
+          <w:p>
+            <w:r>
+              <w:t>JITAI decision — trigger categories matched at decision point (added 2026-09-07)</w:t>
             </w:r>
           </w:p>
         </w:tc>
@@ -10896,27 +10896,27 @@
           </w:tcPr>
           <w:p>
             <w:r>
-              <w:t>ema</w:t>
-            </w:r>
-          </w:p>
-        </w:tc>
-        <w:tc>
-          <w:tcPr>
-            <w:tcW w:type="dxa" w:w="3249"/>
-          </w:tcPr>
-          <w:p>
-            <w:r>
-              <w:t>ema_type</w:t>
-            </w:r>
-          </w:p>
-        </w:tc>
-        <w:tc>
-          <w:tcPr>
-            <w:tcW w:type="dxa" w:w="3249"/>
-          </w:tcPr>
-          <w:p>
-            <w:r>
-              <w:t>JITAI delivery audit — distinguishes scheduled check-ins from post-decision-point / extra check-ins</w:t>
+              <w:t>jitai_log</w:t>
+            </w:r>
+          </w:p>
+        </w:tc>
+        <w:tc>
+          <w:tcPr>
+            <w:tcW w:type="dxa" w:w="3249"/>
+          </w:tcPr>
+          <w:p>
+            <w:r>
+              <w:t>category_drawn</w:t>
+            </w:r>
+          </w:p>
+        </w:tc>
+        <w:tc>
+          <w:tcPr>
+            <w:tcW w:type="dxa" w:w="3249"/>
+          </w:tcPr>
+          <w:p>
+            <w:r>
+              <w:t>JITAI delivery — category the delivered message was drawn from (added 2026-09-07)</w:t>
             </w:r>
           </w:p>
         </w:tc>
@@ -10928,27 +10928,27 @@
           </w:tcPr>
           <w:p>
             <w:r>
-              <w:t>ema</w:t>
-            </w:r>
-          </w:p>
-        </w:tc>
-        <w:tc>
-          <w:tcPr>
-            <w:tcW w:type="dxa" w:w="3249"/>
-          </w:tcPr>
-          <w:p>
-            <w:r>
-              <w:t>source_jitai_log_id</w:t>
-            </w:r>
-          </w:p>
-        </w:tc>
-        <w:tc>
-          <w:tcPr>
-            <w:tcW w:type="dxa" w:w="3249"/>
-          </w:tcPr>
-          <w:p>
-            <w:r>
-              <w:t>MRT — FK → jitai_log; links a post-prompt check-in to the decision point that opened its outcome window</w:t>
+              <w:t>jitai_log</w:t>
+            </w:r>
+          </w:p>
+        </w:tc>
+        <w:tc>
+          <w:tcPr>
+            <w:tcW w:type="dxa" w:w="3249"/>
+          </w:tcPr>
+          <w:p>
+            <w:r>
+              <w:t>fallback_reason</w:t>
+            </w:r>
+          </w:p>
+        </w:tc>
+        <w:tc>
+          <w:tcPr>
+            <w:tcW w:type="dxa" w:w="3249"/>
+          </w:tcPr>
+          <w:p>
+            <w:r>
+              <w:t>JITAI decision — why routing fell through to the general pool or override (added 2026-09-07, resolved 2026-09-08)</w:t>
             </w:r>
           </w:p>
         </w:tc>
@@ -10970,17 +10970,17 @@
           </w:tcPr>
           <w:p>
             <w:r>
-              <w:t>outcome_window_start, outcome_window_end</w:t>
-            </w:r>
-          </w:p>
-        </w:tc>
-        <w:tc>
-          <w:tcPr>
-            <w:tcW w:type="dxa" w:w="3249"/>
-          </w:tcPr>
-          <w:p>
-            <w:r>
-              <w:t>MRT — bounds of the 2-hour post-decision-point outcome window</w:t>
+              <w:t>ema_type</w:t>
+            </w:r>
+          </w:p>
+        </w:tc>
+        <w:tc>
+          <w:tcPr>
+            <w:tcW w:type="dxa" w:w="3249"/>
+          </w:tcPr>
+          <w:p>
+            <w:r>
+              <w:t>JITAI delivery audit — distinguishes scheduled check-ins from post-decision-point / extra check-ins</w:t>
             </w:r>
           </w:p>
         </w:tc>
@@ -11002,6 +11002,70 @@
           </w:tcPr>
           <w:p>
             <w:r>
+              <w:t>source_jitai_log_id</w:t>
+            </w:r>
+          </w:p>
+        </w:tc>
+        <w:tc>
+          <w:tcPr>
+            <w:tcW w:type="dxa" w:w="3249"/>
+          </w:tcPr>
+          <w:p>
+            <w:r>
+              <w:t>MRT — FK → jitai_log; links a post-prompt check-in to the decision point that opened its outcome window</w:t>
+            </w:r>
+          </w:p>
+        </w:tc>
+      </w:tr>
+      <w:tr>
+        <w:tc>
+          <w:tcPr>
+            <w:tcW w:type="dxa" w:w="3249"/>
+          </w:tcPr>
+          <w:p>
+            <w:r>
+              <w:t>ema</w:t>
+            </w:r>
+          </w:p>
+        </w:tc>
+        <w:tc>
+          <w:tcPr>
+            <w:tcW w:type="dxa" w:w="3249"/>
+          </w:tcPr>
+          <w:p>
+            <w:r>
+              <w:t>outcome_window_start, outcome_window_end</w:t>
+            </w:r>
+          </w:p>
+        </w:tc>
+        <w:tc>
+          <w:tcPr>
+            <w:tcW w:type="dxa" w:w="3249"/>
+          </w:tcPr>
+          <w:p>
+            <w:r>
+              <w:t>MRT — bounds of the 2-hour post-decision-point outcome window</w:t>
+            </w:r>
+          </w:p>
+        </w:tc>
+      </w:tr>
+      <w:tr>
+        <w:tc>
+          <w:tcPr>
+            <w:tcW w:type="dxa" w:w="3249"/>
+          </w:tcPr>
+          <w:p>
+            <w:r>
+              <w:t>ema</w:t>
+            </w:r>
+          </w:p>
+        </w:tc>
+        <w:tc>
+          <w:tcPr>
+            <w:tcW w:type="dxa" w:w="3249"/>
+          </w:tcPr>
+          <w:p>
+            <w:r>
               <w:t>expires_at</w:t>
             </w:r>
           </w:p>
@@ -11013,6 +11077,38 @@
           <w:p>
             <w:r>
               <w:t>JITAI delivery audit — when this prompt stops being offered</w:t>
+            </w:r>
+          </w:p>
+        </w:tc>
+      </w:tr>
+      <w:tr>
+        <w:tc>
+          <w:tcPr>
+            <w:tcW w:type="dxa" w:w="3249"/>
+          </w:tcPr>
+          <w:p>
+            <w:r>
+              <w:t>ema</w:t>
+            </w:r>
+          </w:p>
+        </w:tc>
+        <w:tc>
+          <w:tcPr>
+            <w:tcW w:type="dxa" w:w="3249"/>
+          </w:tcPr>
+          <w:p>
+            <w:r>
+              <w:t>app_version, app_build</w:t>
+            </w:r>
+          </w:p>
+        </w:tc>
+        <w:tc>
+          <w:tcPr>
+            <w:tcW w:type="dxa" w:w="3249"/>
+          </w:tcPr>
+          <w:p>
+            <w:r>
+              <w:t>Data provenance — app build that submitted the check-in (added 2026-10-22, migration 0056; blank = older build)</w:t>
             </w:r>
           </w:p>
         </w:tc>
